--- a/Readme.docx
+++ b/Readme.docx
@@ -13,7 +13,7 @@
           <w:kern w:val="36"/>
           <w:sz w:val="48"/>
           <w:szCs w:val="48"/>
-          <w:lang w:val="en-PK" w:eastAsia="en-PK"/>
+          <w:lang w:eastAsia="en-PK"/>
         </w:rPr>
       </w:pPr>
       <w:r>
@@ -24,9 +24,71 @@
           <w:kern w:val="36"/>
           <w:sz w:val="48"/>
           <w:szCs w:val="48"/>
-          <w:lang w:val="en-PK" w:eastAsia="en-PK"/>
-        </w:rPr>
-        <w:t>Signal Clone App - Android Project</w:t>
+          <w:lang w:eastAsia="en-PK"/>
+        </w:rPr>
+        <w:t>Signal Clone Application</w:t>
+      </w:r>
+    </w:p>
+    <w:p>
+      <w:pPr>
+        <w:spacing w:before="100" w:beforeAutospacing="1" w:after="100" w:afterAutospacing="1" w:line="240" w:lineRule="auto"/>
+        <w:rPr>
+          <w:rFonts w:ascii="Times New Roman" w:eastAsia="Times New Roman" w:hAnsi="Times New Roman" w:cs="Times New Roman"/>
+          <w:sz w:val="24"/>
+          <w:szCs w:val="24"/>
+          <w:lang w:eastAsia="en-PK"/>
+        </w:rPr>
+      </w:pPr>
+      <w:r>
+        <w:rPr>
+          <w:rFonts w:ascii="Times New Roman" w:eastAsia="Times New Roman" w:hAnsi="Times New Roman" w:cs="Times New Roman"/>
+          <w:sz w:val="24"/>
+          <w:szCs w:val="24"/>
+          <w:lang w:eastAsia="en-PK"/>
+        </w:rPr>
+        <w:t xml:space="preserve">This is a </w:t>
+      </w:r>
+      <w:r>
+        <w:rPr>
+          <w:rFonts w:ascii="Times New Roman" w:eastAsia="Times New Roman" w:hAnsi="Times New Roman" w:cs="Times New Roman"/>
+          <w:b/>
+          <w:bCs/>
+          <w:sz w:val="24"/>
+          <w:szCs w:val="24"/>
+          <w:lang w:eastAsia="en-PK"/>
+        </w:rPr>
+        <w:t>Signal Clone Application</w:t>
+      </w:r>
+      <w:r>
+        <w:rPr>
+          <w:rFonts w:ascii="Times New Roman" w:eastAsia="Times New Roman" w:hAnsi="Times New Roman" w:cs="Times New Roman"/>
+          <w:sz w:val="24"/>
+          <w:szCs w:val="24"/>
+          <w:lang w:eastAsia="en-PK"/>
+        </w:rPr>
+        <w:t xml:space="preserve"> built for Android using Kotlin. The project mimics some of the essential features of the Signal messaging app, including real-time chats, image messaging, user authentication, contact-based calling, and offline support with SQLite.</w:t>
+      </w:r>
+    </w:p>
+    <w:p>
+      <w:pPr>
+        <w:spacing w:after="0" w:line="240" w:lineRule="auto"/>
+        <w:rPr>
+          <w:rFonts w:ascii="Times New Roman" w:eastAsia="Times New Roman" w:hAnsi="Times New Roman" w:cs="Times New Roman"/>
+          <w:sz w:val="24"/>
+          <w:szCs w:val="24"/>
+          <w:lang w:eastAsia="en-PK"/>
+        </w:rPr>
+      </w:pPr>
+      <w:r>
+        <w:rPr>
+          <w:rFonts w:ascii="Times New Roman" w:eastAsia="Times New Roman" w:hAnsi="Times New Roman" w:cs="Times New Roman"/>
+          <w:sz w:val="24"/>
+          <w:szCs w:val="24"/>
+          <w:lang w:eastAsia="en-PK"/>
+        </w:rPr>
+        <w:pict w14:anchorId="327262DF">
+          <v:rect id="_x0000_i1025" style="width:0;height:1.5pt" o:hralign="center" o:hrstd="t" o:hr="t" fillcolor="#a0a0a0" stroked="f"/>
+        </w:pict>
       </w:r>
     </w:p>
     <w:p>
@@ -39,7 +101,7 @@
           <w:bCs/>
           <w:sz w:val="36"/>
           <w:szCs w:val="36"/>
-          <w:lang w:val="en-PK" w:eastAsia="en-PK"/>
+          <w:lang w:eastAsia="en-PK"/>
         </w:rPr>
       </w:pPr>
       <w:r>
@@ -49,29 +111,511 @@
           <w:bCs/>
           <w:sz w:val="36"/>
           <w:szCs w:val="36"/>
-          <w:lang w:val="en-PK" w:eastAsia="en-PK"/>
-        </w:rPr>
-        <w:t>Project Overview</w:t>
+          <w:lang w:eastAsia="en-PK"/>
+        </w:rPr>
+        <w:t>Features</w:t>
       </w:r>
     </w:p>
     <w:p>
       <w:pPr>
         <w:spacing w:before="100" w:beforeAutospacing="1" w:after="100" w:afterAutospacing="1" w:line="240" w:lineRule="auto"/>
-        <w:rPr>
-          <w:rFonts w:ascii="Times New Roman" w:eastAsia="Times New Roman" w:hAnsi="Times New Roman" w:cs="Times New Roman"/>
-          <w:sz w:val="24"/>
-          <w:szCs w:val="24"/>
-          <w:lang w:val="en-PK" w:eastAsia="en-PK"/>
-        </w:rPr>
-      </w:pPr>
-      <w:r>
-        <w:rPr>
-          <w:rFonts w:ascii="Times New Roman" w:eastAsia="Times New Roman" w:hAnsi="Times New Roman" w:cs="Times New Roman"/>
-          <w:sz w:val="24"/>
-          <w:szCs w:val="24"/>
-          <w:lang w:val="en-PK" w:eastAsia="en-PK"/>
-        </w:rPr>
-        <w:t>This project is a clone of the Signal application, focusing on simulating core user interaction flows such as setting up a profile, entering a phone number, and creating a PIN. It is built using Android Studio with layouts in XML and logic in Kotlin. The primary goal is to recreate the key onboarding experiences of the Signal app with modern UI/UX practices.</w:t>
+        <w:outlineLvl w:val="2"/>
+        <w:rPr>
+          <w:rFonts w:ascii="Times New Roman" w:eastAsia="Times New Roman" w:hAnsi="Times New Roman" w:cs="Times New Roman"/>
+          <w:b/>
+          <w:bCs/>
+          <w:sz w:val="27"/>
+          <w:szCs w:val="27"/>
+          <w:lang w:eastAsia="en-PK"/>
+        </w:rPr>
+      </w:pPr>
+      <w:r>
+        <w:rPr>
+          <w:rFonts w:ascii="Times New Roman" w:eastAsia="Times New Roman" w:hAnsi="Times New Roman" w:cs="Times New Roman"/>
+          <w:b/>
+          <w:bCs/>
+          <w:sz w:val="27"/>
+          <w:szCs w:val="27"/>
+          <w:lang w:eastAsia="en-PK"/>
+        </w:rPr>
+        <w:t>1. User Authentication</w:t>
+      </w:r>
+    </w:p>
+    <w:p>
+      <w:pPr>
+        <w:numPr>
+          <w:ilvl w:val="0"/>
+          <w:numId w:val="19"/>
+        </w:numPr>
+        <w:spacing w:before="100" w:beforeAutospacing="1" w:after="100" w:afterAutospacing="1" w:line="240" w:lineRule="auto"/>
+        <w:rPr>
+          <w:rFonts w:ascii="Times New Roman" w:eastAsia="Times New Roman" w:hAnsi="Times New Roman" w:cs="Times New Roman"/>
+          <w:sz w:val="24"/>
+          <w:szCs w:val="24"/>
+          <w:lang w:eastAsia="en-PK"/>
+        </w:rPr>
+      </w:pPr>
+      <w:r>
+        <w:rPr>
+          <w:rFonts w:ascii="Times New Roman" w:eastAsia="Times New Roman" w:hAnsi="Times New Roman" w:cs="Times New Roman"/>
+          <w:sz w:val="24"/>
+          <w:szCs w:val="24"/>
+          <w:lang w:eastAsia="en-PK"/>
+        </w:rPr>
+        <w:t>User Registration and Login using Firebase Authentication.</w:t>
+      </w:r>
+    </w:p>
+    <w:p>
+      <w:pPr>
+        <w:numPr>
+          <w:ilvl w:val="0"/>
+          <w:numId w:val="19"/>
+        </w:numPr>
+        <w:spacing w:before="100" w:beforeAutospacing="1" w:after="100" w:afterAutospacing="1" w:line="240" w:lineRule="auto"/>
+        <w:rPr>
+          <w:rFonts w:ascii="Times New Roman" w:eastAsia="Times New Roman" w:hAnsi="Times New Roman" w:cs="Times New Roman"/>
+          <w:sz w:val="24"/>
+          <w:szCs w:val="24"/>
+          <w:lang w:eastAsia="en-PK"/>
+        </w:rPr>
+      </w:pPr>
+      <w:r>
+        <w:rPr>
+          <w:rFonts w:ascii="Times New Roman" w:eastAsia="Times New Roman" w:hAnsi="Times New Roman" w:cs="Times New Roman"/>
+          <w:sz w:val="24"/>
+          <w:szCs w:val="24"/>
+          <w:lang w:eastAsia="en-PK"/>
+        </w:rPr>
+        <w:t>Secure storage of user credentials and PIN using Firebase and SQLite.</w:t>
+      </w:r>
+    </w:p>
+    <w:p>
+      <w:pPr>
+        <w:spacing w:before="100" w:beforeAutospacing="1" w:after="100" w:afterAutospacing="1" w:line="240" w:lineRule="auto"/>
+        <w:outlineLvl w:val="2"/>
+        <w:rPr>
+          <w:rFonts w:ascii="Times New Roman" w:eastAsia="Times New Roman" w:hAnsi="Times New Roman" w:cs="Times New Roman"/>
+          <w:b/>
+          <w:bCs/>
+          <w:sz w:val="27"/>
+          <w:szCs w:val="27"/>
+          <w:lang w:eastAsia="en-PK"/>
+        </w:rPr>
+      </w:pPr>
+      <w:r>
+        <w:rPr>
+          <w:rFonts w:ascii="Times New Roman" w:eastAsia="Times New Roman" w:hAnsi="Times New Roman" w:cs="Times New Roman"/>
+          <w:b/>
+          <w:bCs/>
+          <w:sz w:val="27"/>
+          <w:szCs w:val="27"/>
+          <w:lang w:eastAsia="en-PK"/>
+        </w:rPr>
+        <w:t>2. Real-Time Chat</w:t>
+      </w:r>
+    </w:p>
+    <w:p>
+      <w:pPr>
+        <w:numPr>
+          <w:ilvl w:val="0"/>
+          <w:numId w:val="20"/>
+        </w:numPr>
+        <w:spacing w:before="100" w:beforeAutospacing="1" w:after="100" w:afterAutospacing="1" w:line="240" w:lineRule="auto"/>
+        <w:rPr>
+          <w:rFonts w:ascii="Times New Roman" w:eastAsia="Times New Roman" w:hAnsi="Times New Roman" w:cs="Times New Roman"/>
+          <w:sz w:val="24"/>
+          <w:szCs w:val="24"/>
+          <w:lang w:eastAsia="en-PK"/>
+        </w:rPr>
+      </w:pPr>
+      <w:r>
+        <w:rPr>
+          <w:rFonts w:ascii="Times New Roman" w:eastAsia="Times New Roman" w:hAnsi="Times New Roman" w:cs="Times New Roman"/>
+          <w:sz w:val="24"/>
+          <w:szCs w:val="24"/>
+          <w:lang w:eastAsia="en-PK"/>
+        </w:rPr>
+        <w:t>Send and receive messages in real-time using Firebase Realtime Database.</w:t>
+      </w:r>
+    </w:p>
+    <w:p>
+      <w:pPr>
+        <w:numPr>
+          <w:ilvl w:val="0"/>
+          <w:numId w:val="20"/>
+        </w:numPr>
+        <w:spacing w:before="100" w:beforeAutospacing="1" w:after="100" w:afterAutospacing="1" w:line="240" w:lineRule="auto"/>
+        <w:rPr>
+          <w:rFonts w:ascii="Times New Roman" w:eastAsia="Times New Roman" w:hAnsi="Times New Roman" w:cs="Times New Roman"/>
+          <w:sz w:val="24"/>
+          <w:szCs w:val="24"/>
+          <w:lang w:eastAsia="en-PK"/>
+        </w:rPr>
+      </w:pPr>
+      <w:r>
+        <w:rPr>
+          <w:rFonts w:ascii="Times New Roman" w:eastAsia="Times New Roman" w:hAnsi="Times New Roman" w:cs="Times New Roman"/>
+          <w:sz w:val="24"/>
+          <w:szCs w:val="24"/>
+          <w:lang w:eastAsia="en-PK"/>
+        </w:rPr>
+        <w:t>Offline storage of messages using SQLite for enhanced reliability.</w:t>
+      </w:r>
+    </w:p>
+    <w:p>
+      <w:pPr>
+        <w:numPr>
+          <w:ilvl w:val="0"/>
+          <w:numId w:val="20"/>
+        </w:numPr>
+        <w:spacing w:before="100" w:beforeAutospacing="1" w:after="100" w:afterAutospacing="1" w:line="240" w:lineRule="auto"/>
+        <w:rPr>
+          <w:rFonts w:ascii="Times New Roman" w:eastAsia="Times New Roman" w:hAnsi="Times New Roman" w:cs="Times New Roman"/>
+          <w:sz w:val="24"/>
+          <w:szCs w:val="24"/>
+          <w:lang w:eastAsia="en-PK"/>
+        </w:rPr>
+      </w:pPr>
+      <w:r>
+        <w:rPr>
+          <w:rFonts w:ascii="Times New Roman" w:eastAsia="Times New Roman" w:hAnsi="Times New Roman" w:cs="Times New Roman"/>
+          <w:sz w:val="24"/>
+          <w:szCs w:val="24"/>
+          <w:lang w:eastAsia="en-PK"/>
+        </w:rPr>
+        <w:t>Display last sent message in chat previews.</w:t>
+      </w:r>
+    </w:p>
+    <w:p>
+      <w:pPr>
+        <w:spacing w:before="100" w:beforeAutospacing="1" w:after="100" w:afterAutospacing="1" w:line="240" w:lineRule="auto"/>
+        <w:outlineLvl w:val="2"/>
+        <w:rPr>
+          <w:rFonts w:ascii="Times New Roman" w:eastAsia="Times New Roman" w:hAnsi="Times New Roman" w:cs="Times New Roman"/>
+          <w:b/>
+          <w:bCs/>
+          <w:sz w:val="27"/>
+          <w:szCs w:val="27"/>
+          <w:lang w:eastAsia="en-PK"/>
+        </w:rPr>
+      </w:pPr>
+      <w:r>
+        <w:rPr>
+          <w:rFonts w:ascii="Times New Roman" w:eastAsia="Times New Roman" w:hAnsi="Times New Roman" w:cs="Times New Roman"/>
+          <w:b/>
+          <w:bCs/>
+          <w:sz w:val="27"/>
+          <w:szCs w:val="27"/>
+          <w:lang w:eastAsia="en-PK"/>
+        </w:rPr>
+        <w:t>3. Image Messaging</w:t>
+      </w:r>
+    </w:p>
+    <w:p>
+      <w:pPr>
+        <w:numPr>
+          <w:ilvl w:val="0"/>
+          <w:numId w:val="21"/>
+        </w:numPr>
+        <w:spacing w:before="100" w:beforeAutospacing="1" w:after="100" w:afterAutospacing="1" w:line="240" w:lineRule="auto"/>
+        <w:rPr>
+          <w:rFonts w:ascii="Times New Roman" w:eastAsia="Times New Roman" w:hAnsi="Times New Roman" w:cs="Times New Roman"/>
+          <w:sz w:val="24"/>
+          <w:szCs w:val="24"/>
+          <w:lang w:eastAsia="en-PK"/>
+        </w:rPr>
+      </w:pPr>
+      <w:r>
+        <w:rPr>
+          <w:rFonts w:ascii="Times New Roman" w:eastAsia="Times New Roman" w:hAnsi="Times New Roman" w:cs="Times New Roman"/>
+          <w:sz w:val="24"/>
+          <w:szCs w:val="24"/>
+          <w:lang w:eastAsia="en-PK"/>
+        </w:rPr>
+        <w:t>Ability to send and receive images in chats.</w:t>
+      </w:r>
+    </w:p>
+    <w:p>
+      <w:pPr>
+        <w:numPr>
+          <w:ilvl w:val="0"/>
+          <w:numId w:val="21"/>
+        </w:numPr>
+        <w:spacing w:before="100" w:beforeAutospacing="1" w:after="100" w:afterAutospacing="1" w:line="240" w:lineRule="auto"/>
+        <w:rPr>
+          <w:rFonts w:ascii="Times New Roman" w:eastAsia="Times New Roman" w:hAnsi="Times New Roman" w:cs="Times New Roman"/>
+          <w:sz w:val="24"/>
+          <w:szCs w:val="24"/>
+          <w:lang w:eastAsia="en-PK"/>
+        </w:rPr>
+      </w:pPr>
+      <w:r>
+        <w:rPr>
+          <w:rFonts w:ascii="Times New Roman" w:eastAsia="Times New Roman" w:hAnsi="Times New Roman" w:cs="Times New Roman"/>
+          <w:sz w:val="24"/>
+          <w:szCs w:val="24"/>
+          <w:lang w:eastAsia="en-PK"/>
+        </w:rPr>
+        <w:t>Images are stored in Firebase Storage and displayed dynamically using Glide.</w:t>
+      </w:r>
+    </w:p>
+    <w:p>
+      <w:pPr>
+        <w:spacing w:before="100" w:beforeAutospacing="1" w:after="100" w:afterAutospacing="1" w:line="240" w:lineRule="auto"/>
+        <w:outlineLvl w:val="2"/>
+        <w:rPr>
+          <w:rFonts w:ascii="Times New Roman" w:eastAsia="Times New Roman" w:hAnsi="Times New Roman" w:cs="Times New Roman"/>
+          <w:b/>
+          <w:bCs/>
+          <w:sz w:val="27"/>
+          <w:szCs w:val="27"/>
+          <w:lang w:eastAsia="en-PK"/>
+        </w:rPr>
+      </w:pPr>
+      <w:r>
+        <w:rPr>
+          <w:rFonts w:ascii="Times New Roman" w:eastAsia="Times New Roman" w:hAnsi="Times New Roman" w:cs="Times New Roman"/>
+          <w:b/>
+          <w:bCs/>
+          <w:sz w:val="27"/>
+          <w:szCs w:val="27"/>
+          <w:lang w:eastAsia="en-PK"/>
+        </w:rPr>
+        <w:t>4. Contact-Based Calling</w:t>
+      </w:r>
+    </w:p>
+    <w:p>
+      <w:pPr>
+        <w:numPr>
+          <w:ilvl w:val="0"/>
+          <w:numId w:val="22"/>
+        </w:numPr>
+        <w:spacing w:before="100" w:beforeAutospacing="1" w:after="100" w:afterAutospacing="1" w:line="240" w:lineRule="auto"/>
+        <w:rPr>
+          <w:rFonts w:ascii="Times New Roman" w:eastAsia="Times New Roman" w:hAnsi="Times New Roman" w:cs="Times New Roman"/>
+          <w:sz w:val="24"/>
+          <w:szCs w:val="24"/>
+          <w:lang w:eastAsia="en-PK"/>
+        </w:rPr>
+      </w:pPr>
+      <w:r>
+        <w:rPr>
+          <w:rFonts w:ascii="Times New Roman" w:eastAsia="Times New Roman" w:hAnsi="Times New Roman" w:cs="Times New Roman"/>
+          <w:sz w:val="24"/>
+          <w:szCs w:val="24"/>
+          <w:lang w:eastAsia="en-PK"/>
+        </w:rPr>
+        <w:t>Open contact picker and make direct calls to any contact with a valid phone number.</w:t>
+      </w:r>
+    </w:p>
+    <w:p>
+      <w:pPr>
+        <w:numPr>
+          <w:ilvl w:val="0"/>
+          <w:numId w:val="22"/>
+        </w:numPr>
+        <w:spacing w:before="100" w:beforeAutospacing="1" w:after="100" w:afterAutospacing="1" w:line="240" w:lineRule="auto"/>
+        <w:rPr>
+          <w:rFonts w:ascii="Times New Roman" w:eastAsia="Times New Roman" w:hAnsi="Times New Roman" w:cs="Times New Roman"/>
+          <w:sz w:val="24"/>
+          <w:szCs w:val="24"/>
+          <w:lang w:eastAsia="en-PK"/>
+        </w:rPr>
+      </w:pPr>
+      <w:r>
+        <w:rPr>
+          <w:rFonts w:ascii="Times New Roman" w:eastAsia="Times New Roman" w:hAnsi="Times New Roman" w:cs="Times New Roman"/>
+          <w:sz w:val="24"/>
+          <w:szCs w:val="24"/>
+          <w:lang w:eastAsia="en-PK"/>
+        </w:rPr>
+        <w:t>Request and handle permissions for making calls (</w:t>
+      </w:r>
+      <w:r>
+        <w:rPr>
+          <w:rFonts w:ascii="Courier New" w:eastAsia="Times New Roman" w:hAnsi="Courier New" w:cs="Courier New"/>
+          <w:sz w:val="20"/>
+          <w:szCs w:val="20"/>
+          <w:lang w:eastAsia="en-PK"/>
+        </w:rPr>
+        <w:t>CALL_PHONE</w:t>
+      </w:r>
+      <w:r>
+        <w:rPr>
+          <w:rFonts w:ascii="Times New Roman" w:eastAsia="Times New Roman" w:hAnsi="Times New Roman" w:cs="Times New Roman"/>
+          <w:sz w:val="24"/>
+          <w:szCs w:val="24"/>
+          <w:lang w:eastAsia="en-PK"/>
+        </w:rPr>
+        <w:t>).</w:t>
+      </w:r>
+    </w:p>
+    <w:p>
+      <w:pPr>
+        <w:spacing w:before="100" w:beforeAutospacing="1" w:after="100" w:afterAutospacing="1" w:line="240" w:lineRule="auto"/>
+        <w:outlineLvl w:val="2"/>
+        <w:rPr>
+          <w:rFonts w:ascii="Times New Roman" w:eastAsia="Times New Roman" w:hAnsi="Times New Roman" w:cs="Times New Roman"/>
+          <w:b/>
+          <w:bCs/>
+          <w:sz w:val="27"/>
+          <w:szCs w:val="27"/>
+          <w:lang w:eastAsia="en-PK"/>
+        </w:rPr>
+      </w:pPr>
+      <w:r>
+        <w:rPr>
+          <w:rFonts w:ascii="Times New Roman" w:eastAsia="Times New Roman" w:hAnsi="Times New Roman" w:cs="Times New Roman"/>
+          <w:b/>
+          <w:bCs/>
+          <w:sz w:val="27"/>
+          <w:szCs w:val="27"/>
+          <w:lang w:eastAsia="en-PK"/>
+        </w:rPr>
+        <w:t>5. User Profile Management</w:t>
+      </w:r>
+    </w:p>
+    <w:p>
+      <w:pPr>
+        <w:numPr>
+          <w:ilvl w:val="0"/>
+          <w:numId w:val="23"/>
+        </w:numPr>
+        <w:spacing w:before="100" w:beforeAutospacing="1" w:after="100" w:afterAutospacing="1" w:line="240" w:lineRule="auto"/>
+        <w:rPr>
+          <w:rFonts w:ascii="Times New Roman" w:eastAsia="Times New Roman" w:hAnsi="Times New Roman" w:cs="Times New Roman"/>
+          <w:sz w:val="24"/>
+          <w:szCs w:val="24"/>
+          <w:lang w:eastAsia="en-PK"/>
+        </w:rPr>
+      </w:pPr>
+      <w:r>
+        <w:rPr>
+          <w:rFonts w:ascii="Times New Roman" w:eastAsia="Times New Roman" w:hAnsi="Times New Roman" w:cs="Times New Roman"/>
+          <w:sz w:val="24"/>
+          <w:szCs w:val="24"/>
+          <w:lang w:eastAsia="en-PK"/>
+        </w:rPr>
+        <w:t>Update and view user profile details, including the profile picture.</w:t>
+      </w:r>
+    </w:p>
+    <w:p>
+      <w:pPr>
+        <w:numPr>
+          <w:ilvl w:val="0"/>
+          <w:numId w:val="23"/>
+        </w:numPr>
+        <w:spacing w:before="100" w:beforeAutospacing="1" w:after="100" w:afterAutospacing="1" w:line="240" w:lineRule="auto"/>
+        <w:rPr>
+          <w:rFonts w:ascii="Times New Roman" w:eastAsia="Times New Roman" w:hAnsi="Times New Roman" w:cs="Times New Roman"/>
+          <w:sz w:val="24"/>
+          <w:szCs w:val="24"/>
+          <w:lang w:eastAsia="en-PK"/>
+        </w:rPr>
+      </w:pPr>
+      <w:r>
+        <w:rPr>
+          <w:rFonts w:ascii="Times New Roman" w:eastAsia="Times New Roman" w:hAnsi="Times New Roman" w:cs="Times New Roman"/>
+          <w:sz w:val="24"/>
+          <w:szCs w:val="24"/>
+          <w:lang w:eastAsia="en-PK"/>
+        </w:rPr>
+        <w:t>Profile picture is fetched from Firebase Realtime Database and cached locally.</w:t>
+      </w:r>
+    </w:p>
+    <w:p>
+      <w:pPr>
+        <w:spacing w:before="100" w:beforeAutospacing="1" w:after="100" w:afterAutospacing="1" w:line="240" w:lineRule="auto"/>
+        <w:outlineLvl w:val="2"/>
+        <w:rPr>
+          <w:rFonts w:ascii="Times New Roman" w:eastAsia="Times New Roman" w:hAnsi="Times New Roman" w:cs="Times New Roman"/>
+          <w:b/>
+          <w:bCs/>
+          <w:sz w:val="27"/>
+          <w:szCs w:val="27"/>
+          <w:lang w:eastAsia="en-PK"/>
+        </w:rPr>
+      </w:pPr>
+      <w:r>
+        <w:rPr>
+          <w:rFonts w:ascii="Times New Roman" w:eastAsia="Times New Roman" w:hAnsi="Times New Roman" w:cs="Times New Roman"/>
+          <w:b/>
+          <w:bCs/>
+          <w:sz w:val="27"/>
+          <w:szCs w:val="27"/>
+          <w:lang w:eastAsia="en-PK"/>
+        </w:rPr>
+        <w:t>6. Offline Support</w:t>
+      </w:r>
+    </w:p>
+    <w:p>
+      <w:pPr>
+        <w:numPr>
+          <w:ilvl w:val="0"/>
+          <w:numId w:val="24"/>
+        </w:numPr>
+        <w:spacing w:before="100" w:beforeAutospacing="1" w:after="100" w:afterAutospacing="1" w:line="240" w:lineRule="auto"/>
+        <w:rPr>
+          <w:rFonts w:ascii="Times New Roman" w:eastAsia="Times New Roman" w:hAnsi="Times New Roman" w:cs="Times New Roman"/>
+          <w:sz w:val="24"/>
+          <w:szCs w:val="24"/>
+          <w:lang w:eastAsia="en-PK"/>
+        </w:rPr>
+      </w:pPr>
+      <w:r>
+        <w:rPr>
+          <w:rFonts w:ascii="Times New Roman" w:eastAsia="Times New Roman" w:hAnsi="Times New Roman" w:cs="Times New Roman"/>
+          <w:sz w:val="24"/>
+          <w:szCs w:val="24"/>
+          <w:lang w:eastAsia="en-PK"/>
+        </w:rPr>
+        <w:t>Chat messages and user profiles are stored locally in SQLite for offline functionality.</w:t>
+      </w:r>
+    </w:p>
+    <w:p>
+      <w:pPr>
+        <w:numPr>
+          <w:ilvl w:val="0"/>
+          <w:numId w:val="24"/>
+        </w:numPr>
+        <w:spacing w:before="100" w:beforeAutospacing="1" w:after="100" w:afterAutospacing="1" w:line="240" w:lineRule="auto"/>
+        <w:rPr>
+          <w:rFonts w:ascii="Times New Roman" w:eastAsia="Times New Roman" w:hAnsi="Times New Roman" w:cs="Times New Roman"/>
+          <w:sz w:val="24"/>
+          <w:szCs w:val="24"/>
+          <w:lang w:eastAsia="en-PK"/>
+        </w:rPr>
+      </w:pPr>
+      <w:r>
+        <w:rPr>
+          <w:rFonts w:ascii="Times New Roman" w:eastAsia="Times New Roman" w:hAnsi="Times New Roman" w:cs="Times New Roman"/>
+          <w:sz w:val="24"/>
+          <w:szCs w:val="24"/>
+          <w:lang w:eastAsia="en-PK"/>
+        </w:rPr>
+        <w:t>Messages and chats are synced with Firebase when the internet connection is restored.</w:t>
+      </w:r>
+    </w:p>
+    <w:p>
+      <w:pPr>
+        <w:spacing w:after="0" w:line="240" w:lineRule="auto"/>
+        <w:rPr>
+          <w:rFonts w:ascii="Times New Roman" w:eastAsia="Times New Roman" w:hAnsi="Times New Roman" w:cs="Times New Roman"/>
+          <w:sz w:val="24"/>
+          <w:szCs w:val="24"/>
+          <w:lang w:eastAsia="en-PK"/>
+        </w:rPr>
+      </w:pPr>
+      <w:r>
+        <w:rPr>
+          <w:rFonts w:ascii="Times New Roman" w:eastAsia="Times New Roman" w:hAnsi="Times New Roman" w:cs="Times New Roman"/>
+          <w:sz w:val="24"/>
+          <w:szCs w:val="24"/>
+          <w:lang w:eastAsia="en-PK"/>
+        </w:rPr>
+        <w:pict w14:anchorId="6947E67E">
+          <v:rect id="_x0000_i1026" style="width:0;height:1.5pt" o:hralign="center" o:hrstd="t" o:hr="t" fillcolor="#a0a0a0" stroked="f"/>
+        </w:pict>
       </w:r>
     </w:p>
     <w:p>
@@ -84,7 +628,7 @@
           <w:bCs/>
           <w:sz w:val="36"/>
           <w:szCs w:val="36"/>
-          <w:lang w:val="en-PK" w:eastAsia="en-PK"/>
+          <w:lang w:eastAsia="en-PK"/>
         </w:rPr>
       </w:pPr>
       <w:r>
@@ -94,23 +638,48 @@
           <w:bCs/>
           <w:sz w:val="36"/>
           <w:szCs w:val="36"/>
-          <w:lang w:val="en-PK" w:eastAsia="en-PK"/>
-        </w:rPr>
-        <w:t>Key Features</w:t>
+          <w:lang w:eastAsia="en-PK"/>
+        </w:rPr>
+        <w:t>Technologies Used</w:t>
+      </w:r>
+    </w:p>
+    <w:p>
+      <w:pPr>
+        <w:spacing w:before="100" w:beforeAutospacing="1" w:after="100" w:afterAutospacing="1" w:line="240" w:lineRule="auto"/>
+        <w:outlineLvl w:val="2"/>
+        <w:rPr>
+          <w:rFonts w:ascii="Times New Roman" w:eastAsia="Times New Roman" w:hAnsi="Times New Roman" w:cs="Times New Roman"/>
+          <w:b/>
+          <w:bCs/>
+          <w:sz w:val="27"/>
+          <w:szCs w:val="27"/>
+          <w:lang w:eastAsia="en-PK"/>
+        </w:rPr>
+      </w:pPr>
+      <w:r>
+        <w:rPr>
+          <w:rFonts w:ascii="Times New Roman" w:eastAsia="Times New Roman" w:hAnsi="Times New Roman" w:cs="Times New Roman"/>
+          <w:b/>
+          <w:bCs/>
+          <w:sz w:val="27"/>
+          <w:szCs w:val="27"/>
+          <w:lang w:eastAsia="en-PK"/>
+        </w:rPr>
+        <w:t>1. Frontend</w:t>
       </w:r>
     </w:p>
     <w:p>
       <w:pPr>
         <w:numPr>
           <w:ilvl w:val="0"/>
-          <w:numId w:val="13"/>
+          <w:numId w:val="25"/>
         </w:numPr>
         <w:spacing w:before="100" w:beforeAutospacing="1" w:after="100" w:afterAutospacing="1" w:line="240" w:lineRule="auto"/>
         <w:rPr>
           <w:rFonts w:ascii="Times New Roman" w:eastAsia="Times New Roman" w:hAnsi="Times New Roman" w:cs="Times New Roman"/>
           <w:sz w:val="24"/>
           <w:szCs w:val="24"/>
-          <w:lang w:val="en-PK" w:eastAsia="en-PK"/>
+          <w:lang w:eastAsia="en-PK"/>
         </w:rPr>
       </w:pPr>
       <w:r>
@@ -120,32 +689,33 @@
           <w:bCs/>
           <w:sz w:val="24"/>
           <w:szCs w:val="24"/>
-          <w:lang w:val="en-PK" w:eastAsia="en-PK"/>
-        </w:rPr>
-        <w:t>Profile Setup Screen</w:t>
-      </w:r>
-      <w:r>
-        <w:rPr>
-          <w:rFonts w:ascii="Times New Roman" w:eastAsia="Times New Roman" w:hAnsi="Times New Roman" w:cs="Times New Roman"/>
-          <w:sz w:val="24"/>
-          <w:szCs w:val="24"/>
-          <w:lang w:val="en-PK" w:eastAsia="en-PK"/>
-        </w:rPr>
-        <w:t>: Users can enter their profile information, including first name, last name, and a profile picture.</w:t>
+          <w:lang w:eastAsia="en-PK"/>
+        </w:rPr>
+        <w:lastRenderedPageBreak/>
+        <w:t>Kotlin</w:t>
+      </w:r>
+      <w:r>
+        <w:rPr>
+          <w:rFonts w:ascii="Times New Roman" w:eastAsia="Times New Roman" w:hAnsi="Times New Roman" w:cs="Times New Roman"/>
+          <w:sz w:val="24"/>
+          <w:szCs w:val="24"/>
+          <w:lang w:eastAsia="en-PK"/>
+        </w:rPr>
+        <w:t>: Main programming language for Android development.</w:t>
       </w:r>
     </w:p>
     <w:p>
       <w:pPr>
         <w:numPr>
           <w:ilvl w:val="0"/>
-          <w:numId w:val="13"/>
+          <w:numId w:val="25"/>
         </w:numPr>
         <w:spacing w:before="100" w:beforeAutospacing="1" w:after="100" w:afterAutospacing="1" w:line="240" w:lineRule="auto"/>
         <w:rPr>
           <w:rFonts w:ascii="Times New Roman" w:eastAsia="Times New Roman" w:hAnsi="Times New Roman" w:cs="Times New Roman"/>
           <w:sz w:val="24"/>
           <w:szCs w:val="24"/>
-          <w:lang w:val="en-PK" w:eastAsia="en-PK"/>
+          <w:lang w:eastAsia="en-PK"/>
         </w:rPr>
       </w:pPr>
       <w:r>
@@ -155,32 +725,57 @@
           <w:bCs/>
           <w:sz w:val="24"/>
           <w:szCs w:val="24"/>
-          <w:lang w:val="en-PK" w:eastAsia="en-PK"/>
-        </w:rPr>
-        <w:t>Phone Number Screen</w:t>
-      </w:r>
-      <w:r>
-        <w:rPr>
-          <w:rFonts w:ascii="Times New Roman" w:eastAsia="Times New Roman" w:hAnsi="Times New Roman" w:cs="Times New Roman"/>
-          <w:sz w:val="24"/>
-          <w:szCs w:val="24"/>
-          <w:lang w:val="en-PK" w:eastAsia="en-PK"/>
-        </w:rPr>
-        <w:t>: Users enter their phone number for registration, selecting a country code from a dropdown spinner.</w:t>
+          <w:lang w:eastAsia="en-PK"/>
+        </w:rPr>
+        <w:t>XML</w:t>
+      </w:r>
+      <w:r>
+        <w:rPr>
+          <w:rFonts w:ascii="Times New Roman" w:eastAsia="Times New Roman" w:hAnsi="Times New Roman" w:cs="Times New Roman"/>
+          <w:sz w:val="24"/>
+          <w:szCs w:val="24"/>
+          <w:lang w:eastAsia="en-PK"/>
+        </w:rPr>
+        <w:t>: For UI design and layouts.</w:t>
+      </w:r>
+    </w:p>
+    <w:p>
+      <w:pPr>
+        <w:spacing w:before="100" w:beforeAutospacing="1" w:after="100" w:afterAutospacing="1" w:line="240" w:lineRule="auto"/>
+        <w:outlineLvl w:val="2"/>
+        <w:rPr>
+          <w:rFonts w:ascii="Times New Roman" w:eastAsia="Times New Roman" w:hAnsi="Times New Roman" w:cs="Times New Roman"/>
+          <w:b/>
+          <w:bCs/>
+          <w:sz w:val="27"/>
+          <w:szCs w:val="27"/>
+          <w:lang w:eastAsia="en-PK"/>
+        </w:rPr>
+      </w:pPr>
+      <w:r>
+        <w:rPr>
+          <w:rFonts w:ascii="Times New Roman" w:eastAsia="Times New Roman" w:hAnsi="Times New Roman" w:cs="Times New Roman"/>
+          <w:b/>
+          <w:bCs/>
+          <w:sz w:val="27"/>
+          <w:szCs w:val="27"/>
+          <w:lang w:eastAsia="en-PK"/>
+        </w:rPr>
+        <w:t>2. Backend</w:t>
       </w:r>
     </w:p>
     <w:p>
       <w:pPr>
         <w:numPr>
           <w:ilvl w:val="0"/>
-          <w:numId w:val="13"/>
+          <w:numId w:val="26"/>
         </w:numPr>
         <w:spacing w:before="100" w:beforeAutospacing="1" w:after="100" w:afterAutospacing="1" w:line="240" w:lineRule="auto"/>
         <w:rPr>
           <w:rFonts w:ascii="Times New Roman" w:eastAsia="Times New Roman" w:hAnsi="Times New Roman" w:cs="Times New Roman"/>
           <w:sz w:val="24"/>
           <w:szCs w:val="24"/>
-          <w:lang w:val="en-PK" w:eastAsia="en-PK"/>
+          <w:lang w:eastAsia="en-PK"/>
         </w:rPr>
       </w:pPr>
       <w:r>
@@ -190,32 +785,32 @@
           <w:bCs/>
           <w:sz w:val="24"/>
           <w:szCs w:val="24"/>
-          <w:lang w:val="en-PK" w:eastAsia="en-PK"/>
-        </w:rPr>
-        <w:t>Create PIN Screen</w:t>
-      </w:r>
-      <w:r>
-        <w:rPr>
-          <w:rFonts w:ascii="Times New Roman" w:eastAsia="Times New Roman" w:hAnsi="Times New Roman" w:cs="Times New Roman"/>
-          <w:sz w:val="24"/>
-          <w:szCs w:val="24"/>
-          <w:lang w:val="en-PK" w:eastAsia="en-PK"/>
-        </w:rPr>
-        <w:t>: Users are prompted to create a secure PIN, with the option for an alphanumeric password.</w:t>
+          <w:lang w:eastAsia="en-PK"/>
+        </w:rPr>
+        <w:t>Firebase Realtime Database</w:t>
+      </w:r>
+      <w:r>
+        <w:rPr>
+          <w:rFonts w:ascii="Times New Roman" w:eastAsia="Times New Roman" w:hAnsi="Times New Roman" w:cs="Times New Roman"/>
+          <w:sz w:val="24"/>
+          <w:szCs w:val="24"/>
+          <w:lang w:eastAsia="en-PK"/>
+        </w:rPr>
+        <w:t>: For real-time data syncing and message storage.</w:t>
       </w:r>
     </w:p>
     <w:p>
       <w:pPr>
         <w:numPr>
           <w:ilvl w:val="0"/>
-          <w:numId w:val="13"/>
+          <w:numId w:val="26"/>
         </w:numPr>
         <w:spacing w:before="100" w:beforeAutospacing="1" w:after="100" w:afterAutospacing="1" w:line="240" w:lineRule="auto"/>
         <w:rPr>
           <w:rFonts w:ascii="Times New Roman" w:eastAsia="Times New Roman" w:hAnsi="Times New Roman" w:cs="Times New Roman"/>
           <w:sz w:val="24"/>
           <w:szCs w:val="24"/>
-          <w:lang w:val="en-PK" w:eastAsia="en-PK"/>
+          <w:lang w:eastAsia="en-PK"/>
         </w:rPr>
       </w:pPr>
       <w:r>
@@ -225,18 +820,230 @@
           <w:bCs/>
           <w:sz w:val="24"/>
           <w:szCs w:val="24"/>
-          <w:lang w:val="en-PK" w:eastAsia="en-PK"/>
-        </w:rPr>
-        <w:t>Additional Screens</w:t>
-      </w:r>
-      <w:r>
-        <w:rPr>
-          <w:rFonts w:ascii="Times New Roman" w:eastAsia="Times New Roman" w:hAnsi="Times New Roman" w:cs="Times New Roman"/>
-          <w:sz w:val="24"/>
-          <w:szCs w:val="24"/>
-          <w:lang w:val="en-PK" w:eastAsia="en-PK"/>
-        </w:rPr>
-        <w:t>: Several additional screens were added to enrich the user experience, enhancing the onboarding and setup flows.</w:t>
+          <w:lang w:eastAsia="en-PK"/>
+        </w:rPr>
+        <w:t>Firebase Storage</w:t>
+      </w:r>
+      <w:r>
+        <w:rPr>
+          <w:rFonts w:ascii="Times New Roman" w:eastAsia="Times New Roman" w:hAnsi="Times New Roman" w:cs="Times New Roman"/>
+          <w:sz w:val="24"/>
+          <w:szCs w:val="24"/>
+          <w:lang w:eastAsia="en-PK"/>
+        </w:rPr>
+        <w:t>: For uploading and fetching images.</w:t>
+      </w:r>
+    </w:p>
+    <w:p>
+      <w:pPr>
+        <w:numPr>
+          <w:ilvl w:val="0"/>
+          <w:numId w:val="26"/>
+        </w:numPr>
+        <w:spacing w:before="100" w:beforeAutospacing="1" w:after="100" w:afterAutospacing="1" w:line="240" w:lineRule="auto"/>
+        <w:rPr>
+          <w:rFonts w:ascii="Times New Roman" w:eastAsia="Times New Roman" w:hAnsi="Times New Roman" w:cs="Times New Roman"/>
+          <w:sz w:val="24"/>
+          <w:szCs w:val="24"/>
+          <w:lang w:eastAsia="en-PK"/>
+        </w:rPr>
+      </w:pPr>
+      <w:r>
+        <w:rPr>
+          <w:rFonts w:ascii="Times New Roman" w:eastAsia="Times New Roman" w:hAnsi="Times New Roman" w:cs="Times New Roman"/>
+          <w:b/>
+          <w:bCs/>
+          <w:sz w:val="24"/>
+          <w:szCs w:val="24"/>
+          <w:lang w:eastAsia="en-PK"/>
+        </w:rPr>
+        <w:t>Firebase Authentication</w:t>
+      </w:r>
+      <w:r>
+        <w:rPr>
+          <w:rFonts w:ascii="Times New Roman" w:eastAsia="Times New Roman" w:hAnsi="Times New Roman" w:cs="Times New Roman"/>
+          <w:sz w:val="24"/>
+          <w:szCs w:val="24"/>
+          <w:lang w:eastAsia="en-PK"/>
+        </w:rPr>
+        <w:t>: For user authentication.</w:t>
+      </w:r>
+    </w:p>
+    <w:p>
+      <w:pPr>
+        <w:spacing w:before="100" w:beforeAutospacing="1" w:after="100" w:afterAutospacing="1" w:line="240" w:lineRule="auto"/>
+        <w:outlineLvl w:val="2"/>
+        <w:rPr>
+          <w:rFonts w:ascii="Times New Roman" w:eastAsia="Times New Roman" w:hAnsi="Times New Roman" w:cs="Times New Roman"/>
+          <w:b/>
+          <w:bCs/>
+          <w:sz w:val="27"/>
+          <w:szCs w:val="27"/>
+          <w:lang w:eastAsia="en-PK"/>
+        </w:rPr>
+      </w:pPr>
+      <w:r>
+        <w:rPr>
+          <w:rFonts w:ascii="Times New Roman" w:eastAsia="Times New Roman" w:hAnsi="Times New Roman" w:cs="Times New Roman"/>
+          <w:b/>
+          <w:bCs/>
+          <w:sz w:val="27"/>
+          <w:szCs w:val="27"/>
+          <w:lang w:eastAsia="en-PK"/>
+        </w:rPr>
+        <w:t>3. Database</w:t>
+      </w:r>
+    </w:p>
+    <w:p>
+      <w:pPr>
+        <w:numPr>
+          <w:ilvl w:val="0"/>
+          <w:numId w:val="27"/>
+        </w:numPr>
+        <w:spacing w:before="100" w:beforeAutospacing="1" w:after="100" w:afterAutospacing="1" w:line="240" w:lineRule="auto"/>
+        <w:rPr>
+          <w:rFonts w:ascii="Times New Roman" w:eastAsia="Times New Roman" w:hAnsi="Times New Roman" w:cs="Times New Roman"/>
+          <w:sz w:val="24"/>
+          <w:szCs w:val="24"/>
+          <w:lang w:eastAsia="en-PK"/>
+        </w:rPr>
+      </w:pPr>
+      <w:r>
+        <w:rPr>
+          <w:rFonts w:ascii="Times New Roman" w:eastAsia="Times New Roman" w:hAnsi="Times New Roman" w:cs="Times New Roman"/>
+          <w:b/>
+          <w:bCs/>
+          <w:sz w:val="24"/>
+          <w:szCs w:val="24"/>
+          <w:lang w:eastAsia="en-PK"/>
+        </w:rPr>
+        <w:t>SQLite</w:t>
+      </w:r>
+      <w:r>
+        <w:rPr>
+          <w:rFonts w:ascii="Times New Roman" w:eastAsia="Times New Roman" w:hAnsi="Times New Roman" w:cs="Times New Roman"/>
+          <w:sz w:val="24"/>
+          <w:szCs w:val="24"/>
+          <w:lang w:eastAsia="en-PK"/>
+        </w:rPr>
+        <w:t>: For offline data storage of chats and messages.</w:t>
+      </w:r>
+    </w:p>
+    <w:p>
+      <w:pPr>
+        <w:spacing w:before="100" w:beforeAutospacing="1" w:after="100" w:afterAutospacing="1" w:line="240" w:lineRule="auto"/>
+        <w:outlineLvl w:val="2"/>
+        <w:rPr>
+          <w:rFonts w:ascii="Times New Roman" w:eastAsia="Times New Roman" w:hAnsi="Times New Roman" w:cs="Times New Roman"/>
+          <w:b/>
+          <w:bCs/>
+          <w:sz w:val="27"/>
+          <w:szCs w:val="27"/>
+          <w:lang w:eastAsia="en-PK"/>
+        </w:rPr>
+      </w:pPr>
+      <w:r>
+        <w:rPr>
+          <w:rFonts w:ascii="Times New Roman" w:eastAsia="Times New Roman" w:hAnsi="Times New Roman" w:cs="Times New Roman"/>
+          <w:b/>
+          <w:bCs/>
+          <w:sz w:val="27"/>
+          <w:szCs w:val="27"/>
+          <w:lang w:eastAsia="en-PK"/>
+        </w:rPr>
+        <w:t>4. Libraries</w:t>
+      </w:r>
+    </w:p>
+    <w:p>
+      <w:pPr>
+        <w:numPr>
+          <w:ilvl w:val="0"/>
+          <w:numId w:val="28"/>
+        </w:numPr>
+        <w:spacing w:before="100" w:beforeAutospacing="1" w:after="100" w:afterAutospacing="1" w:line="240" w:lineRule="auto"/>
+        <w:rPr>
+          <w:rFonts w:ascii="Times New Roman" w:eastAsia="Times New Roman" w:hAnsi="Times New Roman" w:cs="Times New Roman"/>
+          <w:sz w:val="24"/>
+          <w:szCs w:val="24"/>
+          <w:lang w:eastAsia="en-PK"/>
+        </w:rPr>
+      </w:pPr>
+      <w:r>
+        <w:rPr>
+          <w:rFonts w:ascii="Times New Roman" w:eastAsia="Times New Roman" w:hAnsi="Times New Roman" w:cs="Times New Roman"/>
+          <w:b/>
+          <w:bCs/>
+          <w:sz w:val="24"/>
+          <w:szCs w:val="24"/>
+          <w:lang w:eastAsia="en-PK"/>
+        </w:rPr>
+        <w:t>Glide</w:t>
+      </w:r>
+      <w:r>
+        <w:rPr>
+          <w:rFonts w:ascii="Times New Roman" w:eastAsia="Times New Roman" w:hAnsi="Times New Roman" w:cs="Times New Roman"/>
+          <w:sz w:val="24"/>
+          <w:szCs w:val="24"/>
+          <w:lang w:eastAsia="en-PK"/>
+        </w:rPr>
+        <w:t>: For efficient image loading and caching.</w:t>
+      </w:r>
+    </w:p>
+    <w:p>
+      <w:pPr>
+        <w:numPr>
+          <w:ilvl w:val="0"/>
+          <w:numId w:val="28"/>
+        </w:numPr>
+        <w:spacing w:before="100" w:beforeAutospacing="1" w:after="100" w:afterAutospacing="1" w:line="240" w:lineRule="auto"/>
+        <w:rPr>
+          <w:rFonts w:ascii="Times New Roman" w:eastAsia="Times New Roman" w:hAnsi="Times New Roman" w:cs="Times New Roman"/>
+          <w:sz w:val="24"/>
+          <w:szCs w:val="24"/>
+          <w:lang w:eastAsia="en-PK"/>
+        </w:rPr>
+      </w:pPr>
+      <w:r>
+        <w:rPr>
+          <w:rFonts w:ascii="Times New Roman" w:eastAsia="Times New Roman" w:hAnsi="Times New Roman" w:cs="Times New Roman"/>
+          <w:b/>
+          <w:bCs/>
+          <w:sz w:val="24"/>
+          <w:szCs w:val="24"/>
+          <w:lang w:eastAsia="en-PK"/>
+        </w:rPr>
+        <w:t>Material Design</w:t>
+      </w:r>
+      <w:r>
+        <w:rPr>
+          <w:rFonts w:ascii="Times New Roman" w:eastAsia="Times New Roman" w:hAnsi="Times New Roman" w:cs="Times New Roman"/>
+          <w:sz w:val="24"/>
+          <w:szCs w:val="24"/>
+          <w:lang w:eastAsia="en-PK"/>
+        </w:rPr>
+        <w:t>: For modern UI components.</w:t>
+      </w:r>
+    </w:p>
+    <w:p>
+      <w:pPr>
+        <w:spacing w:after="0" w:line="240" w:lineRule="auto"/>
+        <w:rPr>
+          <w:rFonts w:ascii="Times New Roman" w:eastAsia="Times New Roman" w:hAnsi="Times New Roman" w:cs="Times New Roman"/>
+          <w:sz w:val="24"/>
+          <w:szCs w:val="24"/>
+          <w:lang w:eastAsia="en-PK"/>
+        </w:rPr>
+      </w:pPr>
+      <w:r>
+        <w:rPr>
+          <w:rFonts w:ascii="Times New Roman" w:eastAsia="Times New Roman" w:hAnsi="Times New Roman" w:cs="Times New Roman"/>
+          <w:sz w:val="24"/>
+          <w:szCs w:val="24"/>
+          <w:lang w:eastAsia="en-PK"/>
+        </w:rPr>
+        <w:pict w14:anchorId="066255AE">
+          <v:rect id="_x0000_i1027" style="width:0;height:1.5pt" o:hralign="center" o:hrstd="t" o:hr="t" fillcolor="#a0a0a0" stroked="f"/>
+        </w:pict>
       </w:r>
     </w:p>
     <w:p>
@@ -249,7 +1056,7 @@
           <w:bCs/>
           <w:sz w:val="36"/>
           <w:szCs w:val="36"/>
-          <w:lang w:val="en-PK" w:eastAsia="en-PK"/>
+          <w:lang w:eastAsia="en-PK"/>
         </w:rPr>
       </w:pPr>
       <w:r>
@@ -259,9 +1066,9 @@
           <w:bCs/>
           <w:sz w:val="36"/>
           <w:szCs w:val="36"/>
-          <w:lang w:val="en-PK" w:eastAsia="en-PK"/>
-        </w:rPr>
-        <w:t>Setup Instructions</w:t>
+          <w:lang w:eastAsia="en-PK"/>
+        </w:rPr>
+        <w:t>Installation Guide</w:t>
       </w:r>
     </w:p>
     <w:p>
@@ -274,7 +1081,7 @@
           <w:bCs/>
           <w:sz w:val="27"/>
           <w:szCs w:val="27"/>
-          <w:lang w:val="en-PK" w:eastAsia="en-PK"/>
+          <w:lang w:eastAsia="en-PK"/>
         </w:rPr>
       </w:pPr>
       <w:r>
@@ -284,7 +1091,7 @@
           <w:bCs/>
           <w:sz w:val="27"/>
           <w:szCs w:val="27"/>
-          <w:lang w:val="en-PK" w:eastAsia="en-PK"/>
+          <w:lang w:eastAsia="en-PK"/>
         </w:rPr>
         <w:t>Prerequisites</w:t>
       </w:r>
@@ -293,105 +1100,144 @@
       <w:pPr>
         <w:numPr>
           <w:ilvl w:val="0"/>
-          <w:numId w:val="14"/>
+          <w:numId w:val="29"/>
         </w:numPr>
         <w:spacing w:before="100" w:beforeAutospacing="1" w:after="100" w:afterAutospacing="1" w:line="240" w:lineRule="auto"/>
         <w:rPr>
           <w:rFonts w:ascii="Times New Roman" w:eastAsia="Times New Roman" w:hAnsi="Times New Roman" w:cs="Times New Roman"/>
           <w:sz w:val="24"/>
           <w:szCs w:val="24"/>
-          <w:lang w:val="en-PK" w:eastAsia="en-PK"/>
-        </w:rPr>
-      </w:pPr>
-      <w:r>
-        <w:rPr>
-          <w:rFonts w:ascii="Times New Roman" w:eastAsia="Times New Roman" w:hAnsi="Times New Roman" w:cs="Times New Roman"/>
-          <w:b/>
-          <w:bCs/>
-          <w:sz w:val="24"/>
-          <w:szCs w:val="24"/>
-          <w:lang w:val="en-PK" w:eastAsia="en-PK"/>
-        </w:rPr>
-        <w:t>Android Studio</w:t>
-      </w:r>
-      <w:r>
-        <w:rPr>
-          <w:rFonts w:ascii="Times New Roman" w:eastAsia="Times New Roman" w:hAnsi="Times New Roman" w:cs="Times New Roman"/>
-          <w:sz w:val="24"/>
-          <w:szCs w:val="24"/>
-          <w:lang w:val="en-PK" w:eastAsia="en-PK"/>
-        </w:rPr>
-        <w:t>: Ensure Android Studio is installed.</w:t>
+          <w:lang w:eastAsia="en-PK"/>
+        </w:rPr>
+      </w:pPr>
+      <w:r>
+        <w:rPr>
+          <w:rFonts w:ascii="Times New Roman" w:eastAsia="Times New Roman" w:hAnsi="Times New Roman" w:cs="Times New Roman"/>
+          <w:sz w:val="24"/>
+          <w:szCs w:val="24"/>
+          <w:lang w:eastAsia="en-PK"/>
+        </w:rPr>
+        <w:t>Android Studio installed on your machine.</w:t>
       </w:r>
     </w:p>
     <w:p>
       <w:pPr>
         <w:numPr>
           <w:ilvl w:val="0"/>
-          <w:numId w:val="14"/>
+          <w:numId w:val="29"/>
         </w:numPr>
         <w:spacing w:before="100" w:beforeAutospacing="1" w:after="100" w:afterAutospacing="1" w:line="240" w:lineRule="auto"/>
         <w:rPr>
           <w:rFonts w:ascii="Times New Roman" w:eastAsia="Times New Roman" w:hAnsi="Times New Roman" w:cs="Times New Roman"/>
           <w:sz w:val="24"/>
           <w:szCs w:val="24"/>
-          <w:lang w:val="en-PK" w:eastAsia="en-PK"/>
-        </w:rPr>
-      </w:pPr>
-      <w:r>
-        <w:rPr>
-          <w:rFonts w:ascii="Times New Roman" w:eastAsia="Times New Roman" w:hAnsi="Times New Roman" w:cs="Times New Roman"/>
-          <w:b/>
-          <w:bCs/>
-          <w:sz w:val="24"/>
-          <w:szCs w:val="24"/>
-          <w:lang w:val="en-PK" w:eastAsia="en-PK"/>
-        </w:rPr>
-        <w:t>Git</w:t>
-      </w:r>
-      <w:r>
-        <w:rPr>
-          <w:rFonts w:ascii="Times New Roman" w:eastAsia="Times New Roman" w:hAnsi="Times New Roman" w:cs="Times New Roman"/>
-          <w:sz w:val="24"/>
-          <w:szCs w:val="24"/>
-          <w:lang w:val="en-PK" w:eastAsia="en-PK"/>
-        </w:rPr>
-        <w:t>: Install and configure Git.</w:t>
+          <w:lang w:eastAsia="en-PK"/>
+        </w:rPr>
+      </w:pPr>
+      <w:r>
+        <w:rPr>
+          <w:rFonts w:ascii="Times New Roman" w:eastAsia="Times New Roman" w:hAnsi="Times New Roman" w:cs="Times New Roman"/>
+          <w:sz w:val="24"/>
+          <w:szCs w:val="24"/>
+          <w:lang w:eastAsia="en-PK"/>
+        </w:rPr>
+        <w:t>Firebase project set up with the following enabled:</w:t>
+      </w:r>
+    </w:p>
+    <w:p>
+      <w:pPr>
+        <w:numPr>
+          <w:ilvl w:val="1"/>
+          <w:numId w:val="29"/>
+        </w:numPr>
+        <w:spacing w:before="100" w:beforeAutospacing="1" w:after="100" w:afterAutospacing="1" w:line="240" w:lineRule="auto"/>
+        <w:rPr>
+          <w:rFonts w:ascii="Times New Roman" w:eastAsia="Times New Roman" w:hAnsi="Times New Roman" w:cs="Times New Roman"/>
+          <w:sz w:val="24"/>
+          <w:szCs w:val="24"/>
+          <w:lang w:eastAsia="en-PK"/>
+        </w:rPr>
+      </w:pPr>
+      <w:r>
+        <w:rPr>
+          <w:rFonts w:ascii="Times New Roman" w:eastAsia="Times New Roman" w:hAnsi="Times New Roman" w:cs="Times New Roman"/>
+          <w:sz w:val="24"/>
+          <w:szCs w:val="24"/>
+          <w:lang w:eastAsia="en-PK"/>
+        </w:rPr>
+        <w:t>Realtime Database</w:t>
+      </w:r>
+    </w:p>
+    <w:p>
+      <w:pPr>
+        <w:numPr>
+          <w:ilvl w:val="1"/>
+          <w:numId w:val="29"/>
+        </w:numPr>
+        <w:spacing w:before="100" w:beforeAutospacing="1" w:after="100" w:afterAutospacing="1" w:line="240" w:lineRule="auto"/>
+        <w:rPr>
+          <w:rFonts w:ascii="Times New Roman" w:eastAsia="Times New Roman" w:hAnsi="Times New Roman" w:cs="Times New Roman"/>
+          <w:sz w:val="24"/>
+          <w:szCs w:val="24"/>
+          <w:lang w:eastAsia="en-PK"/>
+        </w:rPr>
+      </w:pPr>
+      <w:r>
+        <w:rPr>
+          <w:rFonts w:ascii="Times New Roman" w:eastAsia="Times New Roman" w:hAnsi="Times New Roman" w:cs="Times New Roman"/>
+          <w:sz w:val="24"/>
+          <w:szCs w:val="24"/>
+          <w:lang w:eastAsia="en-PK"/>
+        </w:rPr>
+        <w:t>Firebase Authentication</w:t>
+      </w:r>
+    </w:p>
+    <w:p>
+      <w:pPr>
+        <w:numPr>
+          <w:ilvl w:val="1"/>
+          <w:numId w:val="29"/>
+        </w:numPr>
+        <w:spacing w:before="100" w:beforeAutospacing="1" w:after="100" w:afterAutospacing="1" w:line="240" w:lineRule="auto"/>
+        <w:rPr>
+          <w:rFonts w:ascii="Times New Roman" w:eastAsia="Times New Roman" w:hAnsi="Times New Roman" w:cs="Times New Roman"/>
+          <w:sz w:val="24"/>
+          <w:szCs w:val="24"/>
+          <w:lang w:eastAsia="en-PK"/>
+        </w:rPr>
+      </w:pPr>
+      <w:r>
+        <w:rPr>
+          <w:rFonts w:ascii="Times New Roman" w:eastAsia="Times New Roman" w:hAnsi="Times New Roman" w:cs="Times New Roman"/>
+          <w:sz w:val="24"/>
+          <w:szCs w:val="24"/>
+          <w:lang w:eastAsia="en-PK"/>
+        </w:rPr>
+        <w:t>Firebase Storage</w:t>
       </w:r>
     </w:p>
     <w:p>
       <w:pPr>
         <w:numPr>
           <w:ilvl w:val="0"/>
-          <w:numId w:val="14"/>
+          <w:numId w:val="29"/>
         </w:numPr>
         <w:spacing w:before="100" w:beforeAutospacing="1" w:after="100" w:afterAutospacing="1" w:line="240" w:lineRule="auto"/>
         <w:rPr>
           <w:rFonts w:ascii="Times New Roman" w:eastAsia="Times New Roman" w:hAnsi="Times New Roman" w:cs="Times New Roman"/>
           <w:sz w:val="24"/>
           <w:szCs w:val="24"/>
-          <w:lang w:val="en-PK" w:eastAsia="en-PK"/>
-        </w:rPr>
-      </w:pPr>
-      <w:r>
-        <w:rPr>
-          <w:rFonts w:ascii="Times New Roman" w:eastAsia="Times New Roman" w:hAnsi="Times New Roman" w:cs="Times New Roman"/>
-          <w:b/>
-          <w:bCs/>
-          <w:sz w:val="24"/>
-          <w:szCs w:val="24"/>
-          <w:lang w:val="en-PK" w:eastAsia="en-PK"/>
-        </w:rPr>
-        <w:t>Android SDK</w:t>
-      </w:r>
-      <w:r>
-        <w:rPr>
-          <w:rFonts w:ascii="Times New Roman" w:eastAsia="Times New Roman" w:hAnsi="Times New Roman" w:cs="Times New Roman"/>
-          <w:sz w:val="24"/>
-          <w:szCs w:val="24"/>
-          <w:lang w:val="en-PK" w:eastAsia="en-PK"/>
-        </w:rPr>
-        <w:t>: Install required SDK versions via Android Studio's SDK Manager.</w:t>
+          <w:lang w:eastAsia="en-PK"/>
+        </w:rPr>
+      </w:pPr>
+      <w:r>
+        <w:rPr>
+          <w:rFonts w:ascii="Times New Roman" w:eastAsia="Times New Roman" w:hAnsi="Times New Roman" w:cs="Times New Roman"/>
+          <w:sz w:val="24"/>
+          <w:szCs w:val="24"/>
+          <w:lang w:eastAsia="en-PK"/>
+        </w:rPr>
+        <w:t>Internet access for Firebase connectivity.</w:t>
       </w:r>
     </w:p>
     <w:p>
@@ -404,7 +1250,7 @@
           <w:bCs/>
           <w:sz w:val="27"/>
           <w:szCs w:val="27"/>
-          <w:lang w:val="en-PK" w:eastAsia="en-PK"/>
+          <w:lang w:eastAsia="en-PK"/>
         </w:rPr>
       </w:pPr>
       <w:r>
@@ -414,7 +1260,7 @@
           <w:bCs/>
           <w:sz w:val="27"/>
           <w:szCs w:val="27"/>
-          <w:lang w:val="en-PK" w:eastAsia="en-PK"/>
+          <w:lang w:eastAsia="en-PK"/>
         </w:rPr>
         <w:t>Steps</w:t>
       </w:r>
@@ -423,394 +1269,765 @@
       <w:pPr>
         <w:numPr>
           <w:ilvl w:val="0"/>
-          <w:numId w:val="15"/>
+          <w:numId w:val="30"/>
         </w:numPr>
         <w:spacing w:before="100" w:beforeAutospacing="1" w:after="100" w:afterAutospacing="1" w:line="240" w:lineRule="auto"/>
         <w:rPr>
           <w:rFonts w:ascii="Times New Roman" w:eastAsia="Times New Roman" w:hAnsi="Times New Roman" w:cs="Times New Roman"/>
           <w:sz w:val="24"/>
           <w:szCs w:val="24"/>
-          <w:lang w:val="en-PK" w:eastAsia="en-PK"/>
-        </w:rPr>
-      </w:pPr>
-      <w:r>
-        <w:rPr>
-          <w:rFonts w:ascii="Times New Roman" w:eastAsia="Times New Roman" w:hAnsi="Times New Roman" w:cs="Times New Roman"/>
-          <w:b/>
-          <w:bCs/>
-          <w:sz w:val="24"/>
-          <w:szCs w:val="24"/>
-          <w:lang w:val="en-PK" w:eastAsia="en-PK"/>
-        </w:rPr>
-        <w:t>Clone the repository</w:t>
-      </w:r>
-      <w:r>
-        <w:rPr>
-          <w:rFonts w:ascii="Times New Roman" w:eastAsia="Times New Roman" w:hAnsi="Times New Roman" w:cs="Times New Roman"/>
-          <w:sz w:val="24"/>
-          <w:szCs w:val="24"/>
-          <w:lang w:val="en-PK" w:eastAsia="en-PK"/>
-        </w:rPr>
-        <w:t>:</w:t>
-      </w:r>
-    </w:p>
-    <w:p>
-      <w:pPr>
-        <w:spacing w:before="100" w:beforeAutospacing="1" w:after="100" w:afterAutospacing="1" w:line="240" w:lineRule="auto"/>
+          <w:lang w:eastAsia="en-PK"/>
+        </w:rPr>
+      </w:pPr>
+      <w:r>
+        <w:rPr>
+          <w:rFonts w:ascii="Times New Roman" w:eastAsia="Times New Roman" w:hAnsi="Times New Roman" w:cs="Times New Roman"/>
+          <w:sz w:val="24"/>
+          <w:szCs w:val="24"/>
+          <w:lang w:eastAsia="en-PK"/>
+        </w:rPr>
+        <w:t>Clone the repository:</w:t>
+      </w:r>
+    </w:p>
+    <w:p>
+      <w:pPr>
+        <w:tabs>
+          <w:tab w:val="left" w:pos="916"/>
+          <w:tab w:val="left" w:pos="1832"/>
+          <w:tab w:val="left" w:pos="2748"/>
+          <w:tab w:val="left" w:pos="3664"/>
+          <w:tab w:val="left" w:pos="4580"/>
+          <w:tab w:val="left" w:pos="5496"/>
+          <w:tab w:val="left" w:pos="6412"/>
+          <w:tab w:val="left" w:pos="7328"/>
+          <w:tab w:val="left" w:pos="8244"/>
+          <w:tab w:val="left" w:pos="9160"/>
+          <w:tab w:val="left" w:pos="10076"/>
+          <w:tab w:val="left" w:pos="10992"/>
+          <w:tab w:val="left" w:pos="11908"/>
+          <w:tab w:val="left" w:pos="12824"/>
+          <w:tab w:val="left" w:pos="13740"/>
+          <w:tab w:val="left" w:pos="14656"/>
+        </w:tabs>
+        <w:spacing w:after="0" w:line="240" w:lineRule="auto"/>
         <w:ind w:left="720"/>
-        <w:rPr>
-          <w:rFonts w:ascii="Times New Roman" w:eastAsia="Times New Roman" w:hAnsi="Times New Roman" w:cs="Times New Roman"/>
-          <w:sz w:val="24"/>
-          <w:szCs w:val="24"/>
-          <w:lang w:val="en-PK" w:eastAsia="en-PK"/>
-        </w:rPr>
-      </w:pPr>
-      <w:r>
-        <w:rPr>
-          <w:rFonts w:ascii="Times New Roman" w:eastAsia="Times New Roman" w:hAnsi="Times New Roman" w:cs="Times New Roman"/>
-          <w:sz w:val="24"/>
-          <w:szCs w:val="24"/>
-          <w:lang w:val="en-PK" w:eastAsia="en-PK"/>
-        </w:rPr>
-        <w:t>https://github.com/farzandali123/Signal</w:t>
-      </w:r>
-      <w:bookmarkStart w:id="0" w:name="_GoBack"/>
-      <w:bookmarkEnd w:id="0"/>
-    </w:p>
-    <w:p>
-      <w:pPr>
-        <w:numPr>
-          <w:ilvl w:val="0"/>
-          <w:numId w:val="15"/>
-        </w:numPr>
-        <w:spacing w:before="100" w:beforeAutospacing="1" w:after="100" w:afterAutospacing="1" w:line="240" w:lineRule="auto"/>
-        <w:rPr>
-          <w:rFonts w:ascii="Times New Roman" w:eastAsia="Times New Roman" w:hAnsi="Times New Roman" w:cs="Times New Roman"/>
-          <w:sz w:val="24"/>
-          <w:szCs w:val="24"/>
-          <w:lang w:val="en-PK" w:eastAsia="en-PK"/>
-        </w:rPr>
-      </w:pPr>
-      <w:r>
-        <w:rPr>
-          <w:rFonts w:ascii="Times New Roman" w:eastAsia="Times New Roman" w:hAnsi="Times New Roman" w:cs="Times New Roman"/>
-          <w:b/>
-          <w:bCs/>
-          <w:sz w:val="24"/>
-          <w:szCs w:val="24"/>
-          <w:lang w:val="en-PK" w:eastAsia="en-PK"/>
-        </w:rPr>
-        <w:t>Open the project in Android Studio</w:t>
-      </w:r>
-      <w:r>
-        <w:rPr>
-          <w:rFonts w:ascii="Times New Roman" w:eastAsia="Times New Roman" w:hAnsi="Times New Roman" w:cs="Times New Roman"/>
-          <w:sz w:val="24"/>
-          <w:szCs w:val="24"/>
-          <w:lang w:val="en-PK" w:eastAsia="en-PK"/>
-        </w:rPr>
-        <w:t>:</w:t>
-      </w:r>
-    </w:p>
-    <w:p>
-      <w:pPr>
-        <w:numPr>
-          <w:ilvl w:val="1"/>
-          <w:numId w:val="15"/>
-        </w:numPr>
-        <w:spacing w:before="100" w:beforeAutospacing="1" w:after="100" w:afterAutospacing="1" w:line="240" w:lineRule="auto"/>
-        <w:rPr>
-          <w:rFonts w:ascii="Times New Roman" w:eastAsia="Times New Roman" w:hAnsi="Times New Roman" w:cs="Times New Roman"/>
-          <w:sz w:val="24"/>
-          <w:szCs w:val="24"/>
-          <w:lang w:val="en-PK" w:eastAsia="en-PK"/>
-        </w:rPr>
-      </w:pPr>
-      <w:r>
-        <w:rPr>
-          <w:rFonts w:ascii="Times New Roman" w:eastAsia="Times New Roman" w:hAnsi="Times New Roman" w:cs="Times New Roman"/>
-          <w:sz w:val="24"/>
-          <w:szCs w:val="24"/>
-          <w:lang w:val="en-PK" w:eastAsia="en-PK"/>
-        </w:rPr>
-        <w:t xml:space="preserve">Go to </w:t>
-      </w:r>
-      <w:r>
         <w:rPr>
           <w:rFonts w:ascii="Courier New" w:eastAsia="Times New Roman" w:hAnsi="Courier New" w:cs="Courier New"/>
           <w:sz w:val="20"/>
           <w:szCs w:val="20"/>
-          <w:lang w:val="en-PK" w:eastAsia="en-PK"/>
-        </w:rPr>
-        <w:t>File &gt; Open</w:t>
-      </w:r>
-      <w:r>
-        <w:rPr>
-          <w:rFonts w:ascii="Times New Roman" w:eastAsia="Times New Roman" w:hAnsi="Times New Roman" w:cs="Times New Roman"/>
-          <w:sz w:val="24"/>
-          <w:szCs w:val="24"/>
-          <w:lang w:val="en-PK" w:eastAsia="en-PK"/>
-        </w:rPr>
-        <w:t>, then select the cloned project folder.</w:t>
-      </w:r>
-    </w:p>
-    <w:p>
-      <w:pPr>
-        <w:numPr>
-          <w:ilvl w:val="0"/>
-          <w:numId w:val="15"/>
-        </w:numPr>
-        <w:spacing w:before="100" w:beforeAutospacing="1" w:after="100" w:afterAutospacing="1" w:line="240" w:lineRule="auto"/>
-        <w:rPr>
-          <w:rFonts w:ascii="Times New Roman" w:eastAsia="Times New Roman" w:hAnsi="Times New Roman" w:cs="Times New Roman"/>
-          <w:sz w:val="24"/>
-          <w:szCs w:val="24"/>
-          <w:lang w:val="en-PK" w:eastAsia="en-PK"/>
-        </w:rPr>
-      </w:pPr>
-      <w:r>
-        <w:rPr>
-          <w:rFonts w:ascii="Times New Roman" w:eastAsia="Times New Roman" w:hAnsi="Times New Roman" w:cs="Times New Roman"/>
-          <w:b/>
-          <w:bCs/>
-          <w:sz w:val="24"/>
-          <w:szCs w:val="24"/>
-          <w:lang w:val="en-PK" w:eastAsia="en-PK"/>
-        </w:rPr>
-        <w:t>Sync with Gradle</w:t>
-      </w:r>
-      <w:r>
-        <w:rPr>
-          <w:rFonts w:ascii="Times New Roman" w:eastAsia="Times New Roman" w:hAnsi="Times New Roman" w:cs="Times New Roman"/>
-          <w:sz w:val="24"/>
-          <w:szCs w:val="24"/>
-          <w:lang w:val="en-PK" w:eastAsia="en-PK"/>
-        </w:rPr>
-        <w:t>:</w:t>
-      </w:r>
-    </w:p>
-    <w:p>
-      <w:pPr>
-        <w:numPr>
-          <w:ilvl w:val="1"/>
-          <w:numId w:val="15"/>
-        </w:numPr>
-        <w:spacing w:before="100" w:beforeAutospacing="1" w:after="100" w:afterAutospacing="1" w:line="240" w:lineRule="auto"/>
-        <w:rPr>
-          <w:rFonts w:ascii="Times New Roman" w:eastAsia="Times New Roman" w:hAnsi="Times New Roman" w:cs="Times New Roman"/>
-          <w:sz w:val="24"/>
-          <w:szCs w:val="24"/>
-          <w:lang w:val="en-PK" w:eastAsia="en-PK"/>
-        </w:rPr>
-      </w:pPr>
-      <w:r>
-        <w:rPr>
-          <w:rFonts w:ascii="Times New Roman" w:eastAsia="Times New Roman" w:hAnsi="Times New Roman" w:cs="Times New Roman"/>
-          <w:sz w:val="24"/>
-          <w:szCs w:val="24"/>
-          <w:lang w:val="en-PK" w:eastAsia="en-PK"/>
-        </w:rPr>
-        <w:t>Click "Sync Now" when prompted to ensure dependencies are correctly downloaded.</w:t>
-      </w:r>
-    </w:p>
-    <w:p>
-      <w:pPr>
-        <w:numPr>
-          <w:ilvl w:val="0"/>
-          <w:numId w:val="15"/>
-        </w:numPr>
-        <w:spacing w:before="100" w:beforeAutospacing="1" w:after="100" w:afterAutospacing="1" w:line="240" w:lineRule="auto"/>
-        <w:rPr>
-          <w:rFonts w:ascii="Times New Roman" w:eastAsia="Times New Roman" w:hAnsi="Times New Roman" w:cs="Times New Roman"/>
-          <w:sz w:val="24"/>
-          <w:szCs w:val="24"/>
-          <w:lang w:val="en-PK" w:eastAsia="en-PK"/>
-        </w:rPr>
-      </w:pPr>
-      <w:r>
-        <w:rPr>
-          <w:rFonts w:ascii="Times New Roman" w:eastAsia="Times New Roman" w:hAnsi="Times New Roman" w:cs="Times New Roman"/>
-          <w:b/>
-          <w:bCs/>
-          <w:sz w:val="24"/>
-          <w:szCs w:val="24"/>
-          <w:lang w:val="en-PK" w:eastAsia="en-PK"/>
-        </w:rPr>
-        <w:t>Run the app</w:t>
-      </w:r>
-      <w:r>
-        <w:rPr>
-          <w:rFonts w:ascii="Times New Roman" w:eastAsia="Times New Roman" w:hAnsi="Times New Roman" w:cs="Times New Roman"/>
-          <w:sz w:val="24"/>
-          <w:szCs w:val="24"/>
-          <w:lang w:val="en-PK" w:eastAsia="en-PK"/>
-        </w:rPr>
-        <w:t>:</w:t>
-      </w:r>
-    </w:p>
-    <w:p>
-      <w:pPr>
-        <w:numPr>
-          <w:ilvl w:val="1"/>
-          <w:numId w:val="15"/>
-        </w:numPr>
-        <w:spacing w:before="100" w:beforeAutospacing="1" w:after="100" w:afterAutospacing="1" w:line="240" w:lineRule="auto"/>
-        <w:rPr>
-          <w:rFonts w:ascii="Times New Roman" w:eastAsia="Times New Roman" w:hAnsi="Times New Roman" w:cs="Times New Roman"/>
-          <w:sz w:val="24"/>
-          <w:szCs w:val="24"/>
-          <w:lang w:val="en-PK" w:eastAsia="en-PK"/>
-        </w:rPr>
-      </w:pPr>
-      <w:r>
-        <w:rPr>
-          <w:rFonts w:ascii="Times New Roman" w:eastAsia="Times New Roman" w:hAnsi="Times New Roman" w:cs="Times New Roman"/>
-          <w:b/>
-          <w:bCs/>
-          <w:sz w:val="24"/>
-          <w:szCs w:val="24"/>
-          <w:lang w:val="en-PK" w:eastAsia="en-PK"/>
-        </w:rPr>
-        <w:t>Emulator</w:t>
-      </w:r>
-      <w:r>
-        <w:rPr>
-          <w:rFonts w:ascii="Times New Roman" w:eastAsia="Times New Roman" w:hAnsi="Times New Roman" w:cs="Times New Roman"/>
-          <w:sz w:val="24"/>
-          <w:szCs w:val="24"/>
-          <w:lang w:val="en-PK" w:eastAsia="en-PK"/>
-        </w:rPr>
-        <w:t xml:space="preserve">: Set up an AVD via </w:t>
-      </w:r>
+          <w:lang w:eastAsia="en-PK"/>
+        </w:rPr>
+      </w:pPr>
       <w:r>
         <w:rPr>
           <w:rFonts w:ascii="Courier New" w:eastAsia="Times New Roman" w:hAnsi="Courier New" w:cs="Courier New"/>
           <w:sz w:val="20"/>
           <w:szCs w:val="20"/>
-          <w:lang w:val="en-PK" w:eastAsia="en-PK"/>
-        </w:rPr>
-        <w:t>Tools &gt; AVD Manager</w:t>
-      </w:r>
-      <w:r>
-        <w:rPr>
-          <w:rFonts w:ascii="Times New Roman" w:eastAsia="Times New Roman" w:hAnsi="Times New Roman" w:cs="Times New Roman"/>
-          <w:sz w:val="24"/>
-          <w:szCs w:val="24"/>
-          <w:lang w:val="en-PK" w:eastAsia="en-PK"/>
-        </w:rPr>
-        <w:t xml:space="preserve"> if not already done, then run the app.</w:t>
-      </w:r>
-    </w:p>
-    <w:p>
-      <w:pPr>
-        <w:numPr>
-          <w:ilvl w:val="1"/>
-          <w:numId w:val="15"/>
-        </w:numPr>
-        <w:spacing w:before="100" w:beforeAutospacing="1" w:after="100" w:afterAutospacing="1" w:line="240" w:lineRule="auto"/>
-        <w:rPr>
-          <w:rFonts w:ascii="Times New Roman" w:eastAsia="Times New Roman" w:hAnsi="Times New Roman" w:cs="Times New Roman"/>
-          <w:sz w:val="24"/>
-          <w:szCs w:val="24"/>
-          <w:lang w:val="en-PK" w:eastAsia="en-PK"/>
-        </w:rPr>
-      </w:pPr>
-      <w:r>
-        <w:rPr>
-          <w:rFonts w:ascii="Times New Roman" w:eastAsia="Times New Roman" w:hAnsi="Times New Roman" w:cs="Times New Roman"/>
-          <w:b/>
-          <w:bCs/>
-          <w:sz w:val="24"/>
-          <w:szCs w:val="24"/>
-          <w:lang w:val="en-PK" w:eastAsia="en-PK"/>
-        </w:rPr>
-        <w:t>Physical Device</w:t>
-      </w:r>
-      <w:r>
-        <w:rPr>
-          <w:rFonts w:ascii="Times New Roman" w:eastAsia="Times New Roman" w:hAnsi="Times New Roman" w:cs="Times New Roman"/>
-          <w:sz w:val="24"/>
-          <w:szCs w:val="24"/>
-          <w:lang w:val="en-PK" w:eastAsia="en-PK"/>
-        </w:rPr>
-        <w:t>: Connect via USB with USB Debugging enabled, select your device, and run the app.</w:t>
-      </w:r>
-    </w:p>
-    <w:p>
-      <w:pPr>
-        <w:numPr>
-          <w:ilvl w:val="0"/>
-          <w:numId w:val="15"/>
-        </w:numPr>
-        <w:spacing w:before="100" w:beforeAutospacing="1" w:after="100" w:afterAutospacing="1" w:line="240" w:lineRule="auto"/>
-        <w:rPr>
-          <w:rFonts w:ascii="Times New Roman" w:eastAsia="Times New Roman" w:hAnsi="Times New Roman" w:cs="Times New Roman"/>
-          <w:sz w:val="24"/>
-          <w:szCs w:val="24"/>
-          <w:lang w:val="en-PK" w:eastAsia="en-PK"/>
-        </w:rPr>
-      </w:pPr>
-      <w:r>
-        <w:rPr>
-          <w:rFonts w:ascii="Times New Roman" w:eastAsia="Times New Roman" w:hAnsi="Times New Roman" w:cs="Times New Roman"/>
-          <w:b/>
-          <w:bCs/>
-          <w:sz w:val="24"/>
-          <w:szCs w:val="24"/>
-          <w:lang w:val="en-PK" w:eastAsia="en-PK"/>
-        </w:rPr>
-        <w:t>Install missing dependencies</w:t>
-      </w:r>
-      <w:r>
-        <w:rPr>
-          <w:rFonts w:ascii="Times New Roman" w:eastAsia="Times New Roman" w:hAnsi="Times New Roman" w:cs="Times New Roman"/>
-          <w:sz w:val="24"/>
-          <w:szCs w:val="24"/>
-          <w:lang w:val="en-PK" w:eastAsia="en-PK"/>
-        </w:rPr>
-        <w:t>:</w:t>
-      </w:r>
-    </w:p>
-    <w:p>
-      <w:pPr>
-        <w:numPr>
-          <w:ilvl w:val="1"/>
-          <w:numId w:val="15"/>
-        </w:numPr>
-        <w:spacing w:before="100" w:beforeAutospacing="1" w:after="100" w:afterAutospacing="1" w:line="240" w:lineRule="auto"/>
-        <w:rPr>
-          <w:rFonts w:ascii="Times New Roman" w:eastAsia="Times New Roman" w:hAnsi="Times New Roman" w:cs="Times New Roman"/>
-          <w:sz w:val="24"/>
-          <w:szCs w:val="24"/>
-          <w:lang w:val="en-PK" w:eastAsia="en-PK"/>
-        </w:rPr>
-      </w:pPr>
-      <w:r>
-        <w:rPr>
-          <w:rFonts w:ascii="Times New Roman" w:eastAsia="Times New Roman" w:hAnsi="Times New Roman" w:cs="Times New Roman"/>
-          <w:sz w:val="24"/>
-          <w:szCs w:val="24"/>
-          <w:lang w:val="en-PK" w:eastAsia="en-PK"/>
-        </w:rPr>
-        <w:t xml:space="preserve">If any SDKs or libraries are missing, go to </w:t>
-      </w:r>
-      <w:r>
+          <w:lang w:eastAsia="en-PK"/>
+        </w:rPr>
+        <w:t>bash</w:t>
+      </w:r>
+    </w:p>
+    <w:p>
+      <w:pPr>
+        <w:tabs>
+          <w:tab w:val="left" w:pos="916"/>
+          <w:tab w:val="left" w:pos="1832"/>
+          <w:tab w:val="left" w:pos="2748"/>
+          <w:tab w:val="left" w:pos="3664"/>
+          <w:tab w:val="left" w:pos="4580"/>
+          <w:tab w:val="left" w:pos="5496"/>
+          <w:tab w:val="left" w:pos="6412"/>
+          <w:tab w:val="left" w:pos="7328"/>
+          <w:tab w:val="left" w:pos="8244"/>
+          <w:tab w:val="left" w:pos="9160"/>
+          <w:tab w:val="left" w:pos="10076"/>
+          <w:tab w:val="left" w:pos="10992"/>
+          <w:tab w:val="left" w:pos="11908"/>
+          <w:tab w:val="left" w:pos="12824"/>
+          <w:tab w:val="left" w:pos="13740"/>
+          <w:tab w:val="left" w:pos="14656"/>
+        </w:tabs>
+        <w:spacing w:after="0" w:line="240" w:lineRule="auto"/>
+        <w:ind w:left="720"/>
         <w:rPr>
           <w:rFonts w:ascii="Courier New" w:eastAsia="Times New Roman" w:hAnsi="Courier New" w:cs="Courier New"/>
           <w:sz w:val="20"/>
           <w:szCs w:val="20"/>
-          <w:lang w:val="en-PK" w:eastAsia="en-PK"/>
-        </w:rPr>
-        <w:t>Tools &gt; SDK Manager</w:t>
-      </w:r>
-      <w:r>
-        <w:rPr>
-          <w:rFonts w:ascii="Times New Roman" w:eastAsia="Times New Roman" w:hAnsi="Times New Roman" w:cs="Times New Roman"/>
-          <w:sz w:val="24"/>
-          <w:szCs w:val="24"/>
-          <w:lang w:val="en-PK" w:eastAsia="en-PK"/>
-        </w:rPr>
-        <w:t xml:space="preserve"> and install them.</w:t>
+          <w:lang w:eastAsia="en-PK"/>
+        </w:rPr>
+      </w:pPr>
+      <w:r>
+        <w:rPr>
+          <w:rFonts w:ascii="Courier New" w:eastAsia="Times New Roman" w:hAnsi="Courier New" w:cs="Courier New"/>
+          <w:sz w:val="20"/>
+          <w:szCs w:val="20"/>
+          <w:lang w:eastAsia="en-PK"/>
+        </w:rPr>
+        <w:t>Copy code</w:t>
+      </w:r>
+    </w:p>
+    <w:p>
+      <w:pPr>
+        <w:tabs>
+          <w:tab w:val="left" w:pos="916"/>
+          <w:tab w:val="left" w:pos="1832"/>
+          <w:tab w:val="left" w:pos="2748"/>
+          <w:tab w:val="left" w:pos="3664"/>
+          <w:tab w:val="left" w:pos="4580"/>
+          <w:tab w:val="left" w:pos="5496"/>
+          <w:tab w:val="left" w:pos="6412"/>
+          <w:tab w:val="left" w:pos="7328"/>
+          <w:tab w:val="left" w:pos="8244"/>
+          <w:tab w:val="left" w:pos="9160"/>
+          <w:tab w:val="left" w:pos="10076"/>
+          <w:tab w:val="left" w:pos="10992"/>
+          <w:tab w:val="left" w:pos="11908"/>
+          <w:tab w:val="left" w:pos="12824"/>
+          <w:tab w:val="left" w:pos="13740"/>
+          <w:tab w:val="left" w:pos="14656"/>
+        </w:tabs>
+        <w:spacing w:after="0" w:line="240" w:lineRule="auto"/>
+        <w:ind w:left="720"/>
+        <w:rPr>
+          <w:rFonts w:ascii="Courier New" w:eastAsia="Times New Roman" w:hAnsi="Courier New" w:cs="Courier New"/>
+          <w:sz w:val="20"/>
+          <w:szCs w:val="20"/>
+          <w:lang w:eastAsia="en-PK"/>
+        </w:rPr>
+      </w:pPr>
+      <w:r>
+        <w:rPr>
+          <w:rFonts w:ascii="Courier New" w:eastAsia="Times New Roman" w:hAnsi="Courier New" w:cs="Courier New"/>
+          <w:sz w:val="20"/>
+          <w:szCs w:val="20"/>
+          <w:lang w:eastAsia="en-PK"/>
+        </w:rPr>
+        <w:t>git clone https://github.com/your-username/signal-clone.git</w:t>
+      </w:r>
+    </w:p>
+    <w:p>
+      <w:pPr>
+        <w:numPr>
+          <w:ilvl w:val="0"/>
+          <w:numId w:val="30"/>
+        </w:numPr>
+        <w:spacing w:before="100" w:beforeAutospacing="1" w:after="100" w:afterAutospacing="1" w:line="240" w:lineRule="auto"/>
+        <w:rPr>
+          <w:rFonts w:ascii="Times New Roman" w:eastAsia="Times New Roman" w:hAnsi="Times New Roman" w:cs="Times New Roman"/>
+          <w:sz w:val="24"/>
+          <w:szCs w:val="24"/>
+          <w:lang w:eastAsia="en-PK"/>
+        </w:rPr>
+      </w:pPr>
+      <w:r>
+        <w:rPr>
+          <w:rFonts w:ascii="Times New Roman" w:eastAsia="Times New Roman" w:hAnsi="Times New Roman" w:cs="Times New Roman"/>
+          <w:sz w:val="24"/>
+          <w:szCs w:val="24"/>
+          <w:lang w:eastAsia="en-PK"/>
+        </w:rPr>
+        <w:t xml:space="preserve">Open the project in </w:t>
+      </w:r>
+      <w:r>
+        <w:rPr>
+          <w:rFonts w:ascii="Times New Roman" w:eastAsia="Times New Roman" w:hAnsi="Times New Roman" w:cs="Times New Roman"/>
+          <w:b/>
+          <w:bCs/>
+          <w:sz w:val="24"/>
+          <w:szCs w:val="24"/>
+          <w:lang w:eastAsia="en-PK"/>
+        </w:rPr>
+        <w:t>Android Studio</w:t>
+      </w:r>
+      <w:r>
+        <w:rPr>
+          <w:rFonts w:ascii="Times New Roman" w:eastAsia="Times New Roman" w:hAnsi="Times New Roman" w:cs="Times New Roman"/>
+          <w:sz w:val="24"/>
+          <w:szCs w:val="24"/>
+          <w:lang w:eastAsia="en-PK"/>
+        </w:rPr>
+        <w:t>.</w:t>
+      </w:r>
+    </w:p>
+    <w:p>
+      <w:pPr>
+        <w:numPr>
+          <w:ilvl w:val="0"/>
+          <w:numId w:val="30"/>
+        </w:numPr>
+        <w:spacing w:before="100" w:beforeAutospacing="1" w:after="100" w:afterAutospacing="1" w:line="240" w:lineRule="auto"/>
+        <w:rPr>
+          <w:rFonts w:ascii="Times New Roman" w:eastAsia="Times New Roman" w:hAnsi="Times New Roman" w:cs="Times New Roman"/>
+          <w:sz w:val="24"/>
+          <w:szCs w:val="24"/>
+          <w:lang w:eastAsia="en-PK"/>
+        </w:rPr>
+      </w:pPr>
+      <w:r>
+        <w:rPr>
+          <w:rFonts w:ascii="Times New Roman" w:eastAsia="Times New Roman" w:hAnsi="Times New Roman" w:cs="Times New Roman"/>
+          <w:sz w:val="24"/>
+          <w:szCs w:val="24"/>
+          <w:lang w:eastAsia="en-PK"/>
+        </w:rPr>
+        <w:t>Add your Firebase configuration file:</w:t>
+      </w:r>
+    </w:p>
+    <w:p>
+      <w:pPr>
+        <w:numPr>
+          <w:ilvl w:val="1"/>
+          <w:numId w:val="30"/>
+        </w:numPr>
+        <w:spacing w:before="100" w:beforeAutospacing="1" w:after="100" w:afterAutospacing="1" w:line="240" w:lineRule="auto"/>
+        <w:rPr>
+          <w:rFonts w:ascii="Times New Roman" w:eastAsia="Times New Roman" w:hAnsi="Times New Roman" w:cs="Times New Roman"/>
+          <w:sz w:val="24"/>
+          <w:szCs w:val="24"/>
+          <w:lang w:eastAsia="en-PK"/>
+        </w:rPr>
+      </w:pPr>
+      <w:r>
+        <w:rPr>
+          <w:rFonts w:ascii="Times New Roman" w:eastAsia="Times New Roman" w:hAnsi="Times New Roman" w:cs="Times New Roman"/>
+          <w:sz w:val="24"/>
+          <w:szCs w:val="24"/>
+          <w:lang w:eastAsia="en-PK"/>
+        </w:rPr>
+        <w:t xml:space="preserve">Download the </w:t>
+      </w:r>
+      <w:r>
+        <w:rPr>
+          <w:rFonts w:ascii="Courier New" w:eastAsia="Times New Roman" w:hAnsi="Courier New" w:cs="Courier New"/>
+          <w:sz w:val="20"/>
+          <w:szCs w:val="20"/>
+          <w:lang w:eastAsia="en-PK"/>
+        </w:rPr>
+        <w:t>google-services.json</w:t>
+      </w:r>
+      <w:r>
+        <w:rPr>
+          <w:rFonts w:ascii="Times New Roman" w:eastAsia="Times New Roman" w:hAnsi="Times New Roman" w:cs="Times New Roman"/>
+          <w:sz w:val="24"/>
+          <w:szCs w:val="24"/>
+          <w:lang w:eastAsia="en-PK"/>
+        </w:rPr>
+        <w:t xml:space="preserve"> file from your Firebase project.</w:t>
+      </w:r>
+    </w:p>
+    <w:p>
+      <w:pPr>
+        <w:numPr>
+          <w:ilvl w:val="1"/>
+          <w:numId w:val="30"/>
+        </w:numPr>
+        <w:spacing w:before="100" w:beforeAutospacing="1" w:after="100" w:afterAutospacing="1" w:line="240" w:lineRule="auto"/>
+        <w:rPr>
+          <w:rFonts w:ascii="Times New Roman" w:eastAsia="Times New Roman" w:hAnsi="Times New Roman" w:cs="Times New Roman"/>
+          <w:sz w:val="24"/>
+          <w:szCs w:val="24"/>
+          <w:lang w:eastAsia="en-PK"/>
+        </w:rPr>
+      </w:pPr>
+      <w:r>
+        <w:rPr>
+          <w:rFonts w:ascii="Times New Roman" w:eastAsia="Times New Roman" w:hAnsi="Times New Roman" w:cs="Times New Roman"/>
+          <w:sz w:val="24"/>
+          <w:szCs w:val="24"/>
+          <w:lang w:eastAsia="en-PK"/>
+        </w:rPr>
+        <w:t xml:space="preserve">Place the file in the </w:t>
+      </w:r>
+      <w:r>
+        <w:rPr>
+          <w:rFonts w:ascii="Courier New" w:eastAsia="Times New Roman" w:hAnsi="Courier New" w:cs="Courier New"/>
+          <w:sz w:val="20"/>
+          <w:szCs w:val="20"/>
+          <w:lang w:eastAsia="en-PK"/>
+        </w:rPr>
+        <w:t>app/</w:t>
+      </w:r>
+      <w:r>
+        <w:rPr>
+          <w:rFonts w:ascii="Times New Roman" w:eastAsia="Times New Roman" w:hAnsi="Times New Roman" w:cs="Times New Roman"/>
+          <w:sz w:val="24"/>
+          <w:szCs w:val="24"/>
+          <w:lang w:eastAsia="en-PK"/>
+        </w:rPr>
+        <w:t xml:space="preserve"> directory.</w:t>
+      </w:r>
+    </w:p>
+    <w:p>
+      <w:pPr>
+        <w:numPr>
+          <w:ilvl w:val="0"/>
+          <w:numId w:val="30"/>
+        </w:numPr>
+        <w:spacing w:before="100" w:beforeAutospacing="1" w:after="100" w:afterAutospacing="1" w:line="240" w:lineRule="auto"/>
+        <w:rPr>
+          <w:rFonts w:ascii="Times New Roman" w:eastAsia="Times New Roman" w:hAnsi="Times New Roman" w:cs="Times New Roman"/>
+          <w:sz w:val="24"/>
+          <w:szCs w:val="24"/>
+          <w:lang w:eastAsia="en-PK"/>
+        </w:rPr>
+      </w:pPr>
+      <w:r>
+        <w:rPr>
+          <w:rFonts w:ascii="Times New Roman" w:eastAsia="Times New Roman" w:hAnsi="Times New Roman" w:cs="Times New Roman"/>
+          <w:sz w:val="24"/>
+          <w:szCs w:val="24"/>
+          <w:lang w:eastAsia="en-PK"/>
+        </w:rPr>
+        <w:t>Sync the project with Gradle files.</w:t>
+      </w:r>
+    </w:p>
+    <w:p>
+      <w:pPr>
+        <w:numPr>
+          <w:ilvl w:val="0"/>
+          <w:numId w:val="30"/>
+        </w:numPr>
+        <w:spacing w:before="100" w:beforeAutospacing="1" w:after="100" w:afterAutospacing="1" w:line="240" w:lineRule="auto"/>
+        <w:rPr>
+          <w:rFonts w:ascii="Times New Roman" w:eastAsia="Times New Roman" w:hAnsi="Times New Roman" w:cs="Times New Roman"/>
+          <w:sz w:val="24"/>
+          <w:szCs w:val="24"/>
+          <w:lang w:eastAsia="en-PK"/>
+        </w:rPr>
+      </w:pPr>
+      <w:r>
+        <w:rPr>
+          <w:rFonts w:ascii="Times New Roman" w:eastAsia="Times New Roman" w:hAnsi="Times New Roman" w:cs="Times New Roman"/>
+          <w:sz w:val="24"/>
+          <w:szCs w:val="24"/>
+          <w:lang w:eastAsia="en-PK"/>
+        </w:rPr>
+        <w:t>Build and run the application on an Android emulator or physical device.</w:t>
+      </w:r>
+    </w:p>
+    <w:p>
+      <w:pPr>
+        <w:spacing w:before="100" w:beforeAutospacing="1" w:after="100" w:afterAutospacing="1" w:line="240" w:lineRule="auto"/>
+        <w:rPr>
+          <w:rFonts w:ascii="Times New Roman" w:eastAsia="Times New Roman" w:hAnsi="Times New Roman" w:cs="Times New Roman"/>
+          <w:sz w:val="24"/>
+          <w:szCs w:val="24"/>
+          <w:lang w:eastAsia="en-PK"/>
+        </w:rPr>
+      </w:pPr>
+    </w:p>
+    <w:p>
+      <w:pPr>
+        <w:spacing w:before="100" w:beforeAutospacing="1" w:after="100" w:afterAutospacing="1" w:line="240" w:lineRule="auto"/>
+        <w:rPr>
+          <w:rFonts w:ascii="Times New Roman" w:eastAsia="Times New Roman" w:hAnsi="Times New Roman" w:cs="Times New Roman"/>
+          <w:sz w:val="24"/>
+          <w:szCs w:val="24"/>
+          <w:lang w:eastAsia="en-PK"/>
+        </w:rPr>
+      </w:pPr>
+    </w:p>
+    <w:p>
+      <w:pPr>
+        <w:spacing w:after="0" w:line="240" w:lineRule="auto"/>
+        <w:rPr>
+          <w:rFonts w:ascii="Times New Roman" w:eastAsia="Times New Roman" w:hAnsi="Times New Roman" w:cs="Times New Roman"/>
+          <w:sz w:val="24"/>
+          <w:szCs w:val="24"/>
+          <w:lang w:eastAsia="en-PK"/>
+        </w:rPr>
+      </w:pPr>
+      <w:r>
+        <w:rPr>
+          <w:rFonts w:ascii="Times New Roman" w:eastAsia="Times New Roman" w:hAnsi="Times New Roman" w:cs="Times New Roman"/>
+          <w:sz w:val="24"/>
+          <w:szCs w:val="24"/>
+          <w:lang w:eastAsia="en-PK"/>
+        </w:rPr>
+        <w:lastRenderedPageBreak/>
+        <w:pict w14:anchorId="057DA8E4">
+          <v:rect id="_x0000_i1028" style="width:0;height:1.5pt" o:hralign="center" o:hrstd="t" o:hr="t" fillcolor="#a0a0a0" stroked="f"/>
+        </w:pict>
+      </w:r>
+    </w:p>
+    <w:p>
+      <w:pPr>
+        <w:spacing w:after="0" w:line="240" w:lineRule="auto"/>
+        <w:rPr>
+          <w:rFonts w:ascii="Times New Roman" w:eastAsia="Times New Roman" w:hAnsi="Times New Roman" w:cs="Times New Roman"/>
+          <w:sz w:val="24"/>
+          <w:szCs w:val="24"/>
+          <w:lang w:eastAsia="en-PK"/>
+        </w:rPr>
+      </w:pPr>
+    </w:p>
+    <w:p>
+      <w:pPr>
+        <w:spacing w:after="0" w:line="240" w:lineRule="auto"/>
+        <w:rPr>
+          <w:b/>
+          <w:sz w:val="44"/>
+          <w:szCs w:val="44"/>
+        </w:rPr>
+      </w:pPr>
+      <w:r>
+        <w:rPr>
+          <w:b/>
+          <w:sz w:val="44"/>
+          <w:szCs w:val="44"/>
+        </w:rPr>
+        <w:t>System Architecture Diagram</w:t>
+      </w:r>
+    </w:p>
+    <w:p>
+      <w:pPr>
+        <w:spacing w:after="0" w:line="240" w:lineRule="auto"/>
+      </w:pPr>
+      <w:r>
+        <w:t>+--------------------------------------+</w:t>
+      </w:r>
+    </w:p>
+    <w:p>
+      <w:pPr>
+        <w:spacing w:after="0" w:line="240" w:lineRule="auto"/>
+      </w:pPr>
+      <w:r>
+        <w:t>|          Mobile App (Frontend)       |</w:t>
+      </w:r>
+    </w:p>
+    <w:p>
+      <w:pPr>
+        <w:spacing w:after="0" w:line="240" w:lineRule="auto"/>
+      </w:pPr>
+      <w:r>
+        <w:t>|--------------------------------------|</w:t>
+      </w:r>
+    </w:p>
+    <w:p>
+      <w:pPr>
+        <w:spacing w:after="0" w:line="240" w:lineRule="auto"/>
+      </w:pPr>
+      <w:r>
+        <w:t>|  Kotlin (Android)                    |</w:t>
+      </w:r>
+    </w:p>
+    <w:p>
+      <w:pPr>
+        <w:spacing w:after="0" w:line="240" w:lineRule="auto"/>
+      </w:pPr>
+      <w:r>
+        <w:t>|  UI Components (XML Layouts)         |</w:t>
+      </w:r>
+    </w:p>
+    <w:p>
+      <w:pPr>
+        <w:spacing w:after="0" w:line="240" w:lineRule="auto"/>
+      </w:pPr>
+      <w:r>
+        <w:t>|  Business Logic                      |</w:t>
+      </w:r>
+    </w:p>
+    <w:p>
+      <w:pPr>
+        <w:spacing w:after="0" w:line="240" w:lineRule="auto"/>
+      </w:pPr>
+      <w:r>
+        <w:t>|  - Chat Feature                      |</w:t>
+      </w:r>
+    </w:p>
+    <w:p>
+      <w:pPr>
+        <w:spacing w:after="0" w:line="240" w:lineRule="auto"/>
+      </w:pPr>
+      <w:r>
+        <w:t>|  - Profile Management                |</w:t>
+      </w:r>
+    </w:p>
+    <w:p>
+      <w:pPr>
+        <w:spacing w:after="0" w:line="240" w:lineRule="auto"/>
+      </w:pPr>
+      <w:r>
+        <w:t>|  - Contacts Access                   |</w:t>
+      </w:r>
+    </w:p>
+    <w:p>
+      <w:pPr>
+        <w:spacing w:after="0" w:line="240" w:lineRule="auto"/>
+      </w:pPr>
+      <w:r>
+        <w:t>|  - Image Messaging                   |</w:t>
+      </w:r>
+    </w:p>
+    <w:p>
+      <w:pPr>
+        <w:spacing w:after="0" w:line="240" w:lineRule="auto"/>
+      </w:pPr>
+      <w:r>
+        <w:t>+--------------------------------------+</w:t>
+      </w:r>
+    </w:p>
+    <w:p>
+      <w:pPr>
+        <w:spacing w:after="0" w:line="240" w:lineRule="auto"/>
+      </w:pPr>
+      <w:r>
+        <w:t xml:space="preserve">                 |</w:t>
+      </w:r>
+    </w:p>
+    <w:p>
+      <w:pPr>
+        <w:spacing w:after="0" w:line="240" w:lineRule="auto"/>
+      </w:pPr>
+      <w:r>
+        <w:t xml:space="preserve">                 v</w:t>
+      </w:r>
+    </w:p>
+    <w:p>
+      <w:pPr>
+        <w:spacing w:after="0" w:line="240" w:lineRule="auto"/>
+      </w:pPr>
+      <w:r>
+        <w:t>+--------------------------------------+</w:t>
+      </w:r>
+    </w:p>
+    <w:p>
+      <w:pPr>
+        <w:spacing w:after="0" w:line="240" w:lineRule="auto"/>
+      </w:pPr>
+      <w:r>
+        <w:t>|         Local Database (SQLite)      |</w:t>
+      </w:r>
+    </w:p>
+    <w:p>
+      <w:pPr>
+        <w:spacing w:after="0" w:line="240" w:lineRule="auto"/>
+      </w:pPr>
+      <w:r>
+        <w:t>|--------------------------------------|</w:t>
+      </w:r>
+    </w:p>
+    <w:p>
+      <w:pPr>
+        <w:spacing w:after="0" w:line="240" w:lineRule="auto"/>
+      </w:pPr>
+      <w:r>
+        <w:t>|  Tables:                             |</w:t>
+      </w:r>
+    </w:p>
+    <w:p>
+      <w:pPr>
+        <w:spacing w:after="0" w:line="240" w:lineRule="auto"/>
+      </w:pPr>
+      <w:r>
+        <w:t>|  - Users                             |</w:t>
+      </w:r>
+    </w:p>
+    <w:p>
+      <w:pPr>
+        <w:spacing w:after="0" w:line="240" w:lineRule="auto"/>
+      </w:pPr>
+      <w:r>
+        <w:t>|  - Messages                          |</w:t>
+      </w:r>
+    </w:p>
+    <w:p>
+      <w:pPr>
+        <w:spacing w:after="0" w:line="240" w:lineRule="auto"/>
+      </w:pPr>
+      <w:r>
+        <w:t>|  - Chats                             |</w:t>
+      </w:r>
+    </w:p>
+    <w:p>
+      <w:pPr>
+        <w:spacing w:after="0" w:line="240" w:lineRule="auto"/>
+      </w:pPr>
+      <w:r>
+        <w:t>|  - Profile                           |</w:t>
+      </w:r>
+    </w:p>
+    <w:p>
+      <w:pPr>
+        <w:spacing w:after="0" w:line="240" w:lineRule="auto"/>
+      </w:pPr>
+      <w:r>
+        <w:t>|                                      |</w:t>
+      </w:r>
+    </w:p>
+    <w:p>
+      <w:pPr>
+        <w:spacing w:after="0" w:line="240" w:lineRule="auto"/>
+      </w:pPr>
+      <w:r>
+        <w:t>|  Offline Support                     |</w:t>
+      </w:r>
+    </w:p>
+    <w:p>
+      <w:pPr>
+        <w:spacing w:after="0" w:line="240" w:lineRule="auto"/>
+      </w:pPr>
+      <w:r>
+        <w:t>|  - Caches data for offline access    |</w:t>
+      </w:r>
+    </w:p>
+    <w:p>
+      <w:pPr>
+        <w:spacing w:after="0" w:line="240" w:lineRule="auto"/>
+      </w:pPr>
+      <w:r>
+        <w:t>|  - Syncs with Firebase on reconnect  |</w:t>
+      </w:r>
+    </w:p>
+    <w:p>
+      <w:pPr>
+        <w:spacing w:after="0" w:line="240" w:lineRule="auto"/>
+      </w:pPr>
+      <w:r>
+        <w:t>+--------------------------------------+</w:t>
+      </w:r>
+    </w:p>
+    <w:p>
+      <w:pPr>
+        <w:spacing w:after="0" w:line="240" w:lineRule="auto"/>
+      </w:pPr>
+      <w:r>
+        <w:t xml:space="preserve">                 |</w:t>
+      </w:r>
+    </w:p>
+    <w:p>
+      <w:pPr>
+        <w:spacing w:after="0" w:line="240" w:lineRule="auto"/>
+      </w:pPr>
+      <w:r>
+        <w:t xml:space="preserve">                 v</w:t>
+      </w:r>
+    </w:p>
+    <w:p>
+      <w:pPr>
+        <w:spacing w:after="0" w:line="240" w:lineRule="auto"/>
+      </w:pPr>
+      <w:r>
+        <w:t>+--------------------------------------+</w:t>
+      </w:r>
+    </w:p>
+    <w:p>
+      <w:pPr>
+        <w:spacing w:after="0" w:line="240" w:lineRule="auto"/>
+      </w:pPr>
+      <w:r>
+        <w:t>|          Backend (Firebase)          |</w:t>
+      </w:r>
+    </w:p>
+    <w:p>
+      <w:pPr>
+        <w:spacing w:after="0" w:line="240" w:lineRule="auto"/>
+      </w:pPr>
+      <w:r>
+        <w:t>|--------------------------------------|</w:t>
+      </w:r>
+    </w:p>
+    <w:p>
+      <w:pPr>
+        <w:spacing w:after="0" w:line="240" w:lineRule="auto"/>
+      </w:pPr>
+      <w:r>
+        <w:t>|  Firebase Services:                  |</w:t>
+      </w:r>
+    </w:p>
+    <w:p>
+      <w:pPr>
+        <w:spacing w:after="0" w:line="240" w:lineRule="auto"/>
+      </w:pPr>
+      <w:r>
+        <w:t>|  - Firebase Authentication           |</w:t>
+      </w:r>
+    </w:p>
+    <w:p>
+      <w:pPr>
+        <w:spacing w:after="0" w:line="240" w:lineRule="auto"/>
+      </w:pPr>
+      <w:r>
+        <w:t>|  - Firebase Realtime Database        |</w:t>
+      </w:r>
+    </w:p>
+    <w:p>
+      <w:pPr>
+        <w:spacing w:after="0" w:line="240" w:lineRule="auto"/>
+      </w:pPr>
+      <w:r>
+        <w:t>|  - Firebase Storage                  |</w:t>
+      </w:r>
+    </w:p>
+    <w:p>
+      <w:pPr>
+        <w:spacing w:after="0" w:line="240" w:lineRule="auto"/>
+      </w:pPr>
+      <w:r>
+        <w:t>|                                      |</w:t>
+      </w:r>
+    </w:p>
+    <w:p>
+      <w:pPr>
+        <w:spacing w:after="0" w:line="240" w:lineRule="auto"/>
+      </w:pPr>
+      <w:r>
+        <w:t>|  Features:                           |</w:t>
+      </w:r>
+    </w:p>
+    <w:p>
+      <w:pPr>
+        <w:spacing w:after="0" w:line="240" w:lineRule="auto"/>
+      </w:pPr>
+      <w:r>
+        <w:t>|  - Stores user accounts              |</w:t>
+      </w:r>
+    </w:p>
+    <w:p>
+      <w:pPr>
+        <w:spacing w:after="0" w:line="240" w:lineRule="auto"/>
+      </w:pPr>
+      <w:r>
+        <w:t>|  - Manages real-time communication   |</w:t>
+      </w:r>
+    </w:p>
+    <w:p>
+      <w:pPr>
+        <w:spacing w:after="0" w:line="240" w:lineRule="auto"/>
+      </w:pPr>
+      <w:r>
+        <w:t>|  - Stores chat images                |</w:t>
+      </w:r>
+    </w:p>
+    <w:p>
+      <w:pPr>
+        <w:spacing w:after="0" w:line="240" w:lineRule="auto"/>
+      </w:pPr>
+      <w:r>
+        <w:t>+--------------------------------------+</w:t>
+      </w:r>
+    </w:p>
+    <w:p>
+      <w:pPr>
+        <w:spacing w:after="0" w:line="240" w:lineRule="auto"/>
+        <w:rPr>
+          <w:rFonts w:ascii="Times New Roman" w:eastAsia="Times New Roman" w:hAnsi="Times New Roman" w:cs="Times New Roman"/>
+          <w:sz w:val="24"/>
+          <w:szCs w:val="24"/>
+          <w:lang w:eastAsia="en-PK"/>
+        </w:rPr>
+      </w:pPr>
+      <w:r>
+        <w:rPr>
+          <w:rFonts w:ascii="Times New Roman" w:eastAsia="Times New Roman" w:hAnsi="Times New Roman" w:cs="Times New Roman"/>
+          <w:sz w:val="24"/>
+          <w:szCs w:val="24"/>
+          <w:lang w:eastAsia="en-PK"/>
+        </w:rPr>
+        <w:pict w14:anchorId="40C4DA8A">
+          <v:rect id="_x0000_i1029" style="width:0;height:1.5pt" o:hralign="center" o:hrstd="t" o:hr="t" fillcolor="#a0a0a0" stroked="f"/>
+        </w:pict>
       </w:r>
     </w:p>
     <w:p>
@@ -823,7 +2040,7 @@
           <w:bCs/>
           <w:sz w:val="36"/>
           <w:szCs w:val="36"/>
-          <w:lang w:val="en-PK" w:eastAsia="en-PK"/>
+          <w:lang w:eastAsia="en-PK"/>
         </w:rPr>
       </w:pPr>
       <w:r>
@@ -833,375 +2050,394 @@
           <w:bCs/>
           <w:sz w:val="36"/>
           <w:szCs w:val="36"/>
-          <w:lang w:val="en-PK" w:eastAsia="en-PK"/>
-        </w:rPr>
-        <w:lastRenderedPageBreak/>
-        <w:t>Screens Designed and Their Purpose</w:t>
-      </w:r>
-    </w:p>
-    <w:p>
-      <w:pPr>
-        <w:numPr>
-          <w:ilvl w:val="0"/>
-          <w:numId w:val="16"/>
-        </w:numPr>
+          <w:lang w:eastAsia="en-PK"/>
+        </w:rPr>
+        <w:t>Permissions Required</w:t>
+      </w:r>
+    </w:p>
+    <w:p>
+      <w:pPr>
         <w:spacing w:before="100" w:beforeAutospacing="1" w:after="100" w:afterAutospacing="1" w:line="240" w:lineRule="auto"/>
         <w:rPr>
           <w:rFonts w:ascii="Times New Roman" w:eastAsia="Times New Roman" w:hAnsi="Times New Roman" w:cs="Times New Roman"/>
           <w:sz w:val="24"/>
           <w:szCs w:val="24"/>
-          <w:lang w:val="en-PK" w:eastAsia="en-PK"/>
-        </w:rPr>
-      </w:pPr>
-      <w:r>
-        <w:rPr>
-          <w:rFonts w:ascii="Times New Roman" w:eastAsia="Times New Roman" w:hAnsi="Times New Roman" w:cs="Times New Roman"/>
-          <w:b/>
-          <w:bCs/>
-          <w:sz w:val="24"/>
-          <w:szCs w:val="24"/>
-          <w:lang w:val="en-PK" w:eastAsia="en-PK"/>
-        </w:rPr>
-        <w:t>Profile Setup Screen</w:t>
-      </w:r>
-    </w:p>
-    <w:p>
-      <w:pPr>
-        <w:numPr>
-          <w:ilvl w:val="1"/>
-          <w:numId w:val="16"/>
-        </w:numPr>
-        <w:spacing w:before="100" w:beforeAutospacing="1" w:after="100" w:afterAutospacing="1" w:line="240" w:lineRule="auto"/>
-        <w:rPr>
-          <w:rFonts w:ascii="Times New Roman" w:eastAsia="Times New Roman" w:hAnsi="Times New Roman" w:cs="Times New Roman"/>
-          <w:sz w:val="24"/>
-          <w:szCs w:val="24"/>
-          <w:lang w:val="en-PK" w:eastAsia="en-PK"/>
-        </w:rPr>
-      </w:pPr>
-      <w:r>
-        <w:rPr>
-          <w:rFonts w:ascii="Times New Roman" w:eastAsia="Times New Roman" w:hAnsi="Times New Roman" w:cs="Times New Roman"/>
-          <w:b/>
-          <w:bCs/>
-          <w:sz w:val="24"/>
-          <w:szCs w:val="24"/>
-          <w:lang w:val="en-PK" w:eastAsia="en-PK"/>
-        </w:rPr>
-        <w:t>Layout</w:t>
-      </w:r>
-      <w:r>
-        <w:rPr>
-          <w:rFonts w:ascii="Times New Roman" w:eastAsia="Times New Roman" w:hAnsi="Times New Roman" w:cs="Times New Roman"/>
-          <w:sz w:val="24"/>
-          <w:szCs w:val="24"/>
-          <w:lang w:val="en-PK" w:eastAsia="en-PK"/>
-        </w:rPr>
-        <w:t xml:space="preserve">: </w:t>
-      </w:r>
-      <w:r>
+          <w:lang w:eastAsia="en-PK"/>
+        </w:rPr>
+      </w:pPr>
+      <w:r>
+        <w:rPr>
+          <w:rFonts w:ascii="Times New Roman" w:eastAsia="Times New Roman" w:hAnsi="Times New Roman" w:cs="Times New Roman"/>
+          <w:sz w:val="24"/>
+          <w:szCs w:val="24"/>
+          <w:lang w:eastAsia="en-PK"/>
+        </w:rPr>
+        <w:t>The following permissions are required for the app to function correctly:</w:t>
+      </w:r>
+    </w:p>
+    <w:p>
+      <w:pPr>
+        <w:tabs>
+          <w:tab w:val="left" w:pos="916"/>
+          <w:tab w:val="left" w:pos="1832"/>
+          <w:tab w:val="left" w:pos="2748"/>
+          <w:tab w:val="left" w:pos="3664"/>
+          <w:tab w:val="left" w:pos="4580"/>
+          <w:tab w:val="left" w:pos="5496"/>
+          <w:tab w:val="left" w:pos="6412"/>
+          <w:tab w:val="left" w:pos="7328"/>
+          <w:tab w:val="left" w:pos="8244"/>
+          <w:tab w:val="left" w:pos="9160"/>
+          <w:tab w:val="left" w:pos="10076"/>
+          <w:tab w:val="left" w:pos="10992"/>
+          <w:tab w:val="left" w:pos="11908"/>
+          <w:tab w:val="left" w:pos="12824"/>
+          <w:tab w:val="left" w:pos="13740"/>
+          <w:tab w:val="left" w:pos="14656"/>
+        </w:tabs>
+        <w:spacing w:after="0" w:line="240" w:lineRule="auto"/>
         <w:rPr>
           <w:rFonts w:ascii="Courier New" w:eastAsia="Times New Roman" w:hAnsi="Courier New" w:cs="Courier New"/>
           <w:sz w:val="20"/>
           <w:szCs w:val="20"/>
-          <w:lang w:val="en-PK" w:eastAsia="en-PK"/>
-        </w:rPr>
-        <w:t>activity_profile_setup.xml</w:t>
-      </w:r>
-    </w:p>
-    <w:p>
-      <w:pPr>
-        <w:numPr>
-          <w:ilvl w:val="1"/>
-          <w:numId w:val="16"/>
-        </w:numPr>
-        <w:spacing w:before="100" w:beforeAutospacing="1" w:after="100" w:afterAutospacing="1" w:line="240" w:lineRule="auto"/>
-        <w:rPr>
-          <w:rFonts w:ascii="Times New Roman" w:eastAsia="Times New Roman" w:hAnsi="Times New Roman" w:cs="Times New Roman"/>
-          <w:sz w:val="24"/>
-          <w:szCs w:val="24"/>
-          <w:lang w:val="en-PK" w:eastAsia="en-PK"/>
-        </w:rPr>
-      </w:pPr>
-      <w:r>
-        <w:rPr>
-          <w:rFonts w:ascii="Times New Roman" w:eastAsia="Times New Roman" w:hAnsi="Times New Roman" w:cs="Times New Roman"/>
-          <w:b/>
-          <w:bCs/>
-          <w:sz w:val="24"/>
-          <w:szCs w:val="24"/>
-          <w:lang w:val="en-PK" w:eastAsia="en-PK"/>
-        </w:rPr>
-        <w:t>Purpose</w:t>
-      </w:r>
-      <w:r>
-        <w:rPr>
-          <w:rFonts w:ascii="Times New Roman" w:eastAsia="Times New Roman" w:hAnsi="Times New Roman" w:cs="Times New Roman"/>
-          <w:sz w:val="24"/>
-          <w:szCs w:val="24"/>
-          <w:lang w:val="en-PK" w:eastAsia="en-PK"/>
-        </w:rPr>
-        <w:t>: Allows users to enter their name and add a profile picture.</w:t>
-      </w:r>
-    </w:p>
-    <w:p>
-      <w:pPr>
-        <w:numPr>
-          <w:ilvl w:val="0"/>
-          <w:numId w:val="16"/>
-        </w:numPr>
-        <w:spacing w:before="100" w:beforeAutospacing="1" w:after="100" w:afterAutospacing="1" w:line="240" w:lineRule="auto"/>
-        <w:rPr>
-          <w:rFonts w:ascii="Times New Roman" w:eastAsia="Times New Roman" w:hAnsi="Times New Roman" w:cs="Times New Roman"/>
-          <w:sz w:val="24"/>
-          <w:szCs w:val="24"/>
-          <w:lang w:val="en-PK" w:eastAsia="en-PK"/>
-        </w:rPr>
-      </w:pPr>
-      <w:r>
-        <w:rPr>
-          <w:rFonts w:ascii="Times New Roman" w:eastAsia="Times New Roman" w:hAnsi="Times New Roman" w:cs="Times New Roman"/>
-          <w:b/>
-          <w:bCs/>
-          <w:sz w:val="24"/>
-          <w:szCs w:val="24"/>
-          <w:lang w:val="en-PK" w:eastAsia="en-PK"/>
-        </w:rPr>
-        <w:t>Phone Number Screen</w:t>
-      </w:r>
-    </w:p>
-    <w:p>
-      <w:pPr>
-        <w:numPr>
-          <w:ilvl w:val="1"/>
-          <w:numId w:val="16"/>
-        </w:numPr>
-        <w:spacing w:before="100" w:beforeAutospacing="1" w:after="100" w:afterAutospacing="1" w:line="240" w:lineRule="auto"/>
-        <w:rPr>
-          <w:rFonts w:ascii="Times New Roman" w:eastAsia="Times New Roman" w:hAnsi="Times New Roman" w:cs="Times New Roman"/>
-          <w:sz w:val="24"/>
-          <w:szCs w:val="24"/>
-          <w:lang w:val="en-PK" w:eastAsia="en-PK"/>
-        </w:rPr>
-      </w:pPr>
-      <w:r>
-        <w:rPr>
-          <w:rFonts w:ascii="Times New Roman" w:eastAsia="Times New Roman" w:hAnsi="Times New Roman" w:cs="Times New Roman"/>
-          <w:b/>
-          <w:bCs/>
-          <w:sz w:val="24"/>
-          <w:szCs w:val="24"/>
-          <w:lang w:val="en-PK" w:eastAsia="en-PK"/>
-        </w:rPr>
-        <w:t>Layout</w:t>
-      </w:r>
-      <w:r>
-        <w:rPr>
-          <w:rFonts w:ascii="Times New Roman" w:eastAsia="Times New Roman" w:hAnsi="Times New Roman" w:cs="Times New Roman"/>
-          <w:sz w:val="24"/>
-          <w:szCs w:val="24"/>
-          <w:lang w:val="en-PK" w:eastAsia="en-PK"/>
-        </w:rPr>
-        <w:t xml:space="preserve">: </w:t>
-      </w:r>
+          <w:lang w:eastAsia="en-PK"/>
+        </w:rPr>
+      </w:pPr>
       <w:r>
         <w:rPr>
           <w:rFonts w:ascii="Courier New" w:eastAsia="Times New Roman" w:hAnsi="Courier New" w:cs="Courier New"/>
           <w:sz w:val="20"/>
           <w:szCs w:val="20"/>
-          <w:lang w:val="en-PK" w:eastAsia="en-PK"/>
-        </w:rPr>
-        <w:t>phone_number_layout.xml</w:t>
-      </w:r>
-    </w:p>
-    <w:p>
-      <w:pPr>
-        <w:numPr>
-          <w:ilvl w:val="1"/>
-          <w:numId w:val="16"/>
-        </w:numPr>
-        <w:spacing w:before="100" w:beforeAutospacing="1" w:after="100" w:afterAutospacing="1" w:line="240" w:lineRule="auto"/>
-        <w:rPr>
-          <w:rFonts w:ascii="Times New Roman" w:eastAsia="Times New Roman" w:hAnsi="Times New Roman" w:cs="Times New Roman"/>
-          <w:sz w:val="24"/>
-          <w:szCs w:val="24"/>
-          <w:lang w:val="en-PK" w:eastAsia="en-PK"/>
-        </w:rPr>
-      </w:pPr>
-      <w:r>
-        <w:rPr>
-          <w:rFonts w:ascii="Times New Roman" w:eastAsia="Times New Roman" w:hAnsi="Times New Roman" w:cs="Times New Roman"/>
-          <w:b/>
-          <w:bCs/>
-          <w:sz w:val="24"/>
-          <w:szCs w:val="24"/>
-          <w:lang w:val="en-PK" w:eastAsia="en-PK"/>
-        </w:rPr>
-        <w:t>Purpose</w:t>
-      </w:r>
-      <w:r>
-        <w:rPr>
-          <w:rFonts w:ascii="Times New Roman" w:eastAsia="Times New Roman" w:hAnsi="Times New Roman" w:cs="Times New Roman"/>
-          <w:sz w:val="24"/>
-          <w:szCs w:val="24"/>
-          <w:lang w:val="en-PK" w:eastAsia="en-PK"/>
-        </w:rPr>
-        <w:t>: Allows users to enter their phone number and select a country code.</w:t>
-      </w:r>
-    </w:p>
-    <w:p>
-      <w:pPr>
-        <w:numPr>
-          <w:ilvl w:val="0"/>
-          <w:numId w:val="16"/>
-        </w:numPr>
-        <w:spacing w:before="100" w:beforeAutospacing="1" w:after="100" w:afterAutospacing="1" w:line="240" w:lineRule="auto"/>
-        <w:rPr>
-          <w:rFonts w:ascii="Times New Roman" w:eastAsia="Times New Roman" w:hAnsi="Times New Roman" w:cs="Times New Roman"/>
-          <w:sz w:val="24"/>
-          <w:szCs w:val="24"/>
-          <w:lang w:val="en-PK" w:eastAsia="en-PK"/>
-        </w:rPr>
-      </w:pPr>
-      <w:r>
-        <w:rPr>
-          <w:rFonts w:ascii="Times New Roman" w:eastAsia="Times New Roman" w:hAnsi="Times New Roman" w:cs="Times New Roman"/>
-          <w:b/>
-          <w:bCs/>
-          <w:sz w:val="24"/>
-          <w:szCs w:val="24"/>
-          <w:lang w:val="en-PK" w:eastAsia="en-PK"/>
-        </w:rPr>
-        <w:t>Create PIN Screen</w:t>
-      </w:r>
-    </w:p>
-    <w:p>
-      <w:pPr>
-        <w:numPr>
-          <w:ilvl w:val="1"/>
-          <w:numId w:val="16"/>
-        </w:numPr>
-        <w:spacing w:before="100" w:beforeAutospacing="1" w:after="100" w:afterAutospacing="1" w:line="240" w:lineRule="auto"/>
-        <w:rPr>
-          <w:rFonts w:ascii="Times New Roman" w:eastAsia="Times New Roman" w:hAnsi="Times New Roman" w:cs="Times New Roman"/>
-          <w:sz w:val="24"/>
-          <w:szCs w:val="24"/>
-          <w:lang w:val="en-PK" w:eastAsia="en-PK"/>
-        </w:rPr>
-      </w:pPr>
-      <w:r>
-        <w:rPr>
-          <w:rFonts w:ascii="Times New Roman" w:eastAsia="Times New Roman" w:hAnsi="Times New Roman" w:cs="Times New Roman"/>
-          <w:b/>
-          <w:bCs/>
-          <w:sz w:val="24"/>
-          <w:szCs w:val="24"/>
-          <w:lang w:val="en-PK" w:eastAsia="en-PK"/>
-        </w:rPr>
-        <w:t>Layout</w:t>
-      </w:r>
-      <w:r>
-        <w:rPr>
-          <w:rFonts w:ascii="Times New Roman" w:eastAsia="Times New Roman" w:hAnsi="Times New Roman" w:cs="Times New Roman"/>
-          <w:sz w:val="24"/>
-          <w:szCs w:val="24"/>
-          <w:lang w:val="en-PK" w:eastAsia="en-PK"/>
-        </w:rPr>
-        <w:t xml:space="preserve">: </w:t>
-      </w:r>
-      <w:r>
+          <w:lang w:eastAsia="en-PK"/>
+        </w:rPr>
+        <w:lastRenderedPageBreak/>
+        <w:t>xml</w:t>
+      </w:r>
+    </w:p>
+    <w:p>
+      <w:pPr>
+        <w:tabs>
+          <w:tab w:val="left" w:pos="916"/>
+          <w:tab w:val="left" w:pos="1832"/>
+          <w:tab w:val="left" w:pos="2748"/>
+          <w:tab w:val="left" w:pos="3664"/>
+          <w:tab w:val="left" w:pos="4580"/>
+          <w:tab w:val="left" w:pos="5496"/>
+          <w:tab w:val="left" w:pos="6412"/>
+          <w:tab w:val="left" w:pos="7328"/>
+          <w:tab w:val="left" w:pos="8244"/>
+          <w:tab w:val="left" w:pos="9160"/>
+          <w:tab w:val="left" w:pos="10076"/>
+          <w:tab w:val="left" w:pos="10992"/>
+          <w:tab w:val="left" w:pos="11908"/>
+          <w:tab w:val="left" w:pos="12824"/>
+          <w:tab w:val="left" w:pos="13740"/>
+          <w:tab w:val="left" w:pos="14656"/>
+        </w:tabs>
+        <w:spacing w:after="0" w:line="240" w:lineRule="auto"/>
         <w:rPr>
           <w:rFonts w:ascii="Courier New" w:eastAsia="Times New Roman" w:hAnsi="Courier New" w:cs="Courier New"/>
           <w:sz w:val="20"/>
           <w:szCs w:val="20"/>
-          <w:lang w:val="en-PK" w:eastAsia="en-PK"/>
-        </w:rPr>
-        <w:t>activity_create_pin.xml</w:t>
-      </w:r>
-    </w:p>
-    <w:p>
-      <w:pPr>
-        <w:numPr>
-          <w:ilvl w:val="1"/>
-          <w:numId w:val="16"/>
-        </w:numPr>
-        <w:spacing w:before="100" w:beforeAutospacing="1" w:after="100" w:afterAutospacing="1" w:line="240" w:lineRule="auto"/>
-        <w:rPr>
-          <w:rFonts w:ascii="Times New Roman" w:eastAsia="Times New Roman" w:hAnsi="Times New Roman" w:cs="Times New Roman"/>
-          <w:sz w:val="24"/>
-          <w:szCs w:val="24"/>
-          <w:lang w:val="en-PK" w:eastAsia="en-PK"/>
-        </w:rPr>
-      </w:pPr>
-      <w:r>
-        <w:rPr>
-          <w:rFonts w:ascii="Times New Roman" w:eastAsia="Times New Roman" w:hAnsi="Times New Roman" w:cs="Times New Roman"/>
-          <w:b/>
-          <w:bCs/>
-          <w:sz w:val="24"/>
-          <w:szCs w:val="24"/>
-          <w:lang w:val="en-PK" w:eastAsia="en-PK"/>
-        </w:rPr>
-        <w:t>Purpose</w:t>
-      </w:r>
-      <w:r>
-        <w:rPr>
-          <w:rFonts w:ascii="Times New Roman" w:eastAsia="Times New Roman" w:hAnsi="Times New Roman" w:cs="Times New Roman"/>
-          <w:sz w:val="24"/>
-          <w:szCs w:val="24"/>
-          <w:lang w:val="en-PK" w:eastAsia="en-PK"/>
-        </w:rPr>
-        <w:t>: Allows users to create a secure PIN for account security.</w:t>
-      </w:r>
-    </w:p>
-    <w:p>
-      <w:pPr>
-        <w:numPr>
-          <w:ilvl w:val="0"/>
-          <w:numId w:val="16"/>
-        </w:numPr>
-        <w:spacing w:before="100" w:beforeAutospacing="1" w:after="100" w:afterAutospacing="1" w:line="240" w:lineRule="auto"/>
-        <w:rPr>
-          <w:rFonts w:ascii="Times New Roman" w:eastAsia="Times New Roman" w:hAnsi="Times New Roman" w:cs="Times New Roman"/>
-          <w:sz w:val="24"/>
-          <w:szCs w:val="24"/>
-          <w:lang w:val="en-PK" w:eastAsia="en-PK"/>
-        </w:rPr>
-      </w:pPr>
-      <w:r>
-        <w:rPr>
-          <w:rFonts w:ascii="Times New Roman" w:eastAsia="Times New Roman" w:hAnsi="Times New Roman" w:cs="Times New Roman"/>
-          <w:b/>
-          <w:bCs/>
-          <w:sz w:val="24"/>
-          <w:szCs w:val="24"/>
-          <w:lang w:val="en-PK" w:eastAsia="en-PK"/>
-        </w:rPr>
-        <w:t>Additional Screens</w:t>
-      </w:r>
-    </w:p>
-    <w:p>
-      <w:pPr>
-        <w:numPr>
-          <w:ilvl w:val="1"/>
-          <w:numId w:val="16"/>
-        </w:numPr>
-        <w:spacing w:before="100" w:beforeAutospacing="1" w:after="100" w:afterAutospacing="1" w:line="240" w:lineRule="auto"/>
-        <w:rPr>
-          <w:rFonts w:ascii="Times New Roman" w:eastAsia="Times New Roman" w:hAnsi="Times New Roman" w:cs="Times New Roman"/>
-          <w:sz w:val="24"/>
-          <w:szCs w:val="24"/>
-          <w:lang w:val="en-PK" w:eastAsia="en-PK"/>
-        </w:rPr>
-      </w:pPr>
-      <w:r>
-        <w:rPr>
-          <w:rFonts w:ascii="Times New Roman" w:eastAsia="Times New Roman" w:hAnsi="Times New Roman" w:cs="Times New Roman"/>
-          <w:sz w:val="24"/>
-          <w:szCs w:val="24"/>
-          <w:lang w:val="en-PK" w:eastAsia="en-PK"/>
-        </w:rPr>
-        <w:t>Other screens were added to enhance functionality and improve user experience. This includes enhanced onboarding steps, extra setup options, and more user-friendly flows.</w:t>
+          <w:lang w:eastAsia="en-PK"/>
+        </w:rPr>
+      </w:pPr>
+      <w:r>
+        <w:rPr>
+          <w:rFonts w:ascii="Courier New" w:eastAsia="Times New Roman" w:hAnsi="Courier New" w:cs="Courier New"/>
+          <w:sz w:val="20"/>
+          <w:szCs w:val="20"/>
+          <w:lang w:eastAsia="en-PK"/>
+        </w:rPr>
+        <w:t>Copy code</w:t>
+      </w:r>
+    </w:p>
+    <w:p>
+      <w:pPr>
+        <w:tabs>
+          <w:tab w:val="left" w:pos="916"/>
+          <w:tab w:val="left" w:pos="1832"/>
+          <w:tab w:val="left" w:pos="2748"/>
+          <w:tab w:val="left" w:pos="3664"/>
+          <w:tab w:val="left" w:pos="4580"/>
+          <w:tab w:val="left" w:pos="5496"/>
+          <w:tab w:val="left" w:pos="6412"/>
+          <w:tab w:val="left" w:pos="7328"/>
+          <w:tab w:val="left" w:pos="8244"/>
+          <w:tab w:val="left" w:pos="9160"/>
+          <w:tab w:val="left" w:pos="10076"/>
+          <w:tab w:val="left" w:pos="10992"/>
+          <w:tab w:val="left" w:pos="11908"/>
+          <w:tab w:val="left" w:pos="12824"/>
+          <w:tab w:val="left" w:pos="13740"/>
+          <w:tab w:val="left" w:pos="14656"/>
+        </w:tabs>
+        <w:spacing w:after="0" w:line="240" w:lineRule="auto"/>
+        <w:rPr>
+          <w:rFonts w:ascii="Courier New" w:eastAsia="Times New Roman" w:hAnsi="Courier New" w:cs="Courier New"/>
+          <w:sz w:val="20"/>
+          <w:szCs w:val="20"/>
+          <w:lang w:eastAsia="en-PK"/>
+        </w:rPr>
+      </w:pPr>
+      <w:r>
+        <w:rPr>
+          <w:rFonts w:ascii="Courier New" w:eastAsia="Times New Roman" w:hAnsi="Courier New" w:cs="Courier New"/>
+          <w:sz w:val="20"/>
+          <w:szCs w:val="20"/>
+          <w:lang w:eastAsia="en-PK"/>
+        </w:rPr>
+        <w:t>&lt;uses-permission android:name="android.permission.INTERNET" /&gt;</w:t>
+      </w:r>
+    </w:p>
+    <w:p>
+      <w:pPr>
+        <w:tabs>
+          <w:tab w:val="left" w:pos="916"/>
+          <w:tab w:val="left" w:pos="1832"/>
+          <w:tab w:val="left" w:pos="2748"/>
+          <w:tab w:val="left" w:pos="3664"/>
+          <w:tab w:val="left" w:pos="4580"/>
+          <w:tab w:val="left" w:pos="5496"/>
+          <w:tab w:val="left" w:pos="6412"/>
+          <w:tab w:val="left" w:pos="7328"/>
+          <w:tab w:val="left" w:pos="8244"/>
+          <w:tab w:val="left" w:pos="9160"/>
+          <w:tab w:val="left" w:pos="10076"/>
+          <w:tab w:val="left" w:pos="10992"/>
+          <w:tab w:val="left" w:pos="11908"/>
+          <w:tab w:val="left" w:pos="12824"/>
+          <w:tab w:val="left" w:pos="13740"/>
+          <w:tab w:val="left" w:pos="14656"/>
+        </w:tabs>
+        <w:spacing w:after="0" w:line="240" w:lineRule="auto"/>
+        <w:rPr>
+          <w:rFonts w:ascii="Courier New" w:eastAsia="Times New Roman" w:hAnsi="Courier New" w:cs="Courier New"/>
+          <w:sz w:val="20"/>
+          <w:szCs w:val="20"/>
+          <w:lang w:eastAsia="en-PK"/>
+        </w:rPr>
+      </w:pPr>
+      <w:r>
+        <w:rPr>
+          <w:rFonts w:ascii="Courier New" w:eastAsia="Times New Roman" w:hAnsi="Courier New" w:cs="Courier New"/>
+          <w:sz w:val="20"/>
+          <w:szCs w:val="20"/>
+          <w:lang w:eastAsia="en-PK"/>
+        </w:rPr>
+        <w:t>&lt;uses-permission android:name="android.permission.ACCESS_NETWORK_STATE" /&gt;</w:t>
+      </w:r>
+    </w:p>
+    <w:p>
+      <w:pPr>
+        <w:tabs>
+          <w:tab w:val="left" w:pos="916"/>
+          <w:tab w:val="left" w:pos="1832"/>
+          <w:tab w:val="left" w:pos="2748"/>
+          <w:tab w:val="left" w:pos="3664"/>
+          <w:tab w:val="left" w:pos="4580"/>
+          <w:tab w:val="left" w:pos="5496"/>
+          <w:tab w:val="left" w:pos="6412"/>
+          <w:tab w:val="left" w:pos="7328"/>
+          <w:tab w:val="left" w:pos="8244"/>
+          <w:tab w:val="left" w:pos="9160"/>
+          <w:tab w:val="left" w:pos="10076"/>
+          <w:tab w:val="left" w:pos="10992"/>
+          <w:tab w:val="left" w:pos="11908"/>
+          <w:tab w:val="left" w:pos="12824"/>
+          <w:tab w:val="left" w:pos="13740"/>
+          <w:tab w:val="left" w:pos="14656"/>
+        </w:tabs>
+        <w:spacing w:after="0" w:line="240" w:lineRule="auto"/>
+        <w:rPr>
+          <w:rFonts w:ascii="Courier New" w:eastAsia="Times New Roman" w:hAnsi="Courier New" w:cs="Courier New"/>
+          <w:sz w:val="20"/>
+          <w:szCs w:val="20"/>
+          <w:lang w:eastAsia="en-PK"/>
+        </w:rPr>
+      </w:pPr>
+      <w:r>
+        <w:rPr>
+          <w:rFonts w:ascii="Courier New" w:eastAsia="Times New Roman" w:hAnsi="Courier New" w:cs="Courier New"/>
+          <w:sz w:val="20"/>
+          <w:szCs w:val="20"/>
+          <w:lang w:eastAsia="en-PK"/>
+        </w:rPr>
+        <w:t>&lt;uses-permission android:name="android.permission.READ_CONTACTS" /&gt;</w:t>
+      </w:r>
+    </w:p>
+    <w:p>
+      <w:pPr>
+        <w:tabs>
+          <w:tab w:val="left" w:pos="916"/>
+          <w:tab w:val="left" w:pos="1832"/>
+          <w:tab w:val="left" w:pos="2748"/>
+          <w:tab w:val="left" w:pos="3664"/>
+          <w:tab w:val="left" w:pos="4580"/>
+          <w:tab w:val="left" w:pos="5496"/>
+          <w:tab w:val="left" w:pos="6412"/>
+          <w:tab w:val="left" w:pos="7328"/>
+          <w:tab w:val="left" w:pos="8244"/>
+          <w:tab w:val="left" w:pos="9160"/>
+          <w:tab w:val="left" w:pos="10076"/>
+          <w:tab w:val="left" w:pos="10992"/>
+          <w:tab w:val="left" w:pos="11908"/>
+          <w:tab w:val="left" w:pos="12824"/>
+          <w:tab w:val="left" w:pos="13740"/>
+          <w:tab w:val="left" w:pos="14656"/>
+        </w:tabs>
+        <w:spacing w:after="0" w:line="240" w:lineRule="auto"/>
+        <w:rPr>
+          <w:rFonts w:ascii="Courier New" w:eastAsia="Times New Roman" w:hAnsi="Courier New" w:cs="Courier New"/>
+          <w:sz w:val="20"/>
+          <w:szCs w:val="20"/>
+          <w:lang w:eastAsia="en-PK"/>
+        </w:rPr>
+      </w:pPr>
+      <w:r>
+        <w:rPr>
+          <w:rFonts w:ascii="Courier New" w:eastAsia="Times New Roman" w:hAnsi="Courier New" w:cs="Courier New"/>
+          <w:sz w:val="20"/>
+          <w:szCs w:val="20"/>
+          <w:lang w:eastAsia="en-PK"/>
+        </w:rPr>
+        <w:t>&lt;uses-permission android:name="android.permission.CALL_PHONE" /&gt;</w:t>
+      </w:r>
+    </w:p>
+    <w:p>
+      <w:pPr>
+        <w:tabs>
+          <w:tab w:val="left" w:pos="916"/>
+          <w:tab w:val="left" w:pos="1832"/>
+          <w:tab w:val="left" w:pos="2748"/>
+          <w:tab w:val="left" w:pos="3664"/>
+          <w:tab w:val="left" w:pos="4580"/>
+          <w:tab w:val="left" w:pos="5496"/>
+          <w:tab w:val="left" w:pos="6412"/>
+          <w:tab w:val="left" w:pos="7328"/>
+          <w:tab w:val="left" w:pos="8244"/>
+          <w:tab w:val="left" w:pos="9160"/>
+          <w:tab w:val="left" w:pos="10076"/>
+          <w:tab w:val="left" w:pos="10992"/>
+          <w:tab w:val="left" w:pos="11908"/>
+          <w:tab w:val="left" w:pos="12824"/>
+          <w:tab w:val="left" w:pos="13740"/>
+          <w:tab w:val="left" w:pos="14656"/>
+        </w:tabs>
+        <w:spacing w:after="0" w:line="240" w:lineRule="auto"/>
+        <w:rPr>
+          <w:rFonts w:ascii="Courier New" w:eastAsia="Times New Roman" w:hAnsi="Courier New" w:cs="Courier New"/>
+          <w:sz w:val="20"/>
+          <w:szCs w:val="20"/>
+          <w:lang w:eastAsia="en-PK"/>
+        </w:rPr>
+      </w:pPr>
+      <w:r>
+        <w:rPr>
+          <w:rFonts w:ascii="Courier New" w:eastAsia="Times New Roman" w:hAnsi="Courier New" w:cs="Courier New"/>
+          <w:sz w:val="20"/>
+          <w:szCs w:val="20"/>
+          <w:lang w:eastAsia="en-PK"/>
+        </w:rPr>
+        <w:t>&lt;uses-permission android:name="android.permission.WRITE_EXTERNAL_STORAGE" /&gt;</w:t>
+      </w:r>
+    </w:p>
+    <w:p>
+      <w:pPr>
+        <w:tabs>
+          <w:tab w:val="left" w:pos="916"/>
+          <w:tab w:val="left" w:pos="1832"/>
+          <w:tab w:val="left" w:pos="2748"/>
+          <w:tab w:val="left" w:pos="3664"/>
+          <w:tab w:val="left" w:pos="4580"/>
+          <w:tab w:val="left" w:pos="5496"/>
+          <w:tab w:val="left" w:pos="6412"/>
+          <w:tab w:val="left" w:pos="7328"/>
+          <w:tab w:val="left" w:pos="8244"/>
+          <w:tab w:val="left" w:pos="9160"/>
+          <w:tab w:val="left" w:pos="10076"/>
+          <w:tab w:val="left" w:pos="10992"/>
+          <w:tab w:val="left" w:pos="11908"/>
+          <w:tab w:val="left" w:pos="12824"/>
+          <w:tab w:val="left" w:pos="13740"/>
+          <w:tab w:val="left" w:pos="14656"/>
+        </w:tabs>
+        <w:spacing w:after="0" w:line="240" w:lineRule="auto"/>
+        <w:rPr>
+          <w:rFonts w:ascii="Courier New" w:eastAsia="Times New Roman" w:hAnsi="Courier New" w:cs="Courier New"/>
+          <w:sz w:val="20"/>
+          <w:szCs w:val="20"/>
+          <w:lang w:eastAsia="en-PK"/>
+        </w:rPr>
+      </w:pPr>
+      <w:r>
+        <w:rPr>
+          <w:rFonts w:ascii="Courier New" w:eastAsia="Times New Roman" w:hAnsi="Courier New" w:cs="Courier New"/>
+          <w:sz w:val="20"/>
+          <w:szCs w:val="20"/>
+          <w:lang w:eastAsia="en-PK"/>
+        </w:rPr>
+        <w:t>&lt;uses-permission android:name="android.permission.READ_EXTERNAL_STORAGE" /&gt;</w:t>
+      </w:r>
+    </w:p>
+    <w:p>
+      <w:pPr>
+        <w:tabs>
+          <w:tab w:val="left" w:pos="916"/>
+          <w:tab w:val="left" w:pos="1832"/>
+          <w:tab w:val="left" w:pos="2748"/>
+          <w:tab w:val="left" w:pos="3664"/>
+          <w:tab w:val="left" w:pos="4580"/>
+          <w:tab w:val="left" w:pos="5496"/>
+          <w:tab w:val="left" w:pos="6412"/>
+          <w:tab w:val="left" w:pos="7328"/>
+          <w:tab w:val="left" w:pos="8244"/>
+          <w:tab w:val="left" w:pos="9160"/>
+          <w:tab w:val="left" w:pos="10076"/>
+          <w:tab w:val="left" w:pos="10992"/>
+          <w:tab w:val="left" w:pos="11908"/>
+          <w:tab w:val="left" w:pos="12824"/>
+          <w:tab w:val="left" w:pos="13740"/>
+          <w:tab w:val="left" w:pos="14656"/>
+        </w:tabs>
+        <w:spacing w:after="0" w:line="240" w:lineRule="auto"/>
+        <w:rPr>
+          <w:rFonts w:ascii="Courier New" w:eastAsia="Times New Roman" w:hAnsi="Courier New" w:cs="Courier New"/>
+          <w:sz w:val="20"/>
+          <w:szCs w:val="20"/>
+          <w:lang w:eastAsia="en-PK"/>
+        </w:rPr>
+      </w:pPr>
+      <w:r>
+        <w:rPr>
+          <w:rFonts w:ascii="Courier New" w:eastAsia="Times New Roman" w:hAnsi="Courier New" w:cs="Courier New"/>
+          <w:sz w:val="20"/>
+          <w:szCs w:val="20"/>
+          <w:lang w:eastAsia="en-PK"/>
+        </w:rPr>
+        <w:t>&lt;uses-permission android:name="android.permission.CAMERA" /&gt;</w:t>
+      </w:r>
+    </w:p>
+    <w:p>
+      <w:pPr>
+        <w:spacing w:after="0" w:line="240" w:lineRule="auto"/>
+        <w:rPr>
+          <w:rFonts w:ascii="Times New Roman" w:eastAsia="Times New Roman" w:hAnsi="Times New Roman" w:cs="Times New Roman"/>
+          <w:sz w:val="24"/>
+          <w:szCs w:val="24"/>
+          <w:lang w:eastAsia="en-PK"/>
+        </w:rPr>
+      </w:pPr>
+      <w:r>
+        <w:rPr>
+          <w:rFonts w:ascii="Times New Roman" w:eastAsia="Times New Roman" w:hAnsi="Times New Roman" w:cs="Times New Roman"/>
+          <w:sz w:val="24"/>
+          <w:szCs w:val="24"/>
+          <w:lang w:eastAsia="en-PK"/>
+        </w:rPr>
+        <w:pict w14:anchorId="5B00C450">
+          <v:rect id="_x0000_i1030" style="width:0;height:1.5pt" o:hralign="center" o:hrstd="t" o:hr="t" fillcolor="#a0a0a0" stroked="f"/>
+        </w:pict>
       </w:r>
     </w:p>
     <w:p>
@@ -1214,7 +2450,7 @@
           <w:bCs/>
           <w:sz w:val="36"/>
           <w:szCs w:val="36"/>
-          <w:lang w:val="en-PK" w:eastAsia="en-PK"/>
+          <w:lang w:eastAsia="en-PK"/>
         </w:rPr>
       </w:pPr>
       <w:r>
@@ -1224,23 +2460,23 @@
           <w:bCs/>
           <w:sz w:val="36"/>
           <w:szCs w:val="36"/>
-          <w:lang w:val="en-PK" w:eastAsia="en-PK"/>
-        </w:rPr>
-        <w:t>Technical Challenges Faced</w:t>
+          <w:lang w:eastAsia="en-PK"/>
+        </w:rPr>
+        <w:t>Features to Add in Future</w:t>
       </w:r>
     </w:p>
     <w:p>
       <w:pPr>
         <w:numPr>
           <w:ilvl w:val="0"/>
-          <w:numId w:val="17"/>
+          <w:numId w:val="31"/>
         </w:numPr>
         <w:spacing w:before="100" w:beforeAutospacing="1" w:after="100" w:afterAutospacing="1" w:line="240" w:lineRule="auto"/>
         <w:rPr>
           <w:rFonts w:ascii="Times New Roman" w:eastAsia="Times New Roman" w:hAnsi="Times New Roman" w:cs="Times New Roman"/>
           <w:sz w:val="24"/>
           <w:szCs w:val="24"/>
-          <w:lang w:val="en-PK" w:eastAsia="en-PK"/>
+          <w:lang w:eastAsia="en-PK"/>
         </w:rPr>
       </w:pPr>
       <w:r>
@@ -1250,32 +2486,32 @@
           <w:bCs/>
           <w:sz w:val="24"/>
           <w:szCs w:val="24"/>
-          <w:lang w:val="en-PK" w:eastAsia="en-PK"/>
-        </w:rPr>
-        <w:t>Country Code Spinner Alignment</w:t>
-      </w:r>
-      <w:r>
-        <w:rPr>
-          <w:rFonts w:ascii="Times New Roman" w:eastAsia="Times New Roman" w:hAnsi="Times New Roman" w:cs="Times New Roman"/>
-          <w:sz w:val="24"/>
-          <w:szCs w:val="24"/>
-          <w:lang w:val="en-PK" w:eastAsia="en-PK"/>
-        </w:rPr>
-        <w:t>: Ensuring the spinner aligned seamlessly with the phone number field across devices.</w:t>
+          <w:lang w:eastAsia="en-PK"/>
+        </w:rPr>
+        <w:t>Typing Indicators</w:t>
+      </w:r>
+      <w:r>
+        <w:rPr>
+          <w:rFonts w:ascii="Times New Roman" w:eastAsia="Times New Roman" w:hAnsi="Times New Roman" w:cs="Times New Roman"/>
+          <w:sz w:val="24"/>
+          <w:szCs w:val="24"/>
+          <w:lang w:eastAsia="en-PK"/>
+        </w:rPr>
+        <w:t>: Show when the other user is typing.</w:t>
       </w:r>
     </w:p>
     <w:p>
       <w:pPr>
         <w:numPr>
           <w:ilvl w:val="0"/>
-          <w:numId w:val="17"/>
+          <w:numId w:val="31"/>
         </w:numPr>
         <w:spacing w:before="100" w:beforeAutospacing="1" w:after="100" w:afterAutospacing="1" w:line="240" w:lineRule="auto"/>
         <w:rPr>
           <w:rFonts w:ascii="Times New Roman" w:eastAsia="Times New Roman" w:hAnsi="Times New Roman" w:cs="Times New Roman"/>
           <w:sz w:val="24"/>
           <w:szCs w:val="24"/>
-          <w:lang w:val="en-PK" w:eastAsia="en-PK"/>
+          <w:lang w:eastAsia="en-PK"/>
         </w:rPr>
       </w:pPr>
       <w:r>
@@ -1285,32 +2521,32 @@
           <w:bCs/>
           <w:sz w:val="24"/>
           <w:szCs w:val="24"/>
-          <w:lang w:val="en-PK" w:eastAsia="en-PK"/>
-        </w:rPr>
-        <w:t>Masked PIN Input</w:t>
-      </w:r>
-      <w:r>
-        <w:rPr>
-          <w:rFonts w:ascii="Times New Roman" w:eastAsia="Times New Roman" w:hAnsi="Times New Roman" w:cs="Times New Roman"/>
-          <w:sz w:val="24"/>
-          <w:szCs w:val="24"/>
-          <w:lang w:val="en-PK" w:eastAsia="en-PK"/>
-        </w:rPr>
-        <w:t>: Implementing secure input for PIN with masked dots while maintaining smooth keyboard interaction.</w:t>
+          <w:lang w:eastAsia="en-PK"/>
+        </w:rPr>
+        <w:t>Message Reactions</w:t>
+      </w:r>
+      <w:r>
+        <w:rPr>
+          <w:rFonts w:ascii="Times New Roman" w:eastAsia="Times New Roman" w:hAnsi="Times New Roman" w:cs="Times New Roman"/>
+          <w:sz w:val="24"/>
+          <w:szCs w:val="24"/>
+          <w:lang w:eastAsia="en-PK"/>
+        </w:rPr>
+        <w:t>: Allow users to react to messages with emojis.</w:t>
       </w:r>
     </w:p>
     <w:p>
       <w:pPr>
         <w:numPr>
           <w:ilvl w:val="0"/>
-          <w:numId w:val="17"/>
+          <w:numId w:val="31"/>
         </w:numPr>
         <w:spacing w:before="100" w:beforeAutospacing="1" w:after="100" w:afterAutospacing="1" w:line="240" w:lineRule="auto"/>
         <w:rPr>
           <w:rFonts w:ascii="Times New Roman" w:eastAsia="Times New Roman" w:hAnsi="Times New Roman" w:cs="Times New Roman"/>
           <w:sz w:val="24"/>
           <w:szCs w:val="24"/>
-          <w:lang w:val="en-PK" w:eastAsia="en-PK"/>
+          <w:lang w:eastAsia="en-PK"/>
         </w:rPr>
       </w:pPr>
       <w:r>
@@ -1320,343 +2556,93 @@
           <w:bCs/>
           <w:sz w:val="24"/>
           <w:szCs w:val="24"/>
-          <w:lang w:val="en-PK" w:eastAsia="en-PK"/>
-        </w:rPr>
-        <w:t>Custom XML Styling</w:t>
-      </w:r>
-      <w:r>
-        <w:rPr>
-          <w:rFonts w:ascii="Times New Roman" w:eastAsia="Times New Roman" w:hAnsi="Times New Roman" w:cs="Times New Roman"/>
-          <w:sz w:val="24"/>
-          <w:szCs w:val="24"/>
-          <w:lang w:val="en-PK" w:eastAsia="en-PK"/>
-        </w:rPr>
-        <w:t>: Fine-tuning custom backgrounds, rounded corners, and shadows for buttons and input fields for a modern aesthetic across devices.</w:t>
-      </w:r>
-    </w:p>
-    <w:p>
-      <w:pPr>
+          <w:lang w:eastAsia="en-PK"/>
+        </w:rPr>
+        <w:t>Voice/Video Calls</w:t>
+      </w:r>
+      <w:r>
+        <w:rPr>
+          <w:rFonts w:ascii="Times New Roman" w:eastAsia="Times New Roman" w:hAnsi="Times New Roman" w:cs="Times New Roman"/>
+          <w:sz w:val="24"/>
+          <w:szCs w:val="24"/>
+          <w:lang w:eastAsia="en-PK"/>
+        </w:rPr>
+        <w:t>: Integrate voice and video calling functionality.</w:t>
+      </w:r>
+    </w:p>
+    <w:p>
+      <w:pPr>
+        <w:numPr>
+          <w:ilvl w:val="0"/>
+          <w:numId w:val="31"/>
+        </w:numPr>
         <w:spacing w:before="100" w:beforeAutospacing="1" w:after="100" w:afterAutospacing="1" w:line="240" w:lineRule="auto"/>
-        <w:outlineLvl w:val="1"/>
+        <w:rPr>
+          <w:rFonts w:ascii="Times New Roman" w:eastAsia="Times New Roman" w:hAnsi="Times New Roman" w:cs="Times New Roman"/>
+          <w:sz w:val="24"/>
+          <w:szCs w:val="24"/>
+          <w:lang w:eastAsia="en-PK"/>
+        </w:rPr>
+      </w:pPr>
+      <w:r>
         <w:rPr>
           <w:rFonts w:ascii="Times New Roman" w:eastAsia="Times New Roman" w:hAnsi="Times New Roman" w:cs="Times New Roman"/>
           <w:b/>
           <w:bCs/>
-          <w:sz w:val="36"/>
-          <w:szCs w:val="36"/>
-          <w:lang w:val="en-PK" w:eastAsia="en-PK"/>
-        </w:rPr>
-      </w:pPr>
-      <w:proofErr w:type="gramStart"/>
-      <w:r>
-        <w:rPr>
-          <w:rFonts w:ascii="Times New Roman" w:eastAsia="Times New Roman" w:hAnsi="Times New Roman" w:cs="Times New Roman"/>
-          <w:b/>
-          <w:bCs/>
-          <w:sz w:val="36"/>
-          <w:szCs w:val="36"/>
-          <w:lang w:val="en-PK" w:eastAsia="en-PK"/>
-        </w:rPr>
-        <w:t>Future Plans</w:t>
-      </w:r>
-      <w:proofErr w:type="gramEnd"/>
-    </w:p>
-    <w:p>
-      <w:pPr>
-        <w:numPr>
-          <w:ilvl w:val="0"/>
-          <w:numId w:val="18"/>
-        </w:numPr>
+          <w:sz w:val="24"/>
+          <w:szCs w:val="24"/>
+          <w:lang w:eastAsia="en-PK"/>
+        </w:rPr>
+        <w:t>Dark Mode</w:t>
+      </w:r>
+      <w:r>
+        <w:rPr>
+          <w:rFonts w:ascii="Times New Roman" w:eastAsia="Times New Roman" w:hAnsi="Times New Roman" w:cs="Times New Roman"/>
+          <w:sz w:val="24"/>
+          <w:szCs w:val="24"/>
+          <w:lang w:eastAsia="en-PK"/>
+        </w:rPr>
+        <w:t>: Add support for dark mode throughout the app.</w:t>
+      </w:r>
+    </w:p>
+    <w:p>
+      <w:pPr>
+        <w:spacing w:after="0" w:line="240" w:lineRule="auto"/>
+        <w:rPr>
+          <w:rFonts w:ascii="Times New Roman" w:eastAsia="Times New Roman" w:hAnsi="Times New Roman" w:cs="Times New Roman"/>
+          <w:sz w:val="24"/>
+          <w:szCs w:val="24"/>
+          <w:lang w:eastAsia="en-PK"/>
+        </w:rPr>
+      </w:pPr>
+      <w:r>
+        <w:rPr>
+          <w:rFonts w:ascii="Times New Roman" w:eastAsia="Times New Roman" w:hAnsi="Times New Roman" w:cs="Times New Roman"/>
+          <w:sz w:val="24"/>
+          <w:szCs w:val="24"/>
+          <w:lang w:eastAsia="en-PK"/>
+        </w:rPr>
+        <w:pict w14:anchorId="47780548">
+          <v:rect id="_x0000_i1031" style="width:0;height:1.5pt" o:hralign="center" o:hrstd="t" o:hr="t" fillcolor="#a0a0a0" stroked="f"/>
+        </w:pict>
+      </w:r>
+    </w:p>
+    <w:p>
+      <w:pPr>
         <w:spacing w:before="100" w:beforeAutospacing="1" w:after="100" w:afterAutospacing="1" w:line="240" w:lineRule="auto"/>
         <w:rPr>
           <w:rFonts w:ascii="Times New Roman" w:eastAsia="Times New Roman" w:hAnsi="Times New Roman" w:cs="Times New Roman"/>
           <w:sz w:val="24"/>
           <w:szCs w:val="24"/>
-          <w:lang w:val="en-PK" w:eastAsia="en-PK"/>
-        </w:rPr>
-      </w:pPr>
-      <w:r>
-        <w:rPr>
-          <w:rFonts w:ascii="Times New Roman" w:eastAsia="Times New Roman" w:hAnsi="Times New Roman" w:cs="Times New Roman"/>
-          <w:b/>
-          <w:bCs/>
-          <w:sz w:val="24"/>
-          <w:szCs w:val="24"/>
-          <w:lang w:val="en-PK" w:eastAsia="en-PK"/>
-        </w:rPr>
-        <w:t>Backend Integration</w:t>
-      </w:r>
-      <w:r>
-        <w:rPr>
-          <w:rFonts w:ascii="Times New Roman" w:eastAsia="Times New Roman" w:hAnsi="Times New Roman" w:cs="Times New Roman"/>
-          <w:sz w:val="24"/>
-          <w:szCs w:val="24"/>
-          <w:lang w:val="en-PK" w:eastAsia="en-PK"/>
-        </w:rPr>
-        <w:t>:</w:t>
-      </w:r>
-    </w:p>
-    <w:p>
-      <w:pPr>
-        <w:numPr>
-          <w:ilvl w:val="1"/>
-          <w:numId w:val="18"/>
-        </w:numPr>
-        <w:spacing w:before="100" w:beforeAutospacing="1" w:after="100" w:afterAutospacing="1" w:line="240" w:lineRule="auto"/>
-        <w:rPr>
-          <w:rFonts w:ascii="Times New Roman" w:eastAsia="Times New Roman" w:hAnsi="Times New Roman" w:cs="Times New Roman"/>
-          <w:sz w:val="24"/>
-          <w:szCs w:val="24"/>
-          <w:lang w:val="en-PK" w:eastAsia="en-PK"/>
-        </w:rPr>
-      </w:pPr>
-      <w:r>
-        <w:rPr>
-          <w:rFonts w:ascii="Times New Roman" w:eastAsia="Times New Roman" w:hAnsi="Times New Roman" w:cs="Times New Roman"/>
-          <w:sz w:val="24"/>
-          <w:szCs w:val="24"/>
-          <w:lang w:val="en-PK" w:eastAsia="en-PK"/>
-        </w:rPr>
-        <w:t>Add Firebase or another backend for user authentication and real-time messaging.</w:t>
-      </w:r>
-    </w:p>
-    <w:p>
-      <w:pPr>
-        <w:numPr>
-          <w:ilvl w:val="0"/>
-          <w:numId w:val="18"/>
-        </w:numPr>
-        <w:spacing w:before="100" w:beforeAutospacing="1" w:after="100" w:afterAutospacing="1" w:line="240" w:lineRule="auto"/>
-        <w:rPr>
-          <w:rFonts w:ascii="Times New Roman" w:eastAsia="Times New Roman" w:hAnsi="Times New Roman" w:cs="Times New Roman"/>
-          <w:sz w:val="24"/>
-          <w:szCs w:val="24"/>
-          <w:lang w:val="en-PK" w:eastAsia="en-PK"/>
-        </w:rPr>
-      </w:pPr>
-      <w:r>
-        <w:rPr>
-          <w:rFonts w:ascii="Times New Roman" w:eastAsia="Times New Roman" w:hAnsi="Times New Roman" w:cs="Times New Roman"/>
-          <w:b/>
-          <w:bCs/>
-          <w:sz w:val="24"/>
-          <w:szCs w:val="24"/>
-          <w:lang w:val="en-PK" w:eastAsia="en-PK"/>
-        </w:rPr>
-        <w:t>Enhanced Error Handling</w:t>
-      </w:r>
-      <w:r>
-        <w:rPr>
-          <w:rFonts w:ascii="Times New Roman" w:eastAsia="Times New Roman" w:hAnsi="Times New Roman" w:cs="Times New Roman"/>
-          <w:sz w:val="24"/>
-          <w:szCs w:val="24"/>
-          <w:lang w:val="en-PK" w:eastAsia="en-PK"/>
-        </w:rPr>
-        <w:t>:</w:t>
-      </w:r>
-    </w:p>
-    <w:p>
-      <w:pPr>
-        <w:numPr>
-          <w:ilvl w:val="1"/>
-          <w:numId w:val="18"/>
-        </w:numPr>
-        <w:spacing w:before="100" w:beforeAutospacing="1" w:after="100" w:afterAutospacing="1" w:line="240" w:lineRule="auto"/>
-        <w:rPr>
-          <w:rFonts w:ascii="Times New Roman" w:eastAsia="Times New Roman" w:hAnsi="Times New Roman" w:cs="Times New Roman"/>
-          <w:sz w:val="24"/>
-          <w:szCs w:val="24"/>
-          <w:lang w:val="en-PK" w:eastAsia="en-PK"/>
-        </w:rPr>
-      </w:pPr>
-      <w:r>
-        <w:rPr>
-          <w:rFonts w:ascii="Times New Roman" w:eastAsia="Times New Roman" w:hAnsi="Times New Roman" w:cs="Times New Roman"/>
-          <w:sz w:val="24"/>
-          <w:szCs w:val="24"/>
-          <w:lang w:val="en-PK" w:eastAsia="en-PK"/>
-        </w:rPr>
-        <w:t>Provide detailed error messages and validation for inputs.</w:t>
-      </w:r>
-    </w:p>
-    <w:p>
-      <w:pPr>
-        <w:numPr>
-          <w:ilvl w:val="0"/>
-          <w:numId w:val="18"/>
-        </w:numPr>
-        <w:spacing w:before="100" w:beforeAutospacing="1" w:after="100" w:afterAutospacing="1" w:line="240" w:lineRule="auto"/>
-        <w:rPr>
-          <w:rFonts w:ascii="Times New Roman" w:eastAsia="Times New Roman" w:hAnsi="Times New Roman" w:cs="Times New Roman"/>
-          <w:sz w:val="24"/>
-          <w:szCs w:val="24"/>
-          <w:lang w:val="en-PK" w:eastAsia="en-PK"/>
-        </w:rPr>
-      </w:pPr>
-      <w:r>
-        <w:rPr>
-          <w:rFonts w:ascii="Times New Roman" w:eastAsia="Times New Roman" w:hAnsi="Times New Roman" w:cs="Times New Roman"/>
-          <w:b/>
-          <w:bCs/>
-          <w:sz w:val="24"/>
-          <w:szCs w:val="24"/>
-          <w:lang w:val="en-PK" w:eastAsia="en-PK"/>
-        </w:rPr>
-        <w:t>User Authentication</w:t>
-      </w:r>
-      <w:r>
-        <w:rPr>
-          <w:rFonts w:ascii="Times New Roman" w:eastAsia="Times New Roman" w:hAnsi="Times New Roman" w:cs="Times New Roman"/>
-          <w:sz w:val="24"/>
-          <w:szCs w:val="24"/>
-          <w:lang w:val="en-PK" w:eastAsia="en-PK"/>
-        </w:rPr>
-        <w:t>:</w:t>
-      </w:r>
-    </w:p>
-    <w:p>
-      <w:pPr>
-        <w:numPr>
-          <w:ilvl w:val="1"/>
-          <w:numId w:val="18"/>
-        </w:numPr>
-        <w:spacing w:before="100" w:beforeAutospacing="1" w:after="100" w:afterAutospacing="1" w:line="240" w:lineRule="auto"/>
-        <w:rPr>
-          <w:rFonts w:ascii="Times New Roman" w:eastAsia="Times New Roman" w:hAnsi="Times New Roman" w:cs="Times New Roman"/>
-          <w:sz w:val="24"/>
-          <w:szCs w:val="24"/>
-          <w:lang w:val="en-PK" w:eastAsia="en-PK"/>
-        </w:rPr>
-      </w:pPr>
-      <w:r>
-        <w:rPr>
-          <w:rFonts w:ascii="Times New Roman" w:eastAsia="Times New Roman" w:hAnsi="Times New Roman" w:cs="Times New Roman"/>
-          <w:sz w:val="24"/>
-          <w:szCs w:val="24"/>
-          <w:lang w:val="en-PK" w:eastAsia="en-PK"/>
-        </w:rPr>
-        <w:t>Implement OTP (One-Time Password) verification for phone numbers.</w:t>
-      </w:r>
-    </w:p>
-    <w:p>
-      <w:pPr>
-        <w:numPr>
-          <w:ilvl w:val="0"/>
-          <w:numId w:val="18"/>
-        </w:numPr>
-        <w:spacing w:before="100" w:beforeAutospacing="1" w:after="100" w:afterAutospacing="1" w:line="240" w:lineRule="auto"/>
-        <w:rPr>
-          <w:rFonts w:ascii="Times New Roman" w:eastAsia="Times New Roman" w:hAnsi="Times New Roman" w:cs="Times New Roman"/>
-          <w:sz w:val="24"/>
-          <w:szCs w:val="24"/>
-          <w:lang w:val="en-PK" w:eastAsia="en-PK"/>
-        </w:rPr>
-      </w:pPr>
-      <w:r>
-        <w:rPr>
-          <w:rFonts w:ascii="Times New Roman" w:eastAsia="Times New Roman" w:hAnsi="Times New Roman" w:cs="Times New Roman"/>
-          <w:b/>
-          <w:bCs/>
-          <w:sz w:val="24"/>
-          <w:szCs w:val="24"/>
-          <w:lang w:val="en-PK" w:eastAsia="en-PK"/>
-        </w:rPr>
-        <w:t>Dark Mode Support</w:t>
-      </w:r>
-      <w:r>
-        <w:rPr>
-          <w:rFonts w:ascii="Times New Roman" w:eastAsia="Times New Roman" w:hAnsi="Times New Roman" w:cs="Times New Roman"/>
-          <w:sz w:val="24"/>
-          <w:szCs w:val="24"/>
-          <w:lang w:val="en-PK" w:eastAsia="en-PK"/>
-        </w:rPr>
-        <w:t>:</w:t>
-      </w:r>
-    </w:p>
-    <w:p>
-      <w:pPr>
-        <w:numPr>
-          <w:ilvl w:val="1"/>
-          <w:numId w:val="18"/>
-        </w:numPr>
-        <w:spacing w:before="100" w:beforeAutospacing="1" w:after="100" w:afterAutospacing="1" w:line="240" w:lineRule="auto"/>
-        <w:rPr>
-          <w:rFonts w:ascii="Times New Roman" w:eastAsia="Times New Roman" w:hAnsi="Times New Roman" w:cs="Times New Roman"/>
-          <w:sz w:val="24"/>
-          <w:szCs w:val="24"/>
-          <w:lang w:val="en-PK" w:eastAsia="en-PK"/>
-        </w:rPr>
-      </w:pPr>
-      <w:r>
-        <w:rPr>
-          <w:rFonts w:ascii="Times New Roman" w:eastAsia="Times New Roman" w:hAnsi="Times New Roman" w:cs="Times New Roman"/>
-          <w:sz w:val="24"/>
-          <w:szCs w:val="24"/>
-          <w:lang w:val="en-PK" w:eastAsia="en-PK"/>
-        </w:rPr>
-        <w:t>Add support for system-wide dark mode.</w:t>
-      </w:r>
-    </w:p>
-    <w:p>
-      <w:pPr>
-        <w:numPr>
-          <w:ilvl w:val="0"/>
-          <w:numId w:val="18"/>
-        </w:numPr>
-        <w:spacing w:before="100" w:beforeAutospacing="1" w:after="100" w:afterAutospacing="1" w:line="240" w:lineRule="auto"/>
-        <w:rPr>
-          <w:rFonts w:ascii="Times New Roman" w:eastAsia="Times New Roman" w:hAnsi="Times New Roman" w:cs="Times New Roman"/>
-          <w:sz w:val="24"/>
-          <w:szCs w:val="24"/>
-          <w:lang w:val="en-PK" w:eastAsia="en-PK"/>
-        </w:rPr>
-      </w:pPr>
-      <w:r>
-        <w:rPr>
-          <w:rFonts w:ascii="Times New Roman" w:eastAsia="Times New Roman" w:hAnsi="Times New Roman" w:cs="Times New Roman"/>
-          <w:b/>
-          <w:bCs/>
-          <w:sz w:val="24"/>
-          <w:szCs w:val="24"/>
-          <w:lang w:val="en-PK" w:eastAsia="en-PK"/>
-        </w:rPr>
-        <w:t>Security Enhancements</w:t>
-      </w:r>
-      <w:r>
-        <w:rPr>
-          <w:rFonts w:ascii="Times New Roman" w:eastAsia="Times New Roman" w:hAnsi="Times New Roman" w:cs="Times New Roman"/>
-          <w:sz w:val="24"/>
-          <w:szCs w:val="24"/>
-          <w:lang w:val="en-PK" w:eastAsia="en-PK"/>
-        </w:rPr>
-        <w:t>:</w:t>
-      </w:r>
-    </w:p>
-    <w:p>
-      <w:pPr>
-        <w:numPr>
-          <w:ilvl w:val="1"/>
-          <w:numId w:val="18"/>
-        </w:numPr>
-        <w:spacing w:before="100" w:beforeAutospacing="1" w:after="100" w:afterAutospacing="1" w:line="240" w:lineRule="auto"/>
-        <w:rPr>
-          <w:rFonts w:ascii="Times New Roman" w:eastAsia="Times New Roman" w:hAnsi="Times New Roman" w:cs="Times New Roman"/>
-          <w:sz w:val="24"/>
-          <w:szCs w:val="24"/>
-          <w:lang w:val="en-PK" w:eastAsia="en-PK"/>
-        </w:rPr>
-      </w:pPr>
-      <w:r>
-        <w:rPr>
-          <w:rFonts w:ascii="Times New Roman" w:eastAsia="Times New Roman" w:hAnsi="Times New Roman" w:cs="Times New Roman"/>
-          <w:sz w:val="24"/>
-          <w:szCs w:val="24"/>
-          <w:lang w:val="en-PK" w:eastAsia="en-PK"/>
-        </w:rPr>
-        <w:t>Encrypt sensitive data such as the user PIN and other credentials.</w:t>
-      </w:r>
+          <w:lang w:eastAsia="en-PK"/>
+        </w:rPr>
+      </w:pPr>
     </w:p>
     <w:p/>
+    <w:p>
+      <w:bookmarkStart w:id="0" w:name="_GoBack"/>
+      <w:bookmarkEnd w:id="0"/>
+    </w:p>
     <w:sectPr>
       <w:pgSz w:w="11906" w:h="16838"/>
       <w:pgMar w:top="1440" w:right="1440" w:bottom="1440" w:left="1440" w:header="708" w:footer="708" w:gutter="0"/>
@@ -1936,6 +2922,155 @@
     </w:lvl>
   </w:abstractNum>
   <w:abstractNum w:abstractNumId="2" w15:restartNumberingAfterBreak="0">
+    <w:nsid w:val="045C61A2"/>
+    <w:multiLevelType w:val="multilevel"/>
+    <w:tmpl w:val="9F30879A"/>
+    <w:lvl w:ilvl="0">
+      <w:start w:val="1"/>
+      <w:numFmt w:val="bullet"/>
+      <w:lvlText w:val=""/>
+      <w:lvlJc w:val="left"/>
+      <w:pPr>
+        <w:tabs>
+          <w:tab w:val="num" w:pos="720"/>
+        </w:tabs>
+        <w:ind w:left="720" w:hanging="360"/>
+      </w:pPr>
+      <w:rPr>
+        <w:rFonts w:ascii="Symbol" w:hAnsi="Symbol" w:hint="default"/>
+        <w:sz w:val="20"/>
+      </w:rPr>
+    </w:lvl>
+    <w:lvl w:ilvl="1" w:tentative="1">
+      <w:start w:val="1"/>
+      <w:numFmt w:val="bullet"/>
+      <w:lvlText w:val="o"/>
+      <w:lvlJc w:val="left"/>
+      <w:pPr>
+        <w:tabs>
+          <w:tab w:val="num" w:pos="1440"/>
+        </w:tabs>
+        <w:ind w:left="1440" w:hanging="360"/>
+      </w:pPr>
+      <w:rPr>
+        <w:rFonts w:ascii="Courier New" w:hAnsi="Courier New" w:hint="default"/>
+        <w:sz w:val="20"/>
+      </w:rPr>
+    </w:lvl>
+    <w:lvl w:ilvl="2" w:tentative="1">
+      <w:start w:val="1"/>
+      <w:numFmt w:val="bullet"/>
+      <w:lvlText w:val=""/>
+      <w:lvlJc w:val="left"/>
+      <w:pPr>
+        <w:tabs>
+          <w:tab w:val="num" w:pos="2160"/>
+        </w:tabs>
+        <w:ind w:left="2160" w:hanging="360"/>
+      </w:pPr>
+      <w:rPr>
+        <w:rFonts w:ascii="Wingdings" w:hAnsi="Wingdings" w:hint="default"/>
+        <w:sz w:val="20"/>
+      </w:rPr>
+    </w:lvl>
+    <w:lvl w:ilvl="3" w:tentative="1">
+      <w:start w:val="1"/>
+      <w:numFmt w:val="bullet"/>
+      <w:lvlText w:val=""/>
+      <w:lvlJc w:val="left"/>
+      <w:pPr>
+        <w:tabs>
+          <w:tab w:val="num" w:pos="2880"/>
+        </w:tabs>
+        <w:ind w:left="2880" w:hanging="360"/>
+      </w:pPr>
+      <w:rPr>
+        <w:rFonts w:ascii="Wingdings" w:hAnsi="Wingdings" w:hint="default"/>
+        <w:sz w:val="20"/>
+      </w:rPr>
+    </w:lvl>
+    <w:lvl w:ilvl="4" w:tentative="1">
+      <w:start w:val="1"/>
+      <w:numFmt w:val="bullet"/>
+      <w:lvlText w:val=""/>
+      <w:lvlJc w:val="left"/>
+      <w:pPr>
+        <w:tabs>
+          <w:tab w:val="num" w:pos="3600"/>
+        </w:tabs>
+        <w:ind w:left="3600" w:hanging="360"/>
+      </w:pPr>
+      <w:rPr>
+        <w:rFonts w:ascii="Wingdings" w:hAnsi="Wingdings" w:hint="default"/>
+        <w:sz w:val="20"/>
+      </w:rPr>
+    </w:lvl>
+    <w:lvl w:ilvl="5" w:tentative="1">
+      <w:start w:val="1"/>
+      <w:numFmt w:val="bullet"/>
+      <w:lvlText w:val=""/>
+      <w:lvlJc w:val="left"/>
+      <w:pPr>
+        <w:tabs>
+          <w:tab w:val="num" w:pos="4320"/>
+        </w:tabs>
+        <w:ind w:left="4320" w:hanging="360"/>
+      </w:pPr>
+      <w:rPr>
+        <w:rFonts w:ascii="Wingdings" w:hAnsi="Wingdings" w:hint="default"/>
+        <w:sz w:val="20"/>
+      </w:rPr>
+    </w:lvl>
+    <w:lvl w:ilvl="6" w:tentative="1">
+      <w:start w:val="1"/>
+      <w:numFmt w:val="bullet"/>
+      <w:lvlText w:val=""/>
+      <w:lvlJc w:val="left"/>
+      <w:pPr>
+        <w:tabs>
+          <w:tab w:val="num" w:pos="5040"/>
+        </w:tabs>
+        <w:ind w:left="5040" w:hanging="360"/>
+      </w:pPr>
+      <w:rPr>
+        <w:rFonts w:ascii="Wingdings" w:hAnsi="Wingdings" w:hint="default"/>
+        <w:sz w:val="20"/>
+      </w:rPr>
+    </w:lvl>
+    <w:lvl w:ilvl="7" w:tentative="1">
+      <w:start w:val="1"/>
+      <w:numFmt w:val="bullet"/>
+      <w:lvlText w:val=""/>
+      <w:lvlJc w:val="left"/>
+      <w:pPr>
+        <w:tabs>
+          <w:tab w:val="num" w:pos="5760"/>
+        </w:tabs>
+        <w:ind w:left="5760" w:hanging="360"/>
+      </w:pPr>
+      <w:rPr>
+        <w:rFonts w:ascii="Wingdings" w:hAnsi="Wingdings" w:hint="default"/>
+        <w:sz w:val="20"/>
+      </w:rPr>
+    </w:lvl>
+    <w:lvl w:ilvl="8" w:tentative="1">
+      <w:start w:val="1"/>
+      <w:numFmt w:val="bullet"/>
+      <w:lvlText w:val=""/>
+      <w:lvlJc w:val="left"/>
+      <w:pPr>
+        <w:tabs>
+          <w:tab w:val="num" w:pos="6480"/>
+        </w:tabs>
+        <w:ind w:left="6480" w:hanging="360"/>
+      </w:pPr>
+      <w:rPr>
+        <w:rFonts w:ascii="Wingdings" w:hAnsi="Wingdings" w:hint="default"/>
+        <w:sz w:val="20"/>
+      </w:rPr>
+    </w:lvl>
+  </w:abstractNum>
+  <w:abstractNum w:abstractNumId="3" w15:restartNumberingAfterBreak="0">
     <w:nsid w:val="08124516"/>
     <w:multiLevelType w:val="multilevel"/>
     <w:tmpl w:val="4036AD52"/>
@@ -2084,7 +3219,7 @@
       </w:rPr>
     </w:lvl>
   </w:abstractNum>
-  <w:abstractNum w:abstractNumId="3" w15:restartNumberingAfterBreak="0">
+  <w:abstractNum w:abstractNumId="4" w15:restartNumberingAfterBreak="0">
     <w:nsid w:val="0A616924"/>
     <w:multiLevelType w:val="multilevel"/>
     <w:tmpl w:val="89DC2132"/>
@@ -2201,7 +3336,7 @@
       </w:pPr>
     </w:lvl>
   </w:abstractNum>
-  <w:abstractNum w:abstractNumId="4" w15:restartNumberingAfterBreak="0">
+  <w:abstractNum w:abstractNumId="5" w15:restartNumberingAfterBreak="0">
     <w:nsid w:val="0B196ED6"/>
     <w:multiLevelType w:val="multilevel"/>
     <w:tmpl w:val="C396DFB0"/>
@@ -2350,7 +3485,156 @@
       </w:rPr>
     </w:lvl>
   </w:abstractNum>
-  <w:abstractNum w:abstractNumId="5" w15:restartNumberingAfterBreak="0">
+  <w:abstractNum w:abstractNumId="6" w15:restartNumberingAfterBreak="0">
+    <w:nsid w:val="0FC52D75"/>
+    <w:multiLevelType w:val="multilevel"/>
+    <w:tmpl w:val="22A8FDE4"/>
+    <w:lvl w:ilvl="0">
+      <w:start w:val="1"/>
+      <w:numFmt w:val="bullet"/>
+      <w:lvlText w:val=""/>
+      <w:lvlJc w:val="left"/>
+      <w:pPr>
+        <w:tabs>
+          <w:tab w:val="num" w:pos="720"/>
+        </w:tabs>
+        <w:ind w:left="720" w:hanging="360"/>
+      </w:pPr>
+      <w:rPr>
+        <w:rFonts w:ascii="Symbol" w:hAnsi="Symbol" w:hint="default"/>
+        <w:sz w:val="20"/>
+      </w:rPr>
+    </w:lvl>
+    <w:lvl w:ilvl="1" w:tentative="1">
+      <w:start w:val="1"/>
+      <w:numFmt w:val="bullet"/>
+      <w:lvlText w:val="o"/>
+      <w:lvlJc w:val="left"/>
+      <w:pPr>
+        <w:tabs>
+          <w:tab w:val="num" w:pos="1440"/>
+        </w:tabs>
+        <w:ind w:left="1440" w:hanging="360"/>
+      </w:pPr>
+      <w:rPr>
+        <w:rFonts w:ascii="Courier New" w:hAnsi="Courier New" w:hint="default"/>
+        <w:sz w:val="20"/>
+      </w:rPr>
+    </w:lvl>
+    <w:lvl w:ilvl="2" w:tentative="1">
+      <w:start w:val="1"/>
+      <w:numFmt w:val="bullet"/>
+      <w:lvlText w:val=""/>
+      <w:lvlJc w:val="left"/>
+      <w:pPr>
+        <w:tabs>
+          <w:tab w:val="num" w:pos="2160"/>
+        </w:tabs>
+        <w:ind w:left="2160" w:hanging="360"/>
+      </w:pPr>
+      <w:rPr>
+        <w:rFonts w:ascii="Wingdings" w:hAnsi="Wingdings" w:hint="default"/>
+        <w:sz w:val="20"/>
+      </w:rPr>
+    </w:lvl>
+    <w:lvl w:ilvl="3" w:tentative="1">
+      <w:start w:val="1"/>
+      <w:numFmt w:val="bullet"/>
+      <w:lvlText w:val=""/>
+      <w:lvlJc w:val="left"/>
+      <w:pPr>
+        <w:tabs>
+          <w:tab w:val="num" w:pos="2880"/>
+        </w:tabs>
+        <w:ind w:left="2880" w:hanging="360"/>
+      </w:pPr>
+      <w:rPr>
+        <w:rFonts w:ascii="Wingdings" w:hAnsi="Wingdings" w:hint="default"/>
+        <w:sz w:val="20"/>
+      </w:rPr>
+    </w:lvl>
+    <w:lvl w:ilvl="4" w:tentative="1">
+      <w:start w:val="1"/>
+      <w:numFmt w:val="bullet"/>
+      <w:lvlText w:val=""/>
+      <w:lvlJc w:val="left"/>
+      <w:pPr>
+        <w:tabs>
+          <w:tab w:val="num" w:pos="3600"/>
+        </w:tabs>
+        <w:ind w:left="3600" w:hanging="360"/>
+      </w:pPr>
+      <w:rPr>
+        <w:rFonts w:ascii="Wingdings" w:hAnsi="Wingdings" w:hint="default"/>
+        <w:sz w:val="20"/>
+      </w:rPr>
+    </w:lvl>
+    <w:lvl w:ilvl="5" w:tentative="1">
+      <w:start w:val="1"/>
+      <w:numFmt w:val="bullet"/>
+      <w:lvlText w:val=""/>
+      <w:lvlJc w:val="left"/>
+      <w:pPr>
+        <w:tabs>
+          <w:tab w:val="num" w:pos="4320"/>
+        </w:tabs>
+        <w:ind w:left="4320" w:hanging="360"/>
+      </w:pPr>
+      <w:rPr>
+        <w:rFonts w:ascii="Wingdings" w:hAnsi="Wingdings" w:hint="default"/>
+        <w:sz w:val="20"/>
+      </w:rPr>
+    </w:lvl>
+    <w:lvl w:ilvl="6" w:tentative="1">
+      <w:start w:val="1"/>
+      <w:numFmt w:val="bullet"/>
+      <w:lvlText w:val=""/>
+      <w:lvlJc w:val="left"/>
+      <w:pPr>
+        <w:tabs>
+          <w:tab w:val="num" w:pos="5040"/>
+        </w:tabs>
+        <w:ind w:left="5040" w:hanging="360"/>
+      </w:pPr>
+      <w:rPr>
+        <w:rFonts w:ascii="Wingdings" w:hAnsi="Wingdings" w:hint="default"/>
+        <w:sz w:val="20"/>
+      </w:rPr>
+    </w:lvl>
+    <w:lvl w:ilvl="7" w:tentative="1">
+      <w:start w:val="1"/>
+      <w:numFmt w:val="bullet"/>
+      <w:lvlText w:val=""/>
+      <w:lvlJc w:val="left"/>
+      <w:pPr>
+        <w:tabs>
+          <w:tab w:val="num" w:pos="5760"/>
+        </w:tabs>
+        <w:ind w:left="5760" w:hanging="360"/>
+      </w:pPr>
+      <w:rPr>
+        <w:rFonts w:ascii="Wingdings" w:hAnsi="Wingdings" w:hint="default"/>
+        <w:sz w:val="20"/>
+      </w:rPr>
+    </w:lvl>
+    <w:lvl w:ilvl="8" w:tentative="1">
+      <w:start w:val="1"/>
+      <w:numFmt w:val="bullet"/>
+      <w:lvlText w:val=""/>
+      <w:lvlJc w:val="left"/>
+      <w:pPr>
+        <w:tabs>
+          <w:tab w:val="num" w:pos="6480"/>
+        </w:tabs>
+        <w:ind w:left="6480" w:hanging="360"/>
+      </w:pPr>
+      <w:rPr>
+        <w:rFonts w:ascii="Wingdings" w:hAnsi="Wingdings" w:hint="default"/>
+        <w:sz w:val="20"/>
+      </w:rPr>
+    </w:lvl>
+  </w:abstractNum>
+  <w:abstractNum w:abstractNumId="7" w15:restartNumberingAfterBreak="0">
     <w:nsid w:val="129352F8"/>
     <w:multiLevelType w:val="multilevel"/>
     <w:tmpl w:val="6A6AF78C"/>
@@ -2467,7 +3751,156 @@
       </w:pPr>
     </w:lvl>
   </w:abstractNum>
-  <w:abstractNum w:abstractNumId="6" w15:restartNumberingAfterBreak="0">
+  <w:abstractNum w:abstractNumId="8" w15:restartNumberingAfterBreak="0">
+    <w:nsid w:val="1BF40E21"/>
+    <w:multiLevelType w:val="multilevel"/>
+    <w:tmpl w:val="89A63E60"/>
+    <w:lvl w:ilvl="0">
+      <w:start w:val="1"/>
+      <w:numFmt w:val="bullet"/>
+      <w:lvlText w:val=""/>
+      <w:lvlJc w:val="left"/>
+      <w:pPr>
+        <w:tabs>
+          <w:tab w:val="num" w:pos="720"/>
+        </w:tabs>
+        <w:ind w:left="720" w:hanging="360"/>
+      </w:pPr>
+      <w:rPr>
+        <w:rFonts w:ascii="Symbol" w:hAnsi="Symbol" w:hint="default"/>
+        <w:sz w:val="20"/>
+      </w:rPr>
+    </w:lvl>
+    <w:lvl w:ilvl="1" w:tentative="1">
+      <w:start w:val="1"/>
+      <w:numFmt w:val="bullet"/>
+      <w:lvlText w:val="o"/>
+      <w:lvlJc w:val="left"/>
+      <w:pPr>
+        <w:tabs>
+          <w:tab w:val="num" w:pos="1440"/>
+        </w:tabs>
+        <w:ind w:left="1440" w:hanging="360"/>
+      </w:pPr>
+      <w:rPr>
+        <w:rFonts w:ascii="Courier New" w:hAnsi="Courier New" w:hint="default"/>
+        <w:sz w:val="20"/>
+      </w:rPr>
+    </w:lvl>
+    <w:lvl w:ilvl="2" w:tentative="1">
+      <w:start w:val="1"/>
+      <w:numFmt w:val="bullet"/>
+      <w:lvlText w:val=""/>
+      <w:lvlJc w:val="left"/>
+      <w:pPr>
+        <w:tabs>
+          <w:tab w:val="num" w:pos="2160"/>
+        </w:tabs>
+        <w:ind w:left="2160" w:hanging="360"/>
+      </w:pPr>
+      <w:rPr>
+        <w:rFonts w:ascii="Wingdings" w:hAnsi="Wingdings" w:hint="default"/>
+        <w:sz w:val="20"/>
+      </w:rPr>
+    </w:lvl>
+    <w:lvl w:ilvl="3" w:tentative="1">
+      <w:start w:val="1"/>
+      <w:numFmt w:val="bullet"/>
+      <w:lvlText w:val=""/>
+      <w:lvlJc w:val="left"/>
+      <w:pPr>
+        <w:tabs>
+          <w:tab w:val="num" w:pos="2880"/>
+        </w:tabs>
+        <w:ind w:left="2880" w:hanging="360"/>
+      </w:pPr>
+      <w:rPr>
+        <w:rFonts w:ascii="Wingdings" w:hAnsi="Wingdings" w:hint="default"/>
+        <w:sz w:val="20"/>
+      </w:rPr>
+    </w:lvl>
+    <w:lvl w:ilvl="4" w:tentative="1">
+      <w:start w:val="1"/>
+      <w:numFmt w:val="bullet"/>
+      <w:lvlText w:val=""/>
+      <w:lvlJc w:val="left"/>
+      <w:pPr>
+        <w:tabs>
+          <w:tab w:val="num" w:pos="3600"/>
+        </w:tabs>
+        <w:ind w:left="3600" w:hanging="360"/>
+      </w:pPr>
+      <w:rPr>
+        <w:rFonts w:ascii="Wingdings" w:hAnsi="Wingdings" w:hint="default"/>
+        <w:sz w:val="20"/>
+      </w:rPr>
+    </w:lvl>
+    <w:lvl w:ilvl="5" w:tentative="1">
+      <w:start w:val="1"/>
+      <w:numFmt w:val="bullet"/>
+      <w:lvlText w:val=""/>
+      <w:lvlJc w:val="left"/>
+      <w:pPr>
+        <w:tabs>
+          <w:tab w:val="num" w:pos="4320"/>
+        </w:tabs>
+        <w:ind w:left="4320" w:hanging="360"/>
+      </w:pPr>
+      <w:rPr>
+        <w:rFonts w:ascii="Wingdings" w:hAnsi="Wingdings" w:hint="default"/>
+        <w:sz w:val="20"/>
+      </w:rPr>
+    </w:lvl>
+    <w:lvl w:ilvl="6" w:tentative="1">
+      <w:start w:val="1"/>
+      <w:numFmt w:val="bullet"/>
+      <w:lvlText w:val=""/>
+      <w:lvlJc w:val="left"/>
+      <w:pPr>
+        <w:tabs>
+          <w:tab w:val="num" w:pos="5040"/>
+        </w:tabs>
+        <w:ind w:left="5040" w:hanging="360"/>
+      </w:pPr>
+      <w:rPr>
+        <w:rFonts w:ascii="Wingdings" w:hAnsi="Wingdings" w:hint="default"/>
+        <w:sz w:val="20"/>
+      </w:rPr>
+    </w:lvl>
+    <w:lvl w:ilvl="7" w:tentative="1">
+      <w:start w:val="1"/>
+      <w:numFmt w:val="bullet"/>
+      <w:lvlText w:val=""/>
+      <w:lvlJc w:val="left"/>
+      <w:pPr>
+        <w:tabs>
+          <w:tab w:val="num" w:pos="5760"/>
+        </w:tabs>
+        <w:ind w:left="5760" w:hanging="360"/>
+      </w:pPr>
+      <w:rPr>
+        <w:rFonts w:ascii="Wingdings" w:hAnsi="Wingdings" w:hint="default"/>
+        <w:sz w:val="20"/>
+      </w:rPr>
+    </w:lvl>
+    <w:lvl w:ilvl="8" w:tentative="1">
+      <w:start w:val="1"/>
+      <w:numFmt w:val="bullet"/>
+      <w:lvlText w:val=""/>
+      <w:lvlJc w:val="left"/>
+      <w:pPr>
+        <w:tabs>
+          <w:tab w:val="num" w:pos="6480"/>
+        </w:tabs>
+        <w:ind w:left="6480" w:hanging="360"/>
+      </w:pPr>
+      <w:rPr>
+        <w:rFonts w:ascii="Wingdings" w:hAnsi="Wingdings" w:hint="default"/>
+        <w:sz w:val="20"/>
+      </w:rPr>
+    </w:lvl>
+  </w:abstractNum>
+  <w:abstractNum w:abstractNumId="9" w15:restartNumberingAfterBreak="0">
     <w:nsid w:val="1DBD10AE"/>
     <w:multiLevelType w:val="multilevel"/>
     <w:tmpl w:val="43962BD4"/>
@@ -2616,7 +4049,156 @@
       </w:rPr>
     </w:lvl>
   </w:abstractNum>
-  <w:abstractNum w:abstractNumId="7" w15:restartNumberingAfterBreak="0">
+  <w:abstractNum w:abstractNumId="10" w15:restartNumberingAfterBreak="0">
+    <w:nsid w:val="1E1C56D5"/>
+    <w:multiLevelType w:val="multilevel"/>
+    <w:tmpl w:val="F5AC7006"/>
+    <w:lvl w:ilvl="0">
+      <w:start w:val="1"/>
+      <w:numFmt w:val="bullet"/>
+      <w:lvlText w:val=""/>
+      <w:lvlJc w:val="left"/>
+      <w:pPr>
+        <w:tabs>
+          <w:tab w:val="num" w:pos="720"/>
+        </w:tabs>
+        <w:ind w:left="720" w:hanging="360"/>
+      </w:pPr>
+      <w:rPr>
+        <w:rFonts w:ascii="Symbol" w:hAnsi="Symbol" w:hint="default"/>
+        <w:sz w:val="20"/>
+      </w:rPr>
+    </w:lvl>
+    <w:lvl w:ilvl="1" w:tentative="1">
+      <w:start w:val="1"/>
+      <w:numFmt w:val="bullet"/>
+      <w:lvlText w:val="o"/>
+      <w:lvlJc w:val="left"/>
+      <w:pPr>
+        <w:tabs>
+          <w:tab w:val="num" w:pos="1440"/>
+        </w:tabs>
+        <w:ind w:left="1440" w:hanging="360"/>
+      </w:pPr>
+      <w:rPr>
+        <w:rFonts w:ascii="Courier New" w:hAnsi="Courier New" w:hint="default"/>
+        <w:sz w:val="20"/>
+      </w:rPr>
+    </w:lvl>
+    <w:lvl w:ilvl="2" w:tentative="1">
+      <w:start w:val="1"/>
+      <w:numFmt w:val="bullet"/>
+      <w:lvlText w:val=""/>
+      <w:lvlJc w:val="left"/>
+      <w:pPr>
+        <w:tabs>
+          <w:tab w:val="num" w:pos="2160"/>
+        </w:tabs>
+        <w:ind w:left="2160" w:hanging="360"/>
+      </w:pPr>
+      <w:rPr>
+        <w:rFonts w:ascii="Wingdings" w:hAnsi="Wingdings" w:hint="default"/>
+        <w:sz w:val="20"/>
+      </w:rPr>
+    </w:lvl>
+    <w:lvl w:ilvl="3" w:tentative="1">
+      <w:start w:val="1"/>
+      <w:numFmt w:val="bullet"/>
+      <w:lvlText w:val=""/>
+      <w:lvlJc w:val="left"/>
+      <w:pPr>
+        <w:tabs>
+          <w:tab w:val="num" w:pos="2880"/>
+        </w:tabs>
+        <w:ind w:left="2880" w:hanging="360"/>
+      </w:pPr>
+      <w:rPr>
+        <w:rFonts w:ascii="Wingdings" w:hAnsi="Wingdings" w:hint="default"/>
+        <w:sz w:val="20"/>
+      </w:rPr>
+    </w:lvl>
+    <w:lvl w:ilvl="4" w:tentative="1">
+      <w:start w:val="1"/>
+      <w:numFmt w:val="bullet"/>
+      <w:lvlText w:val=""/>
+      <w:lvlJc w:val="left"/>
+      <w:pPr>
+        <w:tabs>
+          <w:tab w:val="num" w:pos="3600"/>
+        </w:tabs>
+        <w:ind w:left="3600" w:hanging="360"/>
+      </w:pPr>
+      <w:rPr>
+        <w:rFonts w:ascii="Wingdings" w:hAnsi="Wingdings" w:hint="default"/>
+        <w:sz w:val="20"/>
+      </w:rPr>
+    </w:lvl>
+    <w:lvl w:ilvl="5" w:tentative="1">
+      <w:start w:val="1"/>
+      <w:numFmt w:val="bullet"/>
+      <w:lvlText w:val=""/>
+      <w:lvlJc w:val="left"/>
+      <w:pPr>
+        <w:tabs>
+          <w:tab w:val="num" w:pos="4320"/>
+        </w:tabs>
+        <w:ind w:left="4320" w:hanging="360"/>
+      </w:pPr>
+      <w:rPr>
+        <w:rFonts w:ascii="Wingdings" w:hAnsi="Wingdings" w:hint="default"/>
+        <w:sz w:val="20"/>
+      </w:rPr>
+    </w:lvl>
+    <w:lvl w:ilvl="6" w:tentative="1">
+      <w:start w:val="1"/>
+      <w:numFmt w:val="bullet"/>
+      <w:lvlText w:val=""/>
+      <w:lvlJc w:val="left"/>
+      <w:pPr>
+        <w:tabs>
+          <w:tab w:val="num" w:pos="5040"/>
+        </w:tabs>
+        <w:ind w:left="5040" w:hanging="360"/>
+      </w:pPr>
+      <w:rPr>
+        <w:rFonts w:ascii="Wingdings" w:hAnsi="Wingdings" w:hint="default"/>
+        <w:sz w:val="20"/>
+      </w:rPr>
+    </w:lvl>
+    <w:lvl w:ilvl="7" w:tentative="1">
+      <w:start w:val="1"/>
+      <w:numFmt w:val="bullet"/>
+      <w:lvlText w:val=""/>
+      <w:lvlJc w:val="left"/>
+      <w:pPr>
+        <w:tabs>
+          <w:tab w:val="num" w:pos="5760"/>
+        </w:tabs>
+        <w:ind w:left="5760" w:hanging="360"/>
+      </w:pPr>
+      <w:rPr>
+        <w:rFonts w:ascii="Wingdings" w:hAnsi="Wingdings" w:hint="default"/>
+        <w:sz w:val="20"/>
+      </w:rPr>
+    </w:lvl>
+    <w:lvl w:ilvl="8" w:tentative="1">
+      <w:start w:val="1"/>
+      <w:numFmt w:val="bullet"/>
+      <w:lvlText w:val=""/>
+      <w:lvlJc w:val="left"/>
+      <w:pPr>
+        <w:tabs>
+          <w:tab w:val="num" w:pos="6480"/>
+        </w:tabs>
+        <w:ind w:left="6480" w:hanging="360"/>
+      </w:pPr>
+      <w:rPr>
+        <w:rFonts w:ascii="Wingdings" w:hAnsi="Wingdings" w:hint="default"/>
+        <w:sz w:val="20"/>
+      </w:rPr>
+    </w:lvl>
+  </w:abstractNum>
+  <w:abstractNum w:abstractNumId="11" w15:restartNumberingAfterBreak="0">
     <w:nsid w:val="2013311A"/>
     <w:multiLevelType w:val="multilevel"/>
     <w:tmpl w:val="CEFE68A6"/>
@@ -2765,7 +4347,7 @@
       </w:rPr>
     </w:lvl>
   </w:abstractNum>
-  <w:abstractNum w:abstractNumId="8" w15:restartNumberingAfterBreak="0">
+  <w:abstractNum w:abstractNumId="12" w15:restartNumberingAfterBreak="0">
     <w:nsid w:val="26357082"/>
     <w:multiLevelType w:val="multilevel"/>
     <w:tmpl w:val="E5D22626"/>
@@ -2914,7 +4496,273 @@
       </w:rPr>
     </w:lvl>
   </w:abstractNum>
-  <w:abstractNum w:abstractNumId="9" w15:restartNumberingAfterBreak="0">
+  <w:abstractNum w:abstractNumId="13" w15:restartNumberingAfterBreak="0">
+    <w:nsid w:val="2793786E"/>
+    <w:multiLevelType w:val="multilevel"/>
+    <w:tmpl w:val="C310CE28"/>
+    <w:lvl w:ilvl="0">
+      <w:start w:val="1"/>
+      <w:numFmt w:val="bullet"/>
+      <w:lvlText w:val=""/>
+      <w:lvlJc w:val="left"/>
+      <w:pPr>
+        <w:tabs>
+          <w:tab w:val="num" w:pos="720"/>
+        </w:tabs>
+        <w:ind w:left="720" w:hanging="360"/>
+      </w:pPr>
+      <w:rPr>
+        <w:rFonts w:ascii="Symbol" w:hAnsi="Symbol" w:hint="default"/>
+        <w:sz w:val="20"/>
+      </w:rPr>
+    </w:lvl>
+    <w:lvl w:ilvl="1">
+      <w:start w:val="1"/>
+      <w:numFmt w:val="bullet"/>
+      <w:lvlText w:val="o"/>
+      <w:lvlJc w:val="left"/>
+      <w:pPr>
+        <w:tabs>
+          <w:tab w:val="num" w:pos="1440"/>
+        </w:tabs>
+        <w:ind w:left="1440" w:hanging="360"/>
+      </w:pPr>
+      <w:rPr>
+        <w:rFonts w:ascii="Courier New" w:hAnsi="Courier New" w:hint="default"/>
+        <w:sz w:val="20"/>
+      </w:rPr>
+    </w:lvl>
+    <w:lvl w:ilvl="2" w:tentative="1">
+      <w:start w:val="1"/>
+      <w:numFmt w:val="bullet"/>
+      <w:lvlText w:val=""/>
+      <w:lvlJc w:val="left"/>
+      <w:pPr>
+        <w:tabs>
+          <w:tab w:val="num" w:pos="2160"/>
+        </w:tabs>
+        <w:ind w:left="2160" w:hanging="360"/>
+      </w:pPr>
+      <w:rPr>
+        <w:rFonts w:ascii="Wingdings" w:hAnsi="Wingdings" w:hint="default"/>
+        <w:sz w:val="20"/>
+      </w:rPr>
+    </w:lvl>
+    <w:lvl w:ilvl="3" w:tentative="1">
+      <w:start w:val="1"/>
+      <w:numFmt w:val="bullet"/>
+      <w:lvlText w:val=""/>
+      <w:lvlJc w:val="left"/>
+      <w:pPr>
+        <w:tabs>
+          <w:tab w:val="num" w:pos="2880"/>
+        </w:tabs>
+        <w:ind w:left="2880" w:hanging="360"/>
+      </w:pPr>
+      <w:rPr>
+        <w:rFonts w:ascii="Wingdings" w:hAnsi="Wingdings" w:hint="default"/>
+        <w:sz w:val="20"/>
+      </w:rPr>
+    </w:lvl>
+    <w:lvl w:ilvl="4" w:tentative="1">
+      <w:start w:val="1"/>
+      <w:numFmt w:val="bullet"/>
+      <w:lvlText w:val=""/>
+      <w:lvlJc w:val="left"/>
+      <w:pPr>
+        <w:tabs>
+          <w:tab w:val="num" w:pos="3600"/>
+        </w:tabs>
+        <w:ind w:left="3600" w:hanging="360"/>
+      </w:pPr>
+      <w:rPr>
+        <w:rFonts w:ascii="Wingdings" w:hAnsi="Wingdings" w:hint="default"/>
+        <w:sz w:val="20"/>
+      </w:rPr>
+    </w:lvl>
+    <w:lvl w:ilvl="5" w:tentative="1">
+      <w:start w:val="1"/>
+      <w:numFmt w:val="bullet"/>
+      <w:lvlText w:val=""/>
+      <w:lvlJc w:val="left"/>
+      <w:pPr>
+        <w:tabs>
+          <w:tab w:val="num" w:pos="4320"/>
+        </w:tabs>
+        <w:ind w:left="4320" w:hanging="360"/>
+      </w:pPr>
+      <w:rPr>
+        <w:rFonts w:ascii="Wingdings" w:hAnsi="Wingdings" w:hint="default"/>
+        <w:sz w:val="20"/>
+      </w:rPr>
+    </w:lvl>
+    <w:lvl w:ilvl="6" w:tentative="1">
+      <w:start w:val="1"/>
+      <w:numFmt w:val="bullet"/>
+      <w:lvlText w:val=""/>
+      <w:lvlJc w:val="left"/>
+      <w:pPr>
+        <w:tabs>
+          <w:tab w:val="num" w:pos="5040"/>
+        </w:tabs>
+        <w:ind w:left="5040" w:hanging="360"/>
+      </w:pPr>
+      <w:rPr>
+        <w:rFonts w:ascii="Wingdings" w:hAnsi="Wingdings" w:hint="default"/>
+        <w:sz w:val="20"/>
+      </w:rPr>
+    </w:lvl>
+    <w:lvl w:ilvl="7" w:tentative="1">
+      <w:start w:val="1"/>
+      <w:numFmt w:val="bullet"/>
+      <w:lvlText w:val=""/>
+      <w:lvlJc w:val="left"/>
+      <w:pPr>
+        <w:tabs>
+          <w:tab w:val="num" w:pos="5760"/>
+        </w:tabs>
+        <w:ind w:left="5760" w:hanging="360"/>
+      </w:pPr>
+      <w:rPr>
+        <w:rFonts w:ascii="Wingdings" w:hAnsi="Wingdings" w:hint="default"/>
+        <w:sz w:val="20"/>
+      </w:rPr>
+    </w:lvl>
+    <w:lvl w:ilvl="8" w:tentative="1">
+      <w:start w:val="1"/>
+      <w:numFmt w:val="bullet"/>
+      <w:lvlText w:val=""/>
+      <w:lvlJc w:val="left"/>
+      <w:pPr>
+        <w:tabs>
+          <w:tab w:val="num" w:pos="6480"/>
+        </w:tabs>
+        <w:ind w:left="6480" w:hanging="360"/>
+      </w:pPr>
+      <w:rPr>
+        <w:rFonts w:ascii="Wingdings" w:hAnsi="Wingdings" w:hint="default"/>
+        <w:sz w:val="20"/>
+      </w:rPr>
+    </w:lvl>
+  </w:abstractNum>
+  <w:abstractNum w:abstractNumId="14" w15:restartNumberingAfterBreak="0">
+    <w:nsid w:val="30F6052F"/>
+    <w:multiLevelType w:val="multilevel"/>
+    <w:tmpl w:val="0CC8AD02"/>
+    <w:lvl w:ilvl="0">
+      <w:start w:val="1"/>
+      <w:numFmt w:val="decimal"/>
+      <w:lvlText w:val="%1."/>
+      <w:lvlJc w:val="left"/>
+      <w:pPr>
+        <w:tabs>
+          <w:tab w:val="num" w:pos="720"/>
+        </w:tabs>
+        <w:ind w:left="720" w:hanging="360"/>
+      </w:pPr>
+    </w:lvl>
+    <w:lvl w:ilvl="1">
+      <w:start w:val="1"/>
+      <w:numFmt w:val="bullet"/>
+      <w:lvlText w:val="o"/>
+      <w:lvlJc w:val="left"/>
+      <w:pPr>
+        <w:tabs>
+          <w:tab w:val="num" w:pos="1440"/>
+        </w:tabs>
+        <w:ind w:left="1440" w:hanging="360"/>
+      </w:pPr>
+      <w:rPr>
+        <w:rFonts w:ascii="Courier New" w:hAnsi="Courier New" w:hint="default"/>
+        <w:sz w:val="20"/>
+      </w:rPr>
+    </w:lvl>
+    <w:lvl w:ilvl="2" w:tentative="1">
+      <w:start w:val="1"/>
+      <w:numFmt w:val="decimal"/>
+      <w:lvlText w:val="%3."/>
+      <w:lvlJc w:val="left"/>
+      <w:pPr>
+        <w:tabs>
+          <w:tab w:val="num" w:pos="2160"/>
+        </w:tabs>
+        <w:ind w:left="2160" w:hanging="360"/>
+      </w:pPr>
+    </w:lvl>
+    <w:lvl w:ilvl="3" w:tentative="1">
+      <w:start w:val="1"/>
+      <w:numFmt w:val="decimal"/>
+      <w:lvlText w:val="%4."/>
+      <w:lvlJc w:val="left"/>
+      <w:pPr>
+        <w:tabs>
+          <w:tab w:val="num" w:pos="2880"/>
+        </w:tabs>
+        <w:ind w:left="2880" w:hanging="360"/>
+      </w:pPr>
+    </w:lvl>
+    <w:lvl w:ilvl="4" w:tentative="1">
+      <w:start w:val="1"/>
+      <w:numFmt w:val="decimal"/>
+      <w:lvlText w:val="%5."/>
+      <w:lvlJc w:val="left"/>
+      <w:pPr>
+        <w:tabs>
+          <w:tab w:val="num" w:pos="3600"/>
+        </w:tabs>
+        <w:ind w:left="3600" w:hanging="360"/>
+      </w:pPr>
+    </w:lvl>
+    <w:lvl w:ilvl="5" w:tentative="1">
+      <w:start w:val="1"/>
+      <w:numFmt w:val="decimal"/>
+      <w:lvlText w:val="%6."/>
+      <w:lvlJc w:val="left"/>
+      <w:pPr>
+        <w:tabs>
+          <w:tab w:val="num" w:pos="4320"/>
+        </w:tabs>
+        <w:ind w:left="4320" w:hanging="360"/>
+      </w:pPr>
+    </w:lvl>
+    <w:lvl w:ilvl="6" w:tentative="1">
+      <w:start w:val="1"/>
+      <w:numFmt w:val="decimal"/>
+      <w:lvlText w:val="%7."/>
+      <w:lvlJc w:val="left"/>
+      <w:pPr>
+        <w:tabs>
+          <w:tab w:val="num" w:pos="5040"/>
+        </w:tabs>
+        <w:ind w:left="5040" w:hanging="360"/>
+      </w:pPr>
+    </w:lvl>
+    <w:lvl w:ilvl="7" w:tentative="1">
+      <w:start w:val="1"/>
+      <w:numFmt w:val="decimal"/>
+      <w:lvlText w:val="%8."/>
+      <w:lvlJc w:val="left"/>
+      <w:pPr>
+        <w:tabs>
+          <w:tab w:val="num" w:pos="5760"/>
+        </w:tabs>
+        <w:ind w:left="5760" w:hanging="360"/>
+      </w:pPr>
+    </w:lvl>
+    <w:lvl w:ilvl="8" w:tentative="1">
+      <w:start w:val="1"/>
+      <w:numFmt w:val="decimal"/>
+      <w:lvlText w:val="%9."/>
+      <w:lvlJc w:val="left"/>
+      <w:pPr>
+        <w:tabs>
+          <w:tab w:val="num" w:pos="6480"/>
+        </w:tabs>
+        <w:ind w:left="6480" w:hanging="360"/>
+      </w:pPr>
+    </w:lvl>
+  </w:abstractNum>
+  <w:abstractNum w:abstractNumId="15" w15:restartNumberingAfterBreak="0">
     <w:nsid w:val="37A31887"/>
     <w:multiLevelType w:val="multilevel"/>
     <w:tmpl w:val="56B4AD16"/>
@@ -3031,7 +4879,305 @@
       </w:pPr>
     </w:lvl>
   </w:abstractNum>
-  <w:abstractNum w:abstractNumId="10" w15:restartNumberingAfterBreak="0">
+  <w:abstractNum w:abstractNumId="16" w15:restartNumberingAfterBreak="0">
+    <w:nsid w:val="38240334"/>
+    <w:multiLevelType w:val="multilevel"/>
+    <w:tmpl w:val="3AD69B26"/>
+    <w:lvl w:ilvl="0">
+      <w:start w:val="1"/>
+      <w:numFmt w:val="bullet"/>
+      <w:lvlText w:val=""/>
+      <w:lvlJc w:val="left"/>
+      <w:pPr>
+        <w:tabs>
+          <w:tab w:val="num" w:pos="720"/>
+        </w:tabs>
+        <w:ind w:left="720" w:hanging="360"/>
+      </w:pPr>
+      <w:rPr>
+        <w:rFonts w:ascii="Symbol" w:hAnsi="Symbol" w:hint="default"/>
+        <w:sz w:val="20"/>
+      </w:rPr>
+    </w:lvl>
+    <w:lvl w:ilvl="1" w:tentative="1">
+      <w:start w:val="1"/>
+      <w:numFmt w:val="bullet"/>
+      <w:lvlText w:val="o"/>
+      <w:lvlJc w:val="left"/>
+      <w:pPr>
+        <w:tabs>
+          <w:tab w:val="num" w:pos="1440"/>
+        </w:tabs>
+        <w:ind w:left="1440" w:hanging="360"/>
+      </w:pPr>
+      <w:rPr>
+        <w:rFonts w:ascii="Courier New" w:hAnsi="Courier New" w:hint="default"/>
+        <w:sz w:val="20"/>
+      </w:rPr>
+    </w:lvl>
+    <w:lvl w:ilvl="2" w:tentative="1">
+      <w:start w:val="1"/>
+      <w:numFmt w:val="bullet"/>
+      <w:lvlText w:val=""/>
+      <w:lvlJc w:val="left"/>
+      <w:pPr>
+        <w:tabs>
+          <w:tab w:val="num" w:pos="2160"/>
+        </w:tabs>
+        <w:ind w:left="2160" w:hanging="360"/>
+      </w:pPr>
+      <w:rPr>
+        <w:rFonts w:ascii="Wingdings" w:hAnsi="Wingdings" w:hint="default"/>
+        <w:sz w:val="20"/>
+      </w:rPr>
+    </w:lvl>
+    <w:lvl w:ilvl="3" w:tentative="1">
+      <w:start w:val="1"/>
+      <w:numFmt w:val="bullet"/>
+      <w:lvlText w:val=""/>
+      <w:lvlJc w:val="left"/>
+      <w:pPr>
+        <w:tabs>
+          <w:tab w:val="num" w:pos="2880"/>
+        </w:tabs>
+        <w:ind w:left="2880" w:hanging="360"/>
+      </w:pPr>
+      <w:rPr>
+        <w:rFonts w:ascii="Wingdings" w:hAnsi="Wingdings" w:hint="default"/>
+        <w:sz w:val="20"/>
+      </w:rPr>
+    </w:lvl>
+    <w:lvl w:ilvl="4" w:tentative="1">
+      <w:start w:val="1"/>
+      <w:numFmt w:val="bullet"/>
+      <w:lvlText w:val=""/>
+      <w:lvlJc w:val="left"/>
+      <w:pPr>
+        <w:tabs>
+          <w:tab w:val="num" w:pos="3600"/>
+        </w:tabs>
+        <w:ind w:left="3600" w:hanging="360"/>
+      </w:pPr>
+      <w:rPr>
+        <w:rFonts w:ascii="Wingdings" w:hAnsi="Wingdings" w:hint="default"/>
+        <w:sz w:val="20"/>
+      </w:rPr>
+    </w:lvl>
+    <w:lvl w:ilvl="5" w:tentative="1">
+      <w:start w:val="1"/>
+      <w:numFmt w:val="bullet"/>
+      <w:lvlText w:val=""/>
+      <w:lvlJc w:val="left"/>
+      <w:pPr>
+        <w:tabs>
+          <w:tab w:val="num" w:pos="4320"/>
+        </w:tabs>
+        <w:ind w:left="4320" w:hanging="360"/>
+      </w:pPr>
+      <w:rPr>
+        <w:rFonts w:ascii="Wingdings" w:hAnsi="Wingdings" w:hint="default"/>
+        <w:sz w:val="20"/>
+      </w:rPr>
+    </w:lvl>
+    <w:lvl w:ilvl="6" w:tentative="1">
+      <w:start w:val="1"/>
+      <w:numFmt w:val="bullet"/>
+      <w:lvlText w:val=""/>
+      <w:lvlJc w:val="left"/>
+      <w:pPr>
+        <w:tabs>
+          <w:tab w:val="num" w:pos="5040"/>
+        </w:tabs>
+        <w:ind w:left="5040" w:hanging="360"/>
+      </w:pPr>
+      <w:rPr>
+        <w:rFonts w:ascii="Wingdings" w:hAnsi="Wingdings" w:hint="default"/>
+        <w:sz w:val="20"/>
+      </w:rPr>
+    </w:lvl>
+    <w:lvl w:ilvl="7" w:tentative="1">
+      <w:start w:val="1"/>
+      <w:numFmt w:val="bullet"/>
+      <w:lvlText w:val=""/>
+      <w:lvlJc w:val="left"/>
+      <w:pPr>
+        <w:tabs>
+          <w:tab w:val="num" w:pos="5760"/>
+        </w:tabs>
+        <w:ind w:left="5760" w:hanging="360"/>
+      </w:pPr>
+      <w:rPr>
+        <w:rFonts w:ascii="Wingdings" w:hAnsi="Wingdings" w:hint="default"/>
+        <w:sz w:val="20"/>
+      </w:rPr>
+    </w:lvl>
+    <w:lvl w:ilvl="8" w:tentative="1">
+      <w:start w:val="1"/>
+      <w:numFmt w:val="bullet"/>
+      <w:lvlText w:val=""/>
+      <w:lvlJc w:val="left"/>
+      <w:pPr>
+        <w:tabs>
+          <w:tab w:val="num" w:pos="6480"/>
+        </w:tabs>
+        <w:ind w:left="6480" w:hanging="360"/>
+      </w:pPr>
+      <w:rPr>
+        <w:rFonts w:ascii="Wingdings" w:hAnsi="Wingdings" w:hint="default"/>
+        <w:sz w:val="20"/>
+      </w:rPr>
+    </w:lvl>
+  </w:abstractNum>
+  <w:abstractNum w:abstractNumId="17" w15:restartNumberingAfterBreak="0">
+    <w:nsid w:val="44CB50D4"/>
+    <w:multiLevelType w:val="multilevel"/>
+    <w:tmpl w:val="28A8241E"/>
+    <w:lvl w:ilvl="0">
+      <w:start w:val="1"/>
+      <w:numFmt w:val="bullet"/>
+      <w:lvlText w:val=""/>
+      <w:lvlJc w:val="left"/>
+      <w:pPr>
+        <w:tabs>
+          <w:tab w:val="num" w:pos="720"/>
+        </w:tabs>
+        <w:ind w:left="720" w:hanging="360"/>
+      </w:pPr>
+      <w:rPr>
+        <w:rFonts w:ascii="Symbol" w:hAnsi="Symbol" w:hint="default"/>
+        <w:sz w:val="20"/>
+      </w:rPr>
+    </w:lvl>
+    <w:lvl w:ilvl="1" w:tentative="1">
+      <w:start w:val="1"/>
+      <w:numFmt w:val="bullet"/>
+      <w:lvlText w:val="o"/>
+      <w:lvlJc w:val="left"/>
+      <w:pPr>
+        <w:tabs>
+          <w:tab w:val="num" w:pos="1440"/>
+        </w:tabs>
+        <w:ind w:left="1440" w:hanging="360"/>
+      </w:pPr>
+      <w:rPr>
+        <w:rFonts w:ascii="Courier New" w:hAnsi="Courier New" w:hint="default"/>
+        <w:sz w:val="20"/>
+      </w:rPr>
+    </w:lvl>
+    <w:lvl w:ilvl="2" w:tentative="1">
+      <w:start w:val="1"/>
+      <w:numFmt w:val="bullet"/>
+      <w:lvlText w:val=""/>
+      <w:lvlJc w:val="left"/>
+      <w:pPr>
+        <w:tabs>
+          <w:tab w:val="num" w:pos="2160"/>
+        </w:tabs>
+        <w:ind w:left="2160" w:hanging="360"/>
+      </w:pPr>
+      <w:rPr>
+        <w:rFonts w:ascii="Wingdings" w:hAnsi="Wingdings" w:hint="default"/>
+        <w:sz w:val="20"/>
+      </w:rPr>
+    </w:lvl>
+    <w:lvl w:ilvl="3" w:tentative="1">
+      <w:start w:val="1"/>
+      <w:numFmt w:val="bullet"/>
+      <w:lvlText w:val=""/>
+      <w:lvlJc w:val="left"/>
+      <w:pPr>
+        <w:tabs>
+          <w:tab w:val="num" w:pos="2880"/>
+        </w:tabs>
+        <w:ind w:left="2880" w:hanging="360"/>
+      </w:pPr>
+      <w:rPr>
+        <w:rFonts w:ascii="Wingdings" w:hAnsi="Wingdings" w:hint="default"/>
+        <w:sz w:val="20"/>
+      </w:rPr>
+    </w:lvl>
+    <w:lvl w:ilvl="4" w:tentative="1">
+      <w:start w:val="1"/>
+      <w:numFmt w:val="bullet"/>
+      <w:lvlText w:val=""/>
+      <w:lvlJc w:val="left"/>
+      <w:pPr>
+        <w:tabs>
+          <w:tab w:val="num" w:pos="3600"/>
+        </w:tabs>
+        <w:ind w:left="3600" w:hanging="360"/>
+      </w:pPr>
+      <w:rPr>
+        <w:rFonts w:ascii="Wingdings" w:hAnsi="Wingdings" w:hint="default"/>
+        <w:sz w:val="20"/>
+      </w:rPr>
+    </w:lvl>
+    <w:lvl w:ilvl="5" w:tentative="1">
+      <w:start w:val="1"/>
+      <w:numFmt w:val="bullet"/>
+      <w:lvlText w:val=""/>
+      <w:lvlJc w:val="left"/>
+      <w:pPr>
+        <w:tabs>
+          <w:tab w:val="num" w:pos="4320"/>
+        </w:tabs>
+        <w:ind w:left="4320" w:hanging="360"/>
+      </w:pPr>
+      <w:rPr>
+        <w:rFonts w:ascii="Wingdings" w:hAnsi="Wingdings" w:hint="default"/>
+        <w:sz w:val="20"/>
+      </w:rPr>
+    </w:lvl>
+    <w:lvl w:ilvl="6" w:tentative="1">
+      <w:start w:val="1"/>
+      <w:numFmt w:val="bullet"/>
+      <w:lvlText w:val=""/>
+      <w:lvlJc w:val="left"/>
+      <w:pPr>
+        <w:tabs>
+          <w:tab w:val="num" w:pos="5040"/>
+        </w:tabs>
+        <w:ind w:left="5040" w:hanging="360"/>
+      </w:pPr>
+      <w:rPr>
+        <w:rFonts w:ascii="Wingdings" w:hAnsi="Wingdings" w:hint="default"/>
+        <w:sz w:val="20"/>
+      </w:rPr>
+    </w:lvl>
+    <w:lvl w:ilvl="7" w:tentative="1">
+      <w:start w:val="1"/>
+      <w:numFmt w:val="bullet"/>
+      <w:lvlText w:val=""/>
+      <w:lvlJc w:val="left"/>
+      <w:pPr>
+        <w:tabs>
+          <w:tab w:val="num" w:pos="5760"/>
+        </w:tabs>
+        <w:ind w:left="5760" w:hanging="360"/>
+      </w:pPr>
+      <w:rPr>
+        <w:rFonts w:ascii="Wingdings" w:hAnsi="Wingdings" w:hint="default"/>
+        <w:sz w:val="20"/>
+      </w:rPr>
+    </w:lvl>
+    <w:lvl w:ilvl="8" w:tentative="1">
+      <w:start w:val="1"/>
+      <w:numFmt w:val="bullet"/>
+      <w:lvlText w:val=""/>
+      <w:lvlJc w:val="left"/>
+      <w:pPr>
+        <w:tabs>
+          <w:tab w:val="num" w:pos="6480"/>
+        </w:tabs>
+        <w:ind w:left="6480" w:hanging="360"/>
+      </w:pPr>
+      <w:rPr>
+        <w:rFonts w:ascii="Wingdings" w:hAnsi="Wingdings" w:hint="default"/>
+        <w:sz w:val="20"/>
+      </w:rPr>
+    </w:lvl>
+  </w:abstractNum>
+  <w:abstractNum w:abstractNumId="18" w15:restartNumberingAfterBreak="0">
     <w:nsid w:val="45010191"/>
     <w:multiLevelType w:val="multilevel"/>
     <w:tmpl w:val="9A2C0800"/>
@@ -3180,7 +5326,156 @@
       </w:rPr>
     </w:lvl>
   </w:abstractNum>
-  <w:abstractNum w:abstractNumId="11" w15:restartNumberingAfterBreak="0">
+  <w:abstractNum w:abstractNumId="19" w15:restartNumberingAfterBreak="0">
+    <w:nsid w:val="45674A48"/>
+    <w:multiLevelType w:val="multilevel"/>
+    <w:tmpl w:val="F1981E4A"/>
+    <w:lvl w:ilvl="0">
+      <w:start w:val="1"/>
+      <w:numFmt w:val="bullet"/>
+      <w:lvlText w:val=""/>
+      <w:lvlJc w:val="left"/>
+      <w:pPr>
+        <w:tabs>
+          <w:tab w:val="num" w:pos="720"/>
+        </w:tabs>
+        <w:ind w:left="720" w:hanging="360"/>
+      </w:pPr>
+      <w:rPr>
+        <w:rFonts w:ascii="Symbol" w:hAnsi="Symbol" w:hint="default"/>
+        <w:sz w:val="20"/>
+      </w:rPr>
+    </w:lvl>
+    <w:lvl w:ilvl="1" w:tentative="1">
+      <w:start w:val="1"/>
+      <w:numFmt w:val="bullet"/>
+      <w:lvlText w:val="o"/>
+      <w:lvlJc w:val="left"/>
+      <w:pPr>
+        <w:tabs>
+          <w:tab w:val="num" w:pos="1440"/>
+        </w:tabs>
+        <w:ind w:left="1440" w:hanging="360"/>
+      </w:pPr>
+      <w:rPr>
+        <w:rFonts w:ascii="Courier New" w:hAnsi="Courier New" w:hint="default"/>
+        <w:sz w:val="20"/>
+      </w:rPr>
+    </w:lvl>
+    <w:lvl w:ilvl="2" w:tentative="1">
+      <w:start w:val="1"/>
+      <w:numFmt w:val="bullet"/>
+      <w:lvlText w:val=""/>
+      <w:lvlJc w:val="left"/>
+      <w:pPr>
+        <w:tabs>
+          <w:tab w:val="num" w:pos="2160"/>
+        </w:tabs>
+        <w:ind w:left="2160" w:hanging="360"/>
+      </w:pPr>
+      <w:rPr>
+        <w:rFonts w:ascii="Wingdings" w:hAnsi="Wingdings" w:hint="default"/>
+        <w:sz w:val="20"/>
+      </w:rPr>
+    </w:lvl>
+    <w:lvl w:ilvl="3" w:tentative="1">
+      <w:start w:val="1"/>
+      <w:numFmt w:val="bullet"/>
+      <w:lvlText w:val=""/>
+      <w:lvlJc w:val="left"/>
+      <w:pPr>
+        <w:tabs>
+          <w:tab w:val="num" w:pos="2880"/>
+        </w:tabs>
+        <w:ind w:left="2880" w:hanging="360"/>
+      </w:pPr>
+      <w:rPr>
+        <w:rFonts w:ascii="Wingdings" w:hAnsi="Wingdings" w:hint="default"/>
+        <w:sz w:val="20"/>
+      </w:rPr>
+    </w:lvl>
+    <w:lvl w:ilvl="4" w:tentative="1">
+      <w:start w:val="1"/>
+      <w:numFmt w:val="bullet"/>
+      <w:lvlText w:val=""/>
+      <w:lvlJc w:val="left"/>
+      <w:pPr>
+        <w:tabs>
+          <w:tab w:val="num" w:pos="3600"/>
+        </w:tabs>
+        <w:ind w:left="3600" w:hanging="360"/>
+      </w:pPr>
+      <w:rPr>
+        <w:rFonts w:ascii="Wingdings" w:hAnsi="Wingdings" w:hint="default"/>
+        <w:sz w:val="20"/>
+      </w:rPr>
+    </w:lvl>
+    <w:lvl w:ilvl="5" w:tentative="1">
+      <w:start w:val="1"/>
+      <w:numFmt w:val="bullet"/>
+      <w:lvlText w:val=""/>
+      <w:lvlJc w:val="left"/>
+      <w:pPr>
+        <w:tabs>
+          <w:tab w:val="num" w:pos="4320"/>
+        </w:tabs>
+        <w:ind w:left="4320" w:hanging="360"/>
+      </w:pPr>
+      <w:rPr>
+        <w:rFonts w:ascii="Wingdings" w:hAnsi="Wingdings" w:hint="default"/>
+        <w:sz w:val="20"/>
+      </w:rPr>
+    </w:lvl>
+    <w:lvl w:ilvl="6" w:tentative="1">
+      <w:start w:val="1"/>
+      <w:numFmt w:val="bullet"/>
+      <w:lvlText w:val=""/>
+      <w:lvlJc w:val="left"/>
+      <w:pPr>
+        <w:tabs>
+          <w:tab w:val="num" w:pos="5040"/>
+        </w:tabs>
+        <w:ind w:left="5040" w:hanging="360"/>
+      </w:pPr>
+      <w:rPr>
+        <w:rFonts w:ascii="Wingdings" w:hAnsi="Wingdings" w:hint="default"/>
+        <w:sz w:val="20"/>
+      </w:rPr>
+    </w:lvl>
+    <w:lvl w:ilvl="7" w:tentative="1">
+      <w:start w:val="1"/>
+      <w:numFmt w:val="bullet"/>
+      <w:lvlText w:val=""/>
+      <w:lvlJc w:val="left"/>
+      <w:pPr>
+        <w:tabs>
+          <w:tab w:val="num" w:pos="5760"/>
+        </w:tabs>
+        <w:ind w:left="5760" w:hanging="360"/>
+      </w:pPr>
+      <w:rPr>
+        <w:rFonts w:ascii="Wingdings" w:hAnsi="Wingdings" w:hint="default"/>
+        <w:sz w:val="20"/>
+      </w:rPr>
+    </w:lvl>
+    <w:lvl w:ilvl="8" w:tentative="1">
+      <w:start w:val="1"/>
+      <w:numFmt w:val="bullet"/>
+      <w:lvlText w:val=""/>
+      <w:lvlJc w:val="left"/>
+      <w:pPr>
+        <w:tabs>
+          <w:tab w:val="num" w:pos="6480"/>
+        </w:tabs>
+        <w:ind w:left="6480" w:hanging="360"/>
+      </w:pPr>
+      <w:rPr>
+        <w:rFonts w:ascii="Wingdings" w:hAnsi="Wingdings" w:hint="default"/>
+        <w:sz w:val="20"/>
+      </w:rPr>
+    </w:lvl>
+  </w:abstractNum>
+  <w:abstractNum w:abstractNumId="20" w15:restartNumberingAfterBreak="0">
     <w:nsid w:val="4CD12ABE"/>
     <w:multiLevelType w:val="multilevel"/>
     <w:tmpl w:val="0D9C9FB2"/>
@@ -3329,7 +5624,156 @@
       </w:rPr>
     </w:lvl>
   </w:abstractNum>
-  <w:abstractNum w:abstractNumId="12" w15:restartNumberingAfterBreak="0">
+  <w:abstractNum w:abstractNumId="21" w15:restartNumberingAfterBreak="0">
+    <w:nsid w:val="4DBC7537"/>
+    <w:multiLevelType w:val="multilevel"/>
+    <w:tmpl w:val="28C8D2E0"/>
+    <w:lvl w:ilvl="0">
+      <w:start w:val="1"/>
+      <w:numFmt w:val="bullet"/>
+      <w:lvlText w:val=""/>
+      <w:lvlJc w:val="left"/>
+      <w:pPr>
+        <w:tabs>
+          <w:tab w:val="num" w:pos="720"/>
+        </w:tabs>
+        <w:ind w:left="720" w:hanging="360"/>
+      </w:pPr>
+      <w:rPr>
+        <w:rFonts w:ascii="Symbol" w:hAnsi="Symbol" w:hint="default"/>
+        <w:sz w:val="20"/>
+      </w:rPr>
+    </w:lvl>
+    <w:lvl w:ilvl="1" w:tentative="1">
+      <w:start w:val="1"/>
+      <w:numFmt w:val="bullet"/>
+      <w:lvlText w:val="o"/>
+      <w:lvlJc w:val="left"/>
+      <w:pPr>
+        <w:tabs>
+          <w:tab w:val="num" w:pos="1440"/>
+        </w:tabs>
+        <w:ind w:left="1440" w:hanging="360"/>
+      </w:pPr>
+      <w:rPr>
+        <w:rFonts w:ascii="Courier New" w:hAnsi="Courier New" w:hint="default"/>
+        <w:sz w:val="20"/>
+      </w:rPr>
+    </w:lvl>
+    <w:lvl w:ilvl="2" w:tentative="1">
+      <w:start w:val="1"/>
+      <w:numFmt w:val="bullet"/>
+      <w:lvlText w:val=""/>
+      <w:lvlJc w:val="left"/>
+      <w:pPr>
+        <w:tabs>
+          <w:tab w:val="num" w:pos="2160"/>
+        </w:tabs>
+        <w:ind w:left="2160" w:hanging="360"/>
+      </w:pPr>
+      <w:rPr>
+        <w:rFonts w:ascii="Wingdings" w:hAnsi="Wingdings" w:hint="default"/>
+        <w:sz w:val="20"/>
+      </w:rPr>
+    </w:lvl>
+    <w:lvl w:ilvl="3" w:tentative="1">
+      <w:start w:val="1"/>
+      <w:numFmt w:val="bullet"/>
+      <w:lvlText w:val=""/>
+      <w:lvlJc w:val="left"/>
+      <w:pPr>
+        <w:tabs>
+          <w:tab w:val="num" w:pos="2880"/>
+        </w:tabs>
+        <w:ind w:left="2880" w:hanging="360"/>
+      </w:pPr>
+      <w:rPr>
+        <w:rFonts w:ascii="Wingdings" w:hAnsi="Wingdings" w:hint="default"/>
+        <w:sz w:val="20"/>
+      </w:rPr>
+    </w:lvl>
+    <w:lvl w:ilvl="4" w:tentative="1">
+      <w:start w:val="1"/>
+      <w:numFmt w:val="bullet"/>
+      <w:lvlText w:val=""/>
+      <w:lvlJc w:val="left"/>
+      <w:pPr>
+        <w:tabs>
+          <w:tab w:val="num" w:pos="3600"/>
+        </w:tabs>
+        <w:ind w:left="3600" w:hanging="360"/>
+      </w:pPr>
+      <w:rPr>
+        <w:rFonts w:ascii="Wingdings" w:hAnsi="Wingdings" w:hint="default"/>
+        <w:sz w:val="20"/>
+      </w:rPr>
+    </w:lvl>
+    <w:lvl w:ilvl="5" w:tentative="1">
+      <w:start w:val="1"/>
+      <w:numFmt w:val="bullet"/>
+      <w:lvlText w:val=""/>
+      <w:lvlJc w:val="left"/>
+      <w:pPr>
+        <w:tabs>
+          <w:tab w:val="num" w:pos="4320"/>
+        </w:tabs>
+        <w:ind w:left="4320" w:hanging="360"/>
+      </w:pPr>
+      <w:rPr>
+        <w:rFonts w:ascii="Wingdings" w:hAnsi="Wingdings" w:hint="default"/>
+        <w:sz w:val="20"/>
+      </w:rPr>
+    </w:lvl>
+    <w:lvl w:ilvl="6" w:tentative="1">
+      <w:start w:val="1"/>
+      <w:numFmt w:val="bullet"/>
+      <w:lvlText w:val=""/>
+      <w:lvlJc w:val="left"/>
+      <w:pPr>
+        <w:tabs>
+          <w:tab w:val="num" w:pos="5040"/>
+        </w:tabs>
+        <w:ind w:left="5040" w:hanging="360"/>
+      </w:pPr>
+      <w:rPr>
+        <w:rFonts w:ascii="Wingdings" w:hAnsi="Wingdings" w:hint="default"/>
+        <w:sz w:val="20"/>
+      </w:rPr>
+    </w:lvl>
+    <w:lvl w:ilvl="7" w:tentative="1">
+      <w:start w:val="1"/>
+      <w:numFmt w:val="bullet"/>
+      <w:lvlText w:val=""/>
+      <w:lvlJc w:val="left"/>
+      <w:pPr>
+        <w:tabs>
+          <w:tab w:val="num" w:pos="5760"/>
+        </w:tabs>
+        <w:ind w:left="5760" w:hanging="360"/>
+      </w:pPr>
+      <w:rPr>
+        <w:rFonts w:ascii="Wingdings" w:hAnsi="Wingdings" w:hint="default"/>
+        <w:sz w:val="20"/>
+      </w:rPr>
+    </w:lvl>
+    <w:lvl w:ilvl="8" w:tentative="1">
+      <w:start w:val="1"/>
+      <w:numFmt w:val="bullet"/>
+      <w:lvlText w:val=""/>
+      <w:lvlJc w:val="left"/>
+      <w:pPr>
+        <w:tabs>
+          <w:tab w:val="num" w:pos="6480"/>
+        </w:tabs>
+        <w:ind w:left="6480" w:hanging="360"/>
+      </w:pPr>
+      <w:rPr>
+        <w:rFonts w:ascii="Wingdings" w:hAnsi="Wingdings" w:hint="default"/>
+        <w:sz w:val="20"/>
+      </w:rPr>
+    </w:lvl>
+  </w:abstractNum>
+  <w:abstractNum w:abstractNumId="22" w15:restartNumberingAfterBreak="0">
     <w:nsid w:val="4E1961D6"/>
     <w:multiLevelType w:val="multilevel"/>
     <w:tmpl w:val="291EC04E"/>
@@ -3478,7 +5922,156 @@
       </w:rPr>
     </w:lvl>
   </w:abstractNum>
-  <w:abstractNum w:abstractNumId="13" w15:restartNumberingAfterBreak="0">
+  <w:abstractNum w:abstractNumId="23" w15:restartNumberingAfterBreak="0">
+    <w:nsid w:val="506A399A"/>
+    <w:multiLevelType w:val="multilevel"/>
+    <w:tmpl w:val="34E6BD0E"/>
+    <w:lvl w:ilvl="0">
+      <w:start w:val="1"/>
+      <w:numFmt w:val="bullet"/>
+      <w:lvlText w:val=""/>
+      <w:lvlJc w:val="left"/>
+      <w:pPr>
+        <w:tabs>
+          <w:tab w:val="num" w:pos="720"/>
+        </w:tabs>
+        <w:ind w:left="720" w:hanging="360"/>
+      </w:pPr>
+      <w:rPr>
+        <w:rFonts w:ascii="Symbol" w:hAnsi="Symbol" w:hint="default"/>
+        <w:sz w:val="20"/>
+      </w:rPr>
+    </w:lvl>
+    <w:lvl w:ilvl="1" w:tentative="1">
+      <w:start w:val="1"/>
+      <w:numFmt w:val="bullet"/>
+      <w:lvlText w:val="o"/>
+      <w:lvlJc w:val="left"/>
+      <w:pPr>
+        <w:tabs>
+          <w:tab w:val="num" w:pos="1440"/>
+        </w:tabs>
+        <w:ind w:left="1440" w:hanging="360"/>
+      </w:pPr>
+      <w:rPr>
+        <w:rFonts w:ascii="Courier New" w:hAnsi="Courier New" w:hint="default"/>
+        <w:sz w:val="20"/>
+      </w:rPr>
+    </w:lvl>
+    <w:lvl w:ilvl="2" w:tentative="1">
+      <w:start w:val="1"/>
+      <w:numFmt w:val="bullet"/>
+      <w:lvlText w:val=""/>
+      <w:lvlJc w:val="left"/>
+      <w:pPr>
+        <w:tabs>
+          <w:tab w:val="num" w:pos="2160"/>
+        </w:tabs>
+        <w:ind w:left="2160" w:hanging="360"/>
+      </w:pPr>
+      <w:rPr>
+        <w:rFonts w:ascii="Wingdings" w:hAnsi="Wingdings" w:hint="default"/>
+        <w:sz w:val="20"/>
+      </w:rPr>
+    </w:lvl>
+    <w:lvl w:ilvl="3" w:tentative="1">
+      <w:start w:val="1"/>
+      <w:numFmt w:val="bullet"/>
+      <w:lvlText w:val=""/>
+      <w:lvlJc w:val="left"/>
+      <w:pPr>
+        <w:tabs>
+          <w:tab w:val="num" w:pos="2880"/>
+        </w:tabs>
+        <w:ind w:left="2880" w:hanging="360"/>
+      </w:pPr>
+      <w:rPr>
+        <w:rFonts w:ascii="Wingdings" w:hAnsi="Wingdings" w:hint="default"/>
+        <w:sz w:val="20"/>
+      </w:rPr>
+    </w:lvl>
+    <w:lvl w:ilvl="4" w:tentative="1">
+      <w:start w:val="1"/>
+      <w:numFmt w:val="bullet"/>
+      <w:lvlText w:val=""/>
+      <w:lvlJc w:val="left"/>
+      <w:pPr>
+        <w:tabs>
+          <w:tab w:val="num" w:pos="3600"/>
+        </w:tabs>
+        <w:ind w:left="3600" w:hanging="360"/>
+      </w:pPr>
+      <w:rPr>
+        <w:rFonts w:ascii="Wingdings" w:hAnsi="Wingdings" w:hint="default"/>
+        <w:sz w:val="20"/>
+      </w:rPr>
+    </w:lvl>
+    <w:lvl w:ilvl="5" w:tentative="1">
+      <w:start w:val="1"/>
+      <w:numFmt w:val="bullet"/>
+      <w:lvlText w:val=""/>
+      <w:lvlJc w:val="left"/>
+      <w:pPr>
+        <w:tabs>
+          <w:tab w:val="num" w:pos="4320"/>
+        </w:tabs>
+        <w:ind w:left="4320" w:hanging="360"/>
+      </w:pPr>
+      <w:rPr>
+        <w:rFonts w:ascii="Wingdings" w:hAnsi="Wingdings" w:hint="default"/>
+        <w:sz w:val="20"/>
+      </w:rPr>
+    </w:lvl>
+    <w:lvl w:ilvl="6" w:tentative="1">
+      <w:start w:val="1"/>
+      <w:numFmt w:val="bullet"/>
+      <w:lvlText w:val=""/>
+      <w:lvlJc w:val="left"/>
+      <w:pPr>
+        <w:tabs>
+          <w:tab w:val="num" w:pos="5040"/>
+        </w:tabs>
+        <w:ind w:left="5040" w:hanging="360"/>
+      </w:pPr>
+      <w:rPr>
+        <w:rFonts w:ascii="Wingdings" w:hAnsi="Wingdings" w:hint="default"/>
+        <w:sz w:val="20"/>
+      </w:rPr>
+    </w:lvl>
+    <w:lvl w:ilvl="7" w:tentative="1">
+      <w:start w:val="1"/>
+      <w:numFmt w:val="bullet"/>
+      <w:lvlText w:val=""/>
+      <w:lvlJc w:val="left"/>
+      <w:pPr>
+        <w:tabs>
+          <w:tab w:val="num" w:pos="5760"/>
+        </w:tabs>
+        <w:ind w:left="5760" w:hanging="360"/>
+      </w:pPr>
+      <w:rPr>
+        <w:rFonts w:ascii="Wingdings" w:hAnsi="Wingdings" w:hint="default"/>
+        <w:sz w:val="20"/>
+      </w:rPr>
+    </w:lvl>
+    <w:lvl w:ilvl="8" w:tentative="1">
+      <w:start w:val="1"/>
+      <w:numFmt w:val="bullet"/>
+      <w:lvlText w:val=""/>
+      <w:lvlJc w:val="left"/>
+      <w:pPr>
+        <w:tabs>
+          <w:tab w:val="num" w:pos="6480"/>
+        </w:tabs>
+        <w:ind w:left="6480" w:hanging="360"/>
+      </w:pPr>
+      <w:rPr>
+        <w:rFonts w:ascii="Wingdings" w:hAnsi="Wingdings" w:hint="default"/>
+        <w:sz w:val="20"/>
+      </w:rPr>
+    </w:lvl>
+  </w:abstractNum>
+  <w:abstractNum w:abstractNumId="24" w15:restartNumberingAfterBreak="0">
     <w:nsid w:val="67213C57"/>
     <w:multiLevelType w:val="multilevel"/>
     <w:tmpl w:val="3D4E408E"/>
@@ -3595,7 +6188,7 @@
       </w:pPr>
     </w:lvl>
   </w:abstractNum>
-  <w:abstractNum w:abstractNumId="14" w15:restartNumberingAfterBreak="0">
+  <w:abstractNum w:abstractNumId="25" w15:restartNumberingAfterBreak="0">
     <w:nsid w:val="70762FF1"/>
     <w:multiLevelType w:val="multilevel"/>
     <w:tmpl w:val="CFA69C1C"/>
@@ -3708,7 +6301,156 @@
       </w:pPr>
     </w:lvl>
   </w:abstractNum>
-  <w:abstractNum w:abstractNumId="15" w15:restartNumberingAfterBreak="0">
+  <w:abstractNum w:abstractNumId="26" w15:restartNumberingAfterBreak="0">
+    <w:nsid w:val="74787861"/>
+    <w:multiLevelType w:val="multilevel"/>
+    <w:tmpl w:val="D5E448DA"/>
+    <w:lvl w:ilvl="0">
+      <w:start w:val="1"/>
+      <w:numFmt w:val="bullet"/>
+      <w:lvlText w:val=""/>
+      <w:lvlJc w:val="left"/>
+      <w:pPr>
+        <w:tabs>
+          <w:tab w:val="num" w:pos="720"/>
+        </w:tabs>
+        <w:ind w:left="720" w:hanging="360"/>
+      </w:pPr>
+      <w:rPr>
+        <w:rFonts w:ascii="Symbol" w:hAnsi="Symbol" w:hint="default"/>
+        <w:sz w:val="20"/>
+      </w:rPr>
+    </w:lvl>
+    <w:lvl w:ilvl="1" w:tentative="1">
+      <w:start w:val="1"/>
+      <w:numFmt w:val="bullet"/>
+      <w:lvlText w:val="o"/>
+      <w:lvlJc w:val="left"/>
+      <w:pPr>
+        <w:tabs>
+          <w:tab w:val="num" w:pos="1440"/>
+        </w:tabs>
+        <w:ind w:left="1440" w:hanging="360"/>
+      </w:pPr>
+      <w:rPr>
+        <w:rFonts w:ascii="Courier New" w:hAnsi="Courier New" w:hint="default"/>
+        <w:sz w:val="20"/>
+      </w:rPr>
+    </w:lvl>
+    <w:lvl w:ilvl="2" w:tentative="1">
+      <w:start w:val="1"/>
+      <w:numFmt w:val="bullet"/>
+      <w:lvlText w:val=""/>
+      <w:lvlJc w:val="left"/>
+      <w:pPr>
+        <w:tabs>
+          <w:tab w:val="num" w:pos="2160"/>
+        </w:tabs>
+        <w:ind w:left="2160" w:hanging="360"/>
+      </w:pPr>
+      <w:rPr>
+        <w:rFonts w:ascii="Wingdings" w:hAnsi="Wingdings" w:hint="default"/>
+        <w:sz w:val="20"/>
+      </w:rPr>
+    </w:lvl>
+    <w:lvl w:ilvl="3" w:tentative="1">
+      <w:start w:val="1"/>
+      <w:numFmt w:val="bullet"/>
+      <w:lvlText w:val=""/>
+      <w:lvlJc w:val="left"/>
+      <w:pPr>
+        <w:tabs>
+          <w:tab w:val="num" w:pos="2880"/>
+        </w:tabs>
+        <w:ind w:left="2880" w:hanging="360"/>
+      </w:pPr>
+      <w:rPr>
+        <w:rFonts w:ascii="Wingdings" w:hAnsi="Wingdings" w:hint="default"/>
+        <w:sz w:val="20"/>
+      </w:rPr>
+    </w:lvl>
+    <w:lvl w:ilvl="4" w:tentative="1">
+      <w:start w:val="1"/>
+      <w:numFmt w:val="bullet"/>
+      <w:lvlText w:val=""/>
+      <w:lvlJc w:val="left"/>
+      <w:pPr>
+        <w:tabs>
+          <w:tab w:val="num" w:pos="3600"/>
+        </w:tabs>
+        <w:ind w:left="3600" w:hanging="360"/>
+      </w:pPr>
+      <w:rPr>
+        <w:rFonts w:ascii="Wingdings" w:hAnsi="Wingdings" w:hint="default"/>
+        <w:sz w:val="20"/>
+      </w:rPr>
+    </w:lvl>
+    <w:lvl w:ilvl="5" w:tentative="1">
+      <w:start w:val="1"/>
+      <w:numFmt w:val="bullet"/>
+      <w:lvlText w:val=""/>
+      <w:lvlJc w:val="left"/>
+      <w:pPr>
+        <w:tabs>
+          <w:tab w:val="num" w:pos="4320"/>
+        </w:tabs>
+        <w:ind w:left="4320" w:hanging="360"/>
+      </w:pPr>
+      <w:rPr>
+        <w:rFonts w:ascii="Wingdings" w:hAnsi="Wingdings" w:hint="default"/>
+        <w:sz w:val="20"/>
+      </w:rPr>
+    </w:lvl>
+    <w:lvl w:ilvl="6" w:tentative="1">
+      <w:start w:val="1"/>
+      <w:numFmt w:val="bullet"/>
+      <w:lvlText w:val=""/>
+      <w:lvlJc w:val="left"/>
+      <w:pPr>
+        <w:tabs>
+          <w:tab w:val="num" w:pos="5040"/>
+        </w:tabs>
+        <w:ind w:left="5040" w:hanging="360"/>
+      </w:pPr>
+      <w:rPr>
+        <w:rFonts w:ascii="Wingdings" w:hAnsi="Wingdings" w:hint="default"/>
+        <w:sz w:val="20"/>
+      </w:rPr>
+    </w:lvl>
+    <w:lvl w:ilvl="7" w:tentative="1">
+      <w:start w:val="1"/>
+      <w:numFmt w:val="bullet"/>
+      <w:lvlText w:val=""/>
+      <w:lvlJc w:val="left"/>
+      <w:pPr>
+        <w:tabs>
+          <w:tab w:val="num" w:pos="5760"/>
+        </w:tabs>
+        <w:ind w:left="5760" w:hanging="360"/>
+      </w:pPr>
+      <w:rPr>
+        <w:rFonts w:ascii="Wingdings" w:hAnsi="Wingdings" w:hint="default"/>
+        <w:sz w:val="20"/>
+      </w:rPr>
+    </w:lvl>
+    <w:lvl w:ilvl="8" w:tentative="1">
+      <w:start w:val="1"/>
+      <w:numFmt w:val="bullet"/>
+      <w:lvlText w:val=""/>
+      <w:lvlJc w:val="left"/>
+      <w:pPr>
+        <w:tabs>
+          <w:tab w:val="num" w:pos="6480"/>
+        </w:tabs>
+        <w:ind w:left="6480" w:hanging="360"/>
+      </w:pPr>
+      <w:rPr>
+        <w:rFonts w:ascii="Wingdings" w:hAnsi="Wingdings" w:hint="default"/>
+        <w:sz w:val="20"/>
+      </w:rPr>
+    </w:lvl>
+  </w:abstractNum>
+  <w:abstractNum w:abstractNumId="27" w15:restartNumberingAfterBreak="0">
     <w:nsid w:val="78F34766"/>
     <w:multiLevelType w:val="multilevel"/>
     <w:tmpl w:val="B93E0014"/>
@@ -3857,7 +6599,156 @@
       </w:rPr>
     </w:lvl>
   </w:abstractNum>
-  <w:abstractNum w:abstractNumId="16" w15:restartNumberingAfterBreak="0">
+  <w:abstractNum w:abstractNumId="28" w15:restartNumberingAfterBreak="0">
+    <w:nsid w:val="79587E25"/>
+    <w:multiLevelType w:val="multilevel"/>
+    <w:tmpl w:val="51CA3854"/>
+    <w:lvl w:ilvl="0">
+      <w:start w:val="1"/>
+      <w:numFmt w:val="bullet"/>
+      <w:lvlText w:val=""/>
+      <w:lvlJc w:val="left"/>
+      <w:pPr>
+        <w:tabs>
+          <w:tab w:val="num" w:pos="720"/>
+        </w:tabs>
+        <w:ind w:left="720" w:hanging="360"/>
+      </w:pPr>
+      <w:rPr>
+        <w:rFonts w:ascii="Symbol" w:hAnsi="Symbol" w:hint="default"/>
+        <w:sz w:val="20"/>
+      </w:rPr>
+    </w:lvl>
+    <w:lvl w:ilvl="1" w:tentative="1">
+      <w:start w:val="1"/>
+      <w:numFmt w:val="bullet"/>
+      <w:lvlText w:val="o"/>
+      <w:lvlJc w:val="left"/>
+      <w:pPr>
+        <w:tabs>
+          <w:tab w:val="num" w:pos="1440"/>
+        </w:tabs>
+        <w:ind w:left="1440" w:hanging="360"/>
+      </w:pPr>
+      <w:rPr>
+        <w:rFonts w:ascii="Courier New" w:hAnsi="Courier New" w:hint="default"/>
+        <w:sz w:val="20"/>
+      </w:rPr>
+    </w:lvl>
+    <w:lvl w:ilvl="2" w:tentative="1">
+      <w:start w:val="1"/>
+      <w:numFmt w:val="bullet"/>
+      <w:lvlText w:val=""/>
+      <w:lvlJc w:val="left"/>
+      <w:pPr>
+        <w:tabs>
+          <w:tab w:val="num" w:pos="2160"/>
+        </w:tabs>
+        <w:ind w:left="2160" w:hanging="360"/>
+      </w:pPr>
+      <w:rPr>
+        <w:rFonts w:ascii="Wingdings" w:hAnsi="Wingdings" w:hint="default"/>
+        <w:sz w:val="20"/>
+      </w:rPr>
+    </w:lvl>
+    <w:lvl w:ilvl="3" w:tentative="1">
+      <w:start w:val="1"/>
+      <w:numFmt w:val="bullet"/>
+      <w:lvlText w:val=""/>
+      <w:lvlJc w:val="left"/>
+      <w:pPr>
+        <w:tabs>
+          <w:tab w:val="num" w:pos="2880"/>
+        </w:tabs>
+        <w:ind w:left="2880" w:hanging="360"/>
+      </w:pPr>
+      <w:rPr>
+        <w:rFonts w:ascii="Wingdings" w:hAnsi="Wingdings" w:hint="default"/>
+        <w:sz w:val="20"/>
+      </w:rPr>
+    </w:lvl>
+    <w:lvl w:ilvl="4" w:tentative="1">
+      <w:start w:val="1"/>
+      <w:numFmt w:val="bullet"/>
+      <w:lvlText w:val=""/>
+      <w:lvlJc w:val="left"/>
+      <w:pPr>
+        <w:tabs>
+          <w:tab w:val="num" w:pos="3600"/>
+        </w:tabs>
+        <w:ind w:left="3600" w:hanging="360"/>
+      </w:pPr>
+      <w:rPr>
+        <w:rFonts w:ascii="Wingdings" w:hAnsi="Wingdings" w:hint="default"/>
+        <w:sz w:val="20"/>
+      </w:rPr>
+    </w:lvl>
+    <w:lvl w:ilvl="5" w:tentative="1">
+      <w:start w:val="1"/>
+      <w:numFmt w:val="bullet"/>
+      <w:lvlText w:val=""/>
+      <w:lvlJc w:val="left"/>
+      <w:pPr>
+        <w:tabs>
+          <w:tab w:val="num" w:pos="4320"/>
+        </w:tabs>
+        <w:ind w:left="4320" w:hanging="360"/>
+      </w:pPr>
+      <w:rPr>
+        <w:rFonts w:ascii="Wingdings" w:hAnsi="Wingdings" w:hint="default"/>
+        <w:sz w:val="20"/>
+      </w:rPr>
+    </w:lvl>
+    <w:lvl w:ilvl="6" w:tentative="1">
+      <w:start w:val="1"/>
+      <w:numFmt w:val="bullet"/>
+      <w:lvlText w:val=""/>
+      <w:lvlJc w:val="left"/>
+      <w:pPr>
+        <w:tabs>
+          <w:tab w:val="num" w:pos="5040"/>
+        </w:tabs>
+        <w:ind w:left="5040" w:hanging="360"/>
+      </w:pPr>
+      <w:rPr>
+        <w:rFonts w:ascii="Wingdings" w:hAnsi="Wingdings" w:hint="default"/>
+        <w:sz w:val="20"/>
+      </w:rPr>
+    </w:lvl>
+    <w:lvl w:ilvl="7" w:tentative="1">
+      <w:start w:val="1"/>
+      <w:numFmt w:val="bullet"/>
+      <w:lvlText w:val=""/>
+      <w:lvlJc w:val="left"/>
+      <w:pPr>
+        <w:tabs>
+          <w:tab w:val="num" w:pos="5760"/>
+        </w:tabs>
+        <w:ind w:left="5760" w:hanging="360"/>
+      </w:pPr>
+      <w:rPr>
+        <w:rFonts w:ascii="Wingdings" w:hAnsi="Wingdings" w:hint="default"/>
+        <w:sz w:val="20"/>
+      </w:rPr>
+    </w:lvl>
+    <w:lvl w:ilvl="8" w:tentative="1">
+      <w:start w:val="1"/>
+      <w:numFmt w:val="bullet"/>
+      <w:lvlText w:val=""/>
+      <w:lvlJc w:val="left"/>
+      <w:pPr>
+        <w:tabs>
+          <w:tab w:val="num" w:pos="6480"/>
+        </w:tabs>
+        <w:ind w:left="6480" w:hanging="360"/>
+      </w:pPr>
+      <w:rPr>
+        <w:rFonts w:ascii="Wingdings" w:hAnsi="Wingdings" w:hint="default"/>
+        <w:sz w:val="20"/>
+      </w:rPr>
+    </w:lvl>
+  </w:abstractNum>
+  <w:abstractNum w:abstractNumId="29" w15:restartNumberingAfterBreak="0">
     <w:nsid w:val="79980CC7"/>
     <w:multiLevelType w:val="multilevel"/>
     <w:tmpl w:val="B8E607B0"/>
@@ -4006,7 +6897,7 @@
       </w:rPr>
     </w:lvl>
   </w:abstractNum>
-  <w:abstractNum w:abstractNumId="17" w15:restartNumberingAfterBreak="0">
+  <w:abstractNum w:abstractNumId="30" w15:restartNumberingAfterBreak="0">
     <w:nsid w:val="7BA951BC"/>
     <w:multiLevelType w:val="multilevel"/>
     <w:tmpl w:val="CAF230BC"/>
@@ -4128,58 +7019,97 @@
     </w:lvl>
   </w:abstractNum>
   <w:num w:numId="1">
-    <w:abstractNumId w:val="4"/>
+    <w:abstractNumId w:val="5"/>
   </w:num>
   <w:num w:numId="2">
     <w:abstractNumId w:val="0"/>
   </w:num>
   <w:num w:numId="3">
-    <w:abstractNumId w:val="13"/>
+    <w:abstractNumId w:val="24"/>
   </w:num>
   <w:num w:numId="4">
-    <w:abstractNumId w:val="10"/>
+    <w:abstractNumId w:val="18"/>
   </w:num>
   <w:num w:numId="5">
-    <w:abstractNumId w:val="8"/>
+    <w:abstractNumId w:val="12"/>
   </w:num>
   <w:num w:numId="6">
-    <w:abstractNumId w:val="16"/>
+    <w:abstractNumId w:val="29"/>
   </w:num>
   <w:num w:numId="7">
-    <w:abstractNumId w:val="6"/>
+    <w:abstractNumId w:val="9"/>
   </w:num>
   <w:num w:numId="8">
-    <w:abstractNumId w:val="15"/>
+    <w:abstractNumId w:val="27"/>
   </w:num>
   <w:num w:numId="9">
+    <w:abstractNumId w:val="11"/>
+  </w:num>
+  <w:num w:numId="10">
     <w:abstractNumId w:val="7"/>
   </w:num>
-  <w:num w:numId="10">
-    <w:abstractNumId w:val="5"/>
-  </w:num>
   <w:num w:numId="11">
-    <w:abstractNumId w:val="12"/>
+    <w:abstractNumId w:val="22"/>
   </w:num>
   <w:num w:numId="12">
-    <w:abstractNumId w:val="17"/>
+    <w:abstractNumId w:val="30"/>
   </w:num>
   <w:num w:numId="13">
-    <w:abstractNumId w:val="2"/>
+    <w:abstractNumId w:val="3"/>
   </w:num>
   <w:num w:numId="14">
-    <w:abstractNumId w:val="11"/>
+    <w:abstractNumId w:val="20"/>
   </w:num>
   <w:num w:numId="15">
     <w:abstractNumId w:val="1"/>
   </w:num>
   <w:num w:numId="16">
-    <w:abstractNumId w:val="3"/>
+    <w:abstractNumId w:val="4"/>
   </w:num>
   <w:num w:numId="17">
+    <w:abstractNumId w:val="25"/>
+  </w:num>
+  <w:num w:numId="18">
+    <w:abstractNumId w:val="15"/>
+  </w:num>
+  <w:num w:numId="19">
+    <w:abstractNumId w:val="17"/>
+  </w:num>
+  <w:num w:numId="20">
+    <w:abstractNumId w:val="26"/>
+  </w:num>
+  <w:num w:numId="21">
+    <w:abstractNumId w:val="6"/>
+  </w:num>
+  <w:num w:numId="22">
+    <w:abstractNumId w:val="21"/>
+  </w:num>
+  <w:num w:numId="23">
+    <w:abstractNumId w:val="16"/>
+  </w:num>
+  <w:num w:numId="24">
+    <w:abstractNumId w:val="19"/>
+  </w:num>
+  <w:num w:numId="25">
+    <w:abstractNumId w:val="23"/>
+  </w:num>
+  <w:num w:numId="26">
+    <w:abstractNumId w:val="10"/>
+  </w:num>
+  <w:num w:numId="27">
+    <w:abstractNumId w:val="28"/>
+  </w:num>
+  <w:num w:numId="28">
+    <w:abstractNumId w:val="8"/>
+  </w:num>
+  <w:num w:numId="29">
+    <w:abstractNumId w:val="13"/>
+  </w:num>
+  <w:num w:numId="30">
     <w:abstractNumId w:val="14"/>
   </w:num>
-  <w:num w:numId="18">
-    <w:abstractNumId w:val="9"/>
+  <w:num w:numId="31">
+    <w:abstractNumId w:val="2"/>
   </w:num>
 </w:numbering>
 </file>
@@ -4581,6 +7511,10 @@
   <w:style w:type="paragraph" w:default="1" w:styleId="Normal">
     <w:name w:val="Normal"/>
     <w:qFormat/>
+    <w:rsid w:val="00B941B7"/>
+    <w:rPr>
+      <w:lang w:val="en-PK"/>
+    </w:rPr>
   </w:style>
   <w:style w:type="paragraph" w:styleId="Heading1">
     <w:name w:val="heading 1"/>
